--- a/Software License Compliance FY23 - EN/Software License Compliance FY23 - EN.docx
+++ b/Software License Compliance FY23 - EN/Software License Compliance FY23 - EN.docx
@@ -31,25 +31,7 @@
           <w:sz w:val="18"/>
           <w:szCs w:val="18"/>
         </w:rPr>
-        <w:t>First, we will give an overview of the course.</w:t>
-      </w:r>
-      <w:r>
-        <w:rPr>
-          <w:rFonts w:ascii="Consolas" w:hAnsi="Consolas"/>
-          <w:color w:val="1B1B1B"/>
-          <w:sz w:val="18"/>
-          <w:szCs w:val="18"/>
-        </w:rPr>
-        <w:t xml:space="preserve"> </w:t>
-      </w:r>
-      <w:r>
-        <w:rPr>
-          <w:rFonts w:ascii="Consolas" w:hAnsi="Consolas"/>
-          <w:color w:val="1B1B1B"/>
-          <w:sz w:val="18"/>
-          <w:szCs w:val="18"/>
-        </w:rPr>
-        <w:t>The course consists of five chapters.</w:t>
+        <w:t>First, we will give an overview of the course. The course consists of five chapters.</w:t>
       </w:r>
     </w:p>
     <w:p>
@@ -841,7 +823,366 @@
           <w:szCs w:val="18"/>
         </w:rPr>
         <w:lastRenderedPageBreak/>
-        <w:t>1. As a company - due to large amounts of compensation for loss and damages and retroactive payments, experience decline in profits, severance of contracts and reputational risk</w:t>
+        <w:t xml:space="preserve">1. As a company - due to large amounts of compensation for loss and damages and retroactive payments, experience decline in profits, severance of contracts and reputational risk </w:t>
+      </w:r>
+    </w:p>
+    <w:p>
+      <w:pPr>
+        <w:rPr>
+          <w:rFonts w:ascii="Consolas" w:hAnsi="Consolas"/>
+          <w:color w:val="1B1B1B"/>
+          <w:sz w:val="18"/>
+          <w:szCs w:val="18"/>
+        </w:rPr>
+      </w:pPr>
+      <w:r>
+        <w:rPr>
+          <w:rFonts w:ascii="Consolas" w:hAnsi="Consolas"/>
+          <w:color w:val="1B1B1B"/>
+          <w:sz w:val="18"/>
+          <w:szCs w:val="18"/>
+        </w:rPr>
+        <w:t>As employees - there is the risk of compensation for loss and damages and disciplinary action</w:t>
+      </w:r>
+    </w:p>
+    <w:p>
+      <w:pPr>
+        <w:rPr>
+          <w:rFonts w:ascii="Consolas" w:hAnsi="Consolas"/>
+          <w:color w:val="1B1B1B"/>
+          <w:sz w:val="18"/>
+          <w:szCs w:val="18"/>
+        </w:rPr>
+      </w:pPr>
+      <w:r>
+        <w:rPr>
+          <w:rFonts w:ascii="Consolas" w:hAnsi="Consolas"/>
+          <w:color w:val="1B1B1B"/>
+          <w:sz w:val="18"/>
+          <w:szCs w:val="18"/>
+        </w:rPr>
+        <w:t>2. This is also a problem from the perspective of the Fujitsu Way "Purpose," "Our Values," and "Code of Conduct"</w:t>
+      </w:r>
+    </w:p>
+    <w:p>
+      <w:pPr>
+        <w:rPr>
+          <w:rFonts w:ascii="Consolas" w:hAnsi="Consolas"/>
+          <w:color w:val="1B1B1B"/>
+          <w:sz w:val="18"/>
+          <w:szCs w:val="18"/>
+        </w:rPr>
+      </w:pPr>
+    </w:p>
+    <w:p>
+      <w:pPr>
+        <w:rPr>
+          <w:rFonts w:ascii="Consolas" w:hAnsi="Consolas"/>
+          <w:color w:val="1B1B1B"/>
+          <w:sz w:val="18"/>
+          <w:szCs w:val="18"/>
+        </w:rPr>
+      </w:pPr>
+      <w:r>
+        <w:rPr>
+          <w:rFonts w:ascii="Consolas" w:hAnsi="Consolas"/>
+          <w:color w:val="1B1B1B"/>
+          <w:sz w:val="18"/>
+          <w:szCs w:val="18"/>
+        </w:rPr>
+        <w:t>In order to protect the Fujitsu Group as a company, as well as to protect each and every individual at the Fujitsu Group, it is extremely important to prevent license violations.</w:t>
+      </w:r>
+    </w:p>
+    <w:p>
+      <w:pPr>
+        <w:rPr>
+          <w:rFonts w:ascii="Consolas" w:hAnsi="Consolas"/>
+          <w:color w:val="1B1B1B"/>
+          <w:sz w:val="18"/>
+          <w:szCs w:val="18"/>
+        </w:rPr>
+      </w:pPr>
+      <w:r>
+        <w:rPr>
+          <w:rFonts w:ascii="Consolas" w:hAnsi="Consolas"/>
+          <w:color w:val="1B1B1B"/>
+          <w:sz w:val="18"/>
+          <w:szCs w:val="18"/>
+        </w:rPr>
+        <w:t>Additionally, from the perspective that license violations also correspond to behavior that violates the principles of the Fujitsu Way, it is important to understand this.</w:t>
+      </w:r>
+    </w:p>
+    <w:p>
+      <w:pPr>
+        <w:rPr>
+          <w:rFonts w:ascii="Consolas" w:hAnsi="Consolas"/>
+          <w:color w:val="1B1B1B"/>
+          <w:sz w:val="18"/>
+          <w:szCs w:val="18"/>
+        </w:rPr>
+      </w:pPr>
+      <w:r>
+        <w:rPr>
+          <w:rFonts w:ascii="Consolas" w:hAnsi="Consolas"/>
+          <w:color w:val="1B1B1B"/>
+          <w:sz w:val="18"/>
+          <w:szCs w:val="18"/>
+        </w:rPr>
+        <w:t>Software is the intellectual property of the software vendor. Therefore, the permission to be able to use that intellectual property and the conditions for use are established in a license contract.</w:t>
+      </w:r>
+    </w:p>
+    <w:p>
+      <w:pPr>
+        <w:rPr>
+          <w:rFonts w:ascii="Consolas" w:hAnsi="Consolas"/>
+          <w:color w:val="1B1B1B"/>
+          <w:sz w:val="18"/>
+          <w:szCs w:val="18"/>
+        </w:rPr>
+      </w:pPr>
+      <w:r>
+        <w:rPr>
+          <w:rFonts w:ascii="Consolas" w:hAnsi="Consolas"/>
+          <w:color w:val="1B1B1B"/>
+          <w:sz w:val="18"/>
+          <w:szCs w:val="18"/>
+        </w:rPr>
+        <w:t>If you do not follow the rules designated in that license contract, in addition to being a contract violation, it is also an illegal act that infringes on the intellectual property rights of the software vendor.</w:t>
+      </w:r>
+    </w:p>
+    <w:p>
+      <w:pPr>
+        <w:rPr>
+          <w:rFonts w:ascii="Consolas" w:hAnsi="Consolas"/>
+          <w:color w:val="1B1B1B"/>
+          <w:sz w:val="18"/>
+          <w:szCs w:val="18"/>
+        </w:rPr>
+      </w:pPr>
+      <w:r>
+        <w:rPr>
+          <w:rFonts w:ascii="Consolas" w:hAnsi="Consolas"/>
+          <w:color w:val="1B1B1B"/>
+          <w:sz w:val="18"/>
+          <w:szCs w:val="18"/>
+        </w:rPr>
+        <w:t>As a result, firstly, as a company, we would bear the responsibility of compensation for loss and damages and retroactive payments, and it would have a wide-reaching negative effect on our business profits. We would also lose our contracts and become unable to use or sell software, and we would be widely regarded as a company that does not respect the intellectual property rights of other companies, in addition to other such risks that could occur. Furthermore, depending on the type of circumstances, individual employees may also bear the responsibility of compensation for loss and damages, and there is the possibility that they could receive disciplinary action.</w:t>
+      </w:r>
+    </w:p>
+    <w:p>
+      <w:pPr>
+        <w:rPr>
+          <w:rFonts w:ascii="Consolas" w:hAnsi="Consolas"/>
+          <w:color w:val="1B1B1B"/>
+          <w:sz w:val="18"/>
+          <w:szCs w:val="18"/>
+        </w:rPr>
+      </w:pPr>
+      <w:r>
+        <w:rPr>
+          <w:rFonts w:ascii="Consolas" w:hAnsi="Consolas"/>
+          <w:color w:val="1B1B1B"/>
+          <w:sz w:val="18"/>
+          <w:szCs w:val="18"/>
+        </w:rPr>
+        <w:t xml:space="preserve">It is also a violation of the principles laid out in the Fujitsu Way of the Fujitsu Group. In the Fujitsu Way, our purpose to "build trust in society," our values to "honor promises and act with integrity," and our code of conduct to "comply with all laws and regulations" and "respect intellectual property" have been established, but it is necessary to always stay aware of what actions we should take to support </w:t>
+      </w:r>
+      <w:proofErr w:type="gramStart"/>
+      <w:r>
+        <w:rPr>
+          <w:rFonts w:ascii="Consolas" w:hAnsi="Consolas"/>
+          <w:color w:val="1B1B1B"/>
+          <w:sz w:val="18"/>
+          <w:szCs w:val="18"/>
+        </w:rPr>
+        <w:t>those kind of principles</w:t>
+      </w:r>
+      <w:proofErr w:type="gramEnd"/>
+      <w:r>
+        <w:rPr>
+          <w:rFonts w:ascii="Consolas" w:hAnsi="Consolas"/>
+          <w:color w:val="1B1B1B"/>
+          <w:sz w:val="18"/>
+          <w:szCs w:val="18"/>
+        </w:rPr>
+        <w:t>.</w:t>
+      </w:r>
+    </w:p>
+    <w:p>
+      <w:pPr>
+        <w:rPr>
+          <w:rFonts w:ascii="Consolas" w:hAnsi="Consolas"/>
+          <w:color w:val="1B1B1B"/>
+          <w:sz w:val="18"/>
+          <w:szCs w:val="18"/>
+        </w:rPr>
+      </w:pPr>
+    </w:p>
+    <w:p>
+      <w:pPr>
+        <w:pStyle w:val="Heading3"/>
+      </w:pPr>
+      <w:r>
+        <w:t>Scope of this Course</w:t>
+      </w:r>
+    </w:p>
+    <w:p>
+      <w:pPr>
+        <w:rPr>
+          <w:rFonts w:ascii="Consolas" w:hAnsi="Consolas"/>
+          <w:color w:val="1B1B1B"/>
+          <w:sz w:val="18"/>
+          <w:szCs w:val="18"/>
+        </w:rPr>
+      </w:pPr>
+      <w:r>
+        <w:rPr>
+          <w:rFonts w:ascii="Consolas" w:hAnsi="Consolas"/>
+          <w:color w:val="1B1B1B"/>
+          <w:sz w:val="18"/>
+          <w:szCs w:val="18"/>
+        </w:rPr>
+        <w:t>This training is about how to follow the "use of software rules" from the perspective of compliance</w:t>
+      </w:r>
+    </w:p>
+    <w:p>
+      <w:pPr>
+        <w:rPr>
+          <w:rFonts w:ascii="Consolas" w:hAnsi="Consolas"/>
+          <w:color w:val="1B1B1B"/>
+          <w:sz w:val="18"/>
+          <w:szCs w:val="18"/>
+        </w:rPr>
+      </w:pPr>
+      <w:r>
+        <w:rPr>
+          <w:rFonts w:ascii="Consolas" w:hAnsi="Consolas"/>
+          <w:color w:val="1B1B1B"/>
+          <w:sz w:val="18"/>
+          <w:szCs w:val="18"/>
+        </w:rPr>
+        <w:t>Through the message from the top and explanations such as the relation to the Fujitsu Way, we expect you to have gained an awareness of the importance of following the rules for how to use licenses.</w:t>
+      </w:r>
+    </w:p>
+    <w:p>
+      <w:pPr>
+        <w:rPr>
+          <w:rFonts w:ascii="Consolas" w:hAnsi="Consolas"/>
+          <w:color w:val="1B1B1B"/>
+          <w:sz w:val="18"/>
+          <w:szCs w:val="18"/>
+        </w:rPr>
+      </w:pPr>
+      <w:r>
+        <w:rPr>
+          <w:rFonts w:ascii="Consolas" w:hAnsi="Consolas"/>
+          <w:color w:val="1B1B1B"/>
+          <w:sz w:val="18"/>
+          <w:szCs w:val="18"/>
+        </w:rPr>
+        <w:t>Essentially, to correctly use licenses, in addition to following the rules for how to use software, it is necessary to have an understanding from multiple perspectives such as security, maintenance, and operation.</w:t>
+      </w:r>
+    </w:p>
+    <w:p>
+      <w:pPr>
+        <w:rPr>
+          <w:rFonts w:ascii="Consolas" w:hAnsi="Consolas"/>
+          <w:color w:val="1B1B1B"/>
+          <w:sz w:val="18"/>
+          <w:szCs w:val="18"/>
+        </w:rPr>
+      </w:pPr>
+      <w:r>
+        <w:rPr>
+          <w:rFonts w:ascii="Consolas" w:hAnsi="Consolas"/>
+          <w:color w:val="1B1B1B"/>
+          <w:sz w:val="18"/>
+          <w:szCs w:val="18"/>
+        </w:rPr>
+        <w:t>This course, with a focus on following the rules for how to use software and preventing license violations, intends to explain these from the position of education on compliance.</w:t>
+      </w:r>
+    </w:p>
+    <w:p>
+      <w:pPr>
+        <w:pStyle w:val="Heading2"/>
+      </w:pPr>
+      <w:r>
+        <w:t>Chapter 2: Understanding the Importance of License Violation Prevention</w:t>
+      </w:r>
+    </w:p>
+    <w:p>
+      <w:pPr>
+        <w:rPr>
+          <w:rFonts w:ascii="Consolas" w:hAnsi="Consolas"/>
+          <w:color w:val="1B1B1B"/>
+          <w:sz w:val="18"/>
+          <w:szCs w:val="18"/>
+        </w:rPr>
+      </w:pPr>
+      <w:r>
+        <w:rPr>
+          <w:rFonts w:ascii="Consolas" w:hAnsi="Consolas"/>
+          <w:color w:val="1B1B1B"/>
+          <w:sz w:val="18"/>
+          <w:szCs w:val="18"/>
+        </w:rPr>
+        <w:t>This chapter intends to explain what kind of conduct can accidentally cause license violations and the impact such conduct has.</w:t>
+      </w:r>
+    </w:p>
+    <w:p>
+      <w:pPr>
+        <w:rPr>
+          <w:rFonts w:ascii="Consolas" w:hAnsi="Consolas"/>
+          <w:color w:val="1B1B1B"/>
+          <w:sz w:val="18"/>
+          <w:szCs w:val="18"/>
+        </w:rPr>
+      </w:pPr>
+      <w:r>
+        <w:rPr>
+          <w:rFonts w:ascii="Consolas" w:hAnsi="Consolas"/>
+          <w:color w:val="1B1B1B"/>
+          <w:sz w:val="18"/>
+          <w:szCs w:val="18"/>
+        </w:rPr>
+        <w:t>This chapter also intends to confirm the importance of license violation prevention.</w:t>
+      </w:r>
+    </w:p>
+    <w:p>
+      <w:pPr>
+        <w:pStyle w:val="Heading3"/>
+      </w:pPr>
+      <w:r>
+        <w:t>Are You Doing These Things?</w:t>
+      </w:r>
+    </w:p>
+    <w:p>
+      <w:pPr>
+        <w:rPr>
+          <w:rFonts w:ascii="Consolas" w:hAnsi="Consolas"/>
+          <w:color w:val="1B1B1B"/>
+          <w:sz w:val="18"/>
+          <w:szCs w:val="18"/>
+        </w:rPr>
+      </w:pPr>
+      <w:r>
+        <w:rPr>
+          <w:rFonts w:ascii="Consolas" w:hAnsi="Consolas"/>
+          <w:color w:val="1B1B1B"/>
+          <w:sz w:val="18"/>
+          <w:szCs w:val="18"/>
+        </w:rPr>
+        <w:t xml:space="preserve">Are you using, suggesting, buying, or selling software without </w:t>
+      </w:r>
+      <w:proofErr w:type="gramStart"/>
+      <w:r>
+        <w:rPr>
+          <w:rFonts w:ascii="Consolas" w:hAnsi="Consolas"/>
+          <w:color w:val="1B1B1B"/>
+          <w:sz w:val="18"/>
+          <w:szCs w:val="18"/>
+        </w:rPr>
+        <w:t>checking</w:t>
       </w:r>
       <w:r>
         <w:rPr>
@@ -852,379 +1193,24 @@
         </w:rPr>
         <w:t xml:space="preserve"> </w:t>
       </w:r>
-    </w:p>
-    <w:p>
-      <w:pPr>
-        <w:rPr>
-          <w:rFonts w:ascii="Consolas" w:hAnsi="Consolas"/>
-          <w:color w:val="1B1B1B"/>
-          <w:sz w:val="18"/>
-          <w:szCs w:val="18"/>
-        </w:rPr>
-      </w:pPr>
-      <w:r>
-        <w:rPr>
-          <w:rFonts w:ascii="Consolas" w:hAnsi="Consolas"/>
-          <w:color w:val="1B1B1B"/>
-          <w:sz w:val="18"/>
-          <w:szCs w:val="18"/>
-        </w:rPr>
-        <w:t>As employees - there is the risk of compensation for loss and damages and disciplinary action</w:t>
-      </w:r>
-    </w:p>
-    <w:p>
-      <w:pPr>
-        <w:rPr>
-          <w:rFonts w:ascii="Consolas" w:hAnsi="Consolas"/>
-          <w:color w:val="1B1B1B"/>
-          <w:sz w:val="18"/>
-          <w:szCs w:val="18"/>
-        </w:rPr>
-      </w:pPr>
-      <w:r>
-        <w:rPr>
-          <w:rFonts w:ascii="Consolas" w:hAnsi="Consolas"/>
-          <w:color w:val="1B1B1B"/>
-          <w:sz w:val="18"/>
-          <w:szCs w:val="18"/>
-        </w:rPr>
-        <w:t>2. This is also a problem from the perspective of the Fujitsu Way "Purpose," "Our Values," and "Code of Conduct"</w:t>
-      </w:r>
-    </w:p>
-    <w:p>
-      <w:pPr>
-        <w:rPr>
-          <w:rFonts w:ascii="Consolas" w:hAnsi="Consolas"/>
-          <w:color w:val="1B1B1B"/>
-          <w:sz w:val="18"/>
-          <w:szCs w:val="18"/>
-        </w:rPr>
-      </w:pPr>
-    </w:p>
-    <w:p>
-      <w:pPr>
-        <w:rPr>
-          <w:rFonts w:ascii="Consolas" w:hAnsi="Consolas"/>
-          <w:color w:val="1B1B1B"/>
-          <w:sz w:val="18"/>
-          <w:szCs w:val="18"/>
-        </w:rPr>
-      </w:pPr>
-      <w:r>
-        <w:rPr>
-          <w:rFonts w:ascii="Consolas" w:hAnsi="Consolas"/>
-          <w:color w:val="1B1B1B"/>
-          <w:sz w:val="18"/>
-          <w:szCs w:val="18"/>
-        </w:rPr>
-        <w:t>In order to protect the Fujitsu Group as a company, as well as to protect each and every individual at the Fujitsu Group, it is extremely important to prevent license violations.</w:t>
-      </w:r>
-    </w:p>
-    <w:p>
-      <w:pPr>
-        <w:rPr>
-          <w:rFonts w:ascii="Consolas" w:hAnsi="Consolas"/>
-          <w:color w:val="1B1B1B"/>
-          <w:sz w:val="18"/>
-          <w:szCs w:val="18"/>
-        </w:rPr>
-      </w:pPr>
-      <w:r>
-        <w:rPr>
-          <w:rFonts w:ascii="Consolas" w:hAnsi="Consolas"/>
-          <w:color w:val="1B1B1B"/>
-          <w:sz w:val="18"/>
-          <w:szCs w:val="18"/>
-        </w:rPr>
-        <w:t>Additionally, from the perspective that license violations also correspond to behavior that violates the principles of the Fujitsu Way, it is important to understand this.</w:t>
-      </w:r>
-    </w:p>
-    <w:p>
-      <w:pPr>
-        <w:rPr>
-          <w:rFonts w:ascii="Consolas" w:hAnsi="Consolas"/>
-          <w:color w:val="1B1B1B"/>
-          <w:sz w:val="18"/>
-          <w:szCs w:val="18"/>
-        </w:rPr>
-      </w:pPr>
-      <w:r>
-        <w:rPr>
-          <w:rFonts w:ascii="Consolas" w:hAnsi="Consolas"/>
-          <w:color w:val="1B1B1B"/>
-          <w:sz w:val="18"/>
-          <w:szCs w:val="18"/>
-        </w:rPr>
-        <w:t>Software is the intellectual property of the software vendor. Therefore, the permission to be able to use that intellectual property and the conditions for use are established in a license contract.</w:t>
-      </w:r>
-    </w:p>
-    <w:p>
-      <w:pPr>
-        <w:rPr>
-          <w:rFonts w:ascii="Consolas" w:hAnsi="Consolas"/>
-          <w:color w:val="1B1B1B"/>
-          <w:sz w:val="18"/>
-          <w:szCs w:val="18"/>
-        </w:rPr>
-      </w:pPr>
-      <w:r>
-        <w:rPr>
-          <w:rFonts w:ascii="Consolas" w:hAnsi="Consolas"/>
-          <w:color w:val="1B1B1B"/>
-          <w:sz w:val="18"/>
-          <w:szCs w:val="18"/>
-        </w:rPr>
-        <w:t>If you do not follow the rules designated in that license contract, in addition to being a contract violation, it is also an illegal act that infringes on the intellectual property rights of the software vendor.</w:t>
-      </w:r>
-    </w:p>
-    <w:p>
-      <w:pPr>
-        <w:rPr>
-          <w:rFonts w:ascii="Consolas" w:hAnsi="Consolas"/>
-          <w:color w:val="1B1B1B"/>
-          <w:sz w:val="18"/>
-          <w:szCs w:val="18"/>
-        </w:rPr>
-      </w:pPr>
-      <w:r>
-        <w:rPr>
-          <w:rFonts w:ascii="Consolas" w:hAnsi="Consolas"/>
-          <w:color w:val="1B1B1B"/>
-          <w:sz w:val="18"/>
-          <w:szCs w:val="18"/>
-        </w:rPr>
-        <w:t>As a result, firstly, as a company, we would bear the responsibility of compensation for loss and damages and retroactive payments, and it would have a wide-reaching negative effect on our business profits. We would also lose our contracts and become unable to use or sell software, and we would be widely regarded as a company that does not respect the intellectual property rights of other companies, in addition to other such risks that could occur. Furthermore, depending on the type of circumstances, individual employees may also bear the responsibility of compensation for loss and damages, and there is the possibility that they could receive disciplinary action.</w:t>
-      </w:r>
-    </w:p>
-    <w:p>
-      <w:pPr>
-        <w:rPr>
-          <w:rFonts w:ascii="Consolas" w:hAnsi="Consolas"/>
-          <w:color w:val="1B1B1B"/>
-          <w:sz w:val="18"/>
-          <w:szCs w:val="18"/>
-        </w:rPr>
-      </w:pPr>
-      <w:r>
-        <w:rPr>
-          <w:rFonts w:ascii="Consolas" w:hAnsi="Consolas"/>
-          <w:color w:val="1B1B1B"/>
-          <w:sz w:val="18"/>
-          <w:szCs w:val="18"/>
-        </w:rPr>
-        <w:t>It is also a violation of the principles laid out in the Fujitsu Way of the Fujitsu Group. In the Fujitsu Way, our purpose to "build trust in society," our values to "honor promises and act with integrity," and our code of conduct to "comply with all laws and regulations" and "respect intellectual property" have been established, but it is necessary to always stay aware of what actions we should take to support those kind of principles.</w:t>
-      </w:r>
-    </w:p>
-    <w:p>
-      <w:pPr>
-        <w:rPr>
-          <w:rFonts w:ascii="Consolas" w:hAnsi="Consolas"/>
-          <w:color w:val="1B1B1B"/>
-          <w:sz w:val="18"/>
-          <w:szCs w:val="18"/>
-        </w:rPr>
-      </w:pPr>
-    </w:p>
-    <w:p>
-      <w:pPr>
-        <w:pStyle w:val="Heading3"/>
-      </w:pPr>
-      <w:r>
-        <w:t>Scope of this Course</w:t>
-      </w:r>
-    </w:p>
-    <w:p>
-      <w:pPr>
-        <w:rPr>
-          <w:rFonts w:ascii="Consolas" w:hAnsi="Consolas"/>
-          <w:color w:val="1B1B1B"/>
-          <w:sz w:val="18"/>
-          <w:szCs w:val="18"/>
-        </w:rPr>
-      </w:pPr>
-      <w:r>
-        <w:rPr>
-          <w:rFonts w:ascii="Consolas" w:hAnsi="Consolas"/>
-          <w:color w:val="1B1B1B"/>
-          <w:sz w:val="18"/>
-          <w:szCs w:val="18"/>
-        </w:rPr>
-        <w:t>This training is about how to follow the "use of software rules" from the perspective of</w:t>
-      </w:r>
-      <w:r>
-        <w:rPr>
-          <w:rFonts w:ascii="Consolas" w:hAnsi="Consolas"/>
-          <w:color w:val="1B1B1B"/>
-          <w:sz w:val="18"/>
-          <w:szCs w:val="18"/>
-        </w:rPr>
-        <w:t xml:space="preserve"> </w:t>
-      </w:r>
-      <w:r>
-        <w:rPr>
-          <w:rFonts w:ascii="Consolas" w:hAnsi="Consolas"/>
-          <w:color w:val="1B1B1B"/>
-          <w:sz w:val="18"/>
-          <w:szCs w:val="18"/>
-        </w:rPr>
-        <w:t>compliance</w:t>
-      </w:r>
-    </w:p>
-    <w:p>
-      <w:pPr>
-        <w:rPr>
-          <w:rFonts w:ascii="Consolas" w:hAnsi="Consolas"/>
-          <w:color w:val="1B1B1B"/>
-          <w:sz w:val="18"/>
-          <w:szCs w:val="18"/>
-        </w:rPr>
-      </w:pPr>
-      <w:r>
-        <w:rPr>
-          <w:rFonts w:ascii="Consolas" w:hAnsi="Consolas"/>
-          <w:color w:val="1B1B1B"/>
-          <w:sz w:val="18"/>
-          <w:szCs w:val="18"/>
-        </w:rPr>
-        <w:t>Through the message from the top and explanations such as the relation to the Fujitsu Way, we expect you to have gained an awareness of the importance of following the rules for how to use licenses.</w:t>
-      </w:r>
-    </w:p>
-    <w:p>
-      <w:pPr>
-        <w:rPr>
-          <w:rFonts w:ascii="Consolas" w:hAnsi="Consolas"/>
-          <w:color w:val="1B1B1B"/>
-          <w:sz w:val="18"/>
-          <w:szCs w:val="18"/>
-        </w:rPr>
-      </w:pPr>
-      <w:r>
-        <w:rPr>
-          <w:rFonts w:ascii="Consolas" w:hAnsi="Consolas"/>
-          <w:color w:val="1B1B1B"/>
-          <w:sz w:val="18"/>
-          <w:szCs w:val="18"/>
-        </w:rPr>
-        <w:t>Essentially, to correctly use licenses, in addition to following the rules for how to use software, it is necessary to have an understanding from multiple perspectives such as security, maintenance, and operation.</w:t>
-      </w:r>
-    </w:p>
-    <w:p>
-      <w:pPr>
-        <w:rPr>
-          <w:rFonts w:ascii="Consolas" w:hAnsi="Consolas"/>
-          <w:color w:val="1B1B1B"/>
-          <w:sz w:val="18"/>
-          <w:szCs w:val="18"/>
-        </w:rPr>
-      </w:pPr>
-      <w:r>
-        <w:rPr>
-          <w:rFonts w:ascii="Consolas" w:hAnsi="Consolas"/>
-          <w:color w:val="1B1B1B"/>
-          <w:sz w:val="18"/>
-          <w:szCs w:val="18"/>
-        </w:rPr>
-        <w:t>This course, with a focus on following the rules for how to use software and preventing license violations, intends to explain these from the position of education on compliance.</w:t>
-      </w:r>
-    </w:p>
-    <w:p>
-      <w:pPr>
-        <w:pStyle w:val="Heading2"/>
-      </w:pPr>
-      <w:r>
-        <w:t>Chapter 2: Understanding the Importance of License Violation Prevention</w:t>
-      </w:r>
-    </w:p>
-    <w:p>
-      <w:pPr>
-        <w:rPr>
-          <w:rFonts w:ascii="Consolas" w:hAnsi="Consolas"/>
-          <w:color w:val="1B1B1B"/>
-          <w:sz w:val="18"/>
-          <w:szCs w:val="18"/>
-        </w:rPr>
-      </w:pPr>
-      <w:r>
-        <w:rPr>
-          <w:rFonts w:ascii="Consolas" w:hAnsi="Consolas"/>
-          <w:color w:val="1B1B1B"/>
-          <w:sz w:val="18"/>
-          <w:szCs w:val="18"/>
-        </w:rPr>
-        <w:t>This chapter intends to explain what kind of conduct can accidentally cause license violations and the impact such conduct has.</w:t>
-      </w:r>
-    </w:p>
-    <w:p>
-      <w:pPr>
-        <w:rPr>
-          <w:rFonts w:ascii="Consolas" w:hAnsi="Consolas"/>
-          <w:color w:val="1B1B1B"/>
-          <w:sz w:val="18"/>
-          <w:szCs w:val="18"/>
-        </w:rPr>
-      </w:pPr>
-      <w:r>
-        <w:rPr>
-          <w:rFonts w:ascii="Consolas" w:hAnsi="Consolas"/>
-          <w:color w:val="1B1B1B"/>
-          <w:sz w:val="18"/>
-          <w:szCs w:val="18"/>
-        </w:rPr>
-        <w:t>This chapter also intends to confirm the importance of license violation prevention.</w:t>
-      </w:r>
-    </w:p>
-    <w:p>
-      <w:pPr>
-        <w:pStyle w:val="Heading3"/>
-      </w:pPr>
-      <w:r>
-        <w:t>Are You Doing These Things?</w:t>
-      </w:r>
-    </w:p>
-    <w:p>
-      <w:pPr>
-        <w:rPr>
-          <w:rFonts w:ascii="Consolas" w:hAnsi="Consolas"/>
-          <w:color w:val="1B1B1B"/>
-          <w:sz w:val="18"/>
-          <w:szCs w:val="18"/>
-        </w:rPr>
-      </w:pPr>
-      <w:r>
-        <w:rPr>
-          <w:rFonts w:ascii="Consolas" w:hAnsi="Consolas"/>
-          <w:color w:val="1B1B1B"/>
-          <w:sz w:val="18"/>
-          <w:szCs w:val="18"/>
-        </w:rPr>
-        <w:t>Are you using, suggesting, buying, or selling software without checking</w:t>
-      </w:r>
-      <w:r>
-        <w:rPr>
-          <w:rFonts w:ascii="Consolas" w:hAnsi="Consolas"/>
-          <w:color w:val="1B1B1B"/>
-          <w:sz w:val="18"/>
-          <w:szCs w:val="18"/>
-        </w:rPr>
-        <w:t xml:space="preserve"> </w:t>
-      </w:r>
-      <w:r>
-        <w:rPr>
-          <w:rFonts w:ascii="Consolas" w:hAnsi="Consolas"/>
-          <w:color w:val="1B1B1B"/>
-          <w:sz w:val="18"/>
-          <w:szCs w:val="18"/>
-        </w:rPr>
-        <w:t> on permitted use</w:t>
-      </w:r>
-      <w:r>
-        <w:rPr>
-          <w:rFonts w:ascii="Consolas" w:hAnsi="Consolas"/>
-          <w:color w:val="1B1B1B"/>
-          <w:sz w:val="18"/>
-          <w:szCs w:val="18"/>
-        </w:rPr>
-        <w:t>?</w:t>
+      <w:r>
+        <w:rPr>
+          <w:rFonts w:ascii="Consolas" w:hAnsi="Consolas"/>
+          <w:color w:val="1B1B1B"/>
+          <w:sz w:val="18"/>
+          <w:szCs w:val="18"/>
+        </w:rPr>
+        <w:t> on</w:t>
+      </w:r>
+      <w:proofErr w:type="gramEnd"/>
+      <w:r>
+        <w:rPr>
+          <w:rFonts w:ascii="Consolas" w:hAnsi="Consolas"/>
+          <w:color w:val="1B1B1B"/>
+          <w:sz w:val="18"/>
+          <w:szCs w:val="18"/>
+        </w:rPr>
+        <w:t xml:space="preserve"> permitted use?</w:t>
       </w:r>
     </w:p>
     <w:p>
@@ -1347,16 +1333,7 @@
           <w:sz w:val="18"/>
           <w:szCs w:val="18"/>
         </w:rPr>
-        <w:t>The conduct of each individual can lead to license violations serious hardship</w:t>
-      </w:r>
-      <w:r>
-        <w:rPr>
-          <w:rFonts w:ascii="Consolas" w:hAnsi="Consolas"/>
-          <w:color w:val="1B1B1B"/>
-          <w:sz w:val="18"/>
-          <w:szCs w:val="18"/>
-        </w:rPr>
-        <w:t>!</w:t>
+        <w:t>The conduct of each individual can lead to license violations serious hardship!</w:t>
       </w:r>
     </w:p>
     <w:p>
@@ -1432,7 +1409,27 @@
           <w:sz w:val="18"/>
           <w:szCs w:val="18"/>
         </w:rPr>
-        <w:t>If you use, suggest, buy or sell software without checking the rules for how to use it first during your daily work, you must understand that it causes these kind of huge damages.</w:t>
+        <w:t xml:space="preserve">If you use, suggest, buy or sell software without checking the rules for how to use it first during your daily work, you must understand that it causes </w:t>
+      </w:r>
+      <w:proofErr w:type="gramStart"/>
+      <w:r>
+        <w:rPr>
+          <w:rFonts w:ascii="Consolas" w:hAnsi="Consolas"/>
+          <w:color w:val="1B1B1B"/>
+          <w:sz w:val="18"/>
+          <w:szCs w:val="18"/>
+        </w:rPr>
+        <w:t>these kind of huge damages</w:t>
+      </w:r>
+      <w:proofErr w:type="gramEnd"/>
+      <w:r>
+        <w:rPr>
+          <w:rFonts w:ascii="Consolas" w:hAnsi="Consolas"/>
+          <w:color w:val="1B1B1B"/>
+          <w:sz w:val="18"/>
+          <w:szCs w:val="18"/>
+        </w:rPr>
+        <w:t>.</w:t>
       </w:r>
     </w:p>
     <w:p>
@@ -1459,28 +1456,153 @@
         <w:rPr>
           <w:rStyle w:val="Heading4Char"/>
         </w:rPr>
-        <w:t>Case 1: Example of Third-Party use caused Large Amounts of Payments and</w:t>
-      </w:r>
-      <w:r>
-        <w:rPr>
-          <w:rStyle w:val="Heading4Char"/>
+        <w:t>Case 1: Example of Third-Party use caused Large Amounts of Payments and Vendor Audits</w:t>
+      </w:r>
+      <w:r>
+        <w:rPr>
+          <w:rFonts w:ascii="Consolas" w:hAnsi="Consolas"/>
+          <w:color w:val="1B1B1B"/>
+          <w:sz w:val="18"/>
+          <w:szCs w:val="18"/>
+        </w:rPr>
+        <w:t xml:space="preserve"> (Arcserve/Microsoft SPLA*) *Services Provider License Agreement</w:t>
+      </w:r>
+    </w:p>
+    <w:p>
+      <w:pPr>
+        <w:pStyle w:val="Heading5"/>
+      </w:pPr>
+      <w:r>
+        <w:t>Violation</w:t>
+      </w:r>
+    </w:p>
+    <w:p>
+      <w:pPr>
+        <w:rPr>
+          <w:rFonts w:ascii="Consolas" w:hAnsi="Consolas"/>
+          <w:color w:val="1B1B1B"/>
+          <w:sz w:val="18"/>
+          <w:szCs w:val="18"/>
+        </w:rPr>
+      </w:pPr>
+      <w:r>
+        <w:rPr>
+          <w:rFonts w:ascii="Consolas" w:hAnsi="Consolas"/>
+          <w:color w:val="1B1B1B"/>
+          <w:sz w:val="18"/>
+          <w:szCs w:val="18"/>
+        </w:rPr>
+        <w:t>&lt;Arcserve&gt;</w:t>
+      </w:r>
+    </w:p>
+    <w:p>
+      <w:pPr>
+        <w:rPr>
+          <w:rFonts w:ascii="Consolas" w:hAnsi="Consolas"/>
+          <w:color w:val="1B1B1B"/>
+          <w:sz w:val="18"/>
+          <w:szCs w:val="18"/>
+        </w:rPr>
+      </w:pPr>
+      <w:r>
+        <w:rPr>
+          <w:rFonts w:ascii="Consolas" w:hAnsi="Consolas"/>
+          <w:color w:val="1B1B1B"/>
+          <w:sz w:val="18"/>
+          <w:szCs w:val="18"/>
+        </w:rPr>
+        <w:t xml:space="preserve">- </w:t>
+      </w:r>
+      <w:proofErr w:type="gramStart"/>
+      <w:r>
+        <w:rPr>
+          <w:rFonts w:ascii="Consolas" w:hAnsi="Consolas"/>
+          <w:color w:val="1B1B1B"/>
+          <w:sz w:val="18"/>
+          <w:szCs w:val="18"/>
+        </w:rPr>
+        <w:t>Nevertheless</w:t>
+      </w:r>
+      <w:proofErr w:type="gramEnd"/>
+      <w:r>
+        <w:rPr>
+          <w:rFonts w:ascii="Consolas" w:hAnsi="Consolas"/>
+          <w:color w:val="1B1B1B"/>
+          <w:sz w:val="18"/>
+          <w:szCs w:val="18"/>
+        </w:rPr>
+        <w:t xml:space="preserve"> the license is not allowed to use for Third-party, it was used for the purpose of the benefit for Customers (Third-party)</w:t>
+      </w:r>
+    </w:p>
+    <w:p>
+      <w:pPr>
+        <w:rPr>
+          <w:rFonts w:ascii="Consolas" w:hAnsi="Consolas"/>
+          <w:color w:val="1B1B1B"/>
+          <w:sz w:val="18"/>
+          <w:szCs w:val="18"/>
+        </w:rPr>
+      </w:pPr>
+      <w:r>
+        <w:rPr>
+          <w:rFonts w:ascii="Consolas" w:hAnsi="Consolas"/>
+          <w:color w:val="1B1B1B"/>
+          <w:sz w:val="18"/>
+          <w:szCs w:val="18"/>
+        </w:rPr>
+        <w:t>&lt;</w:t>
+      </w:r>
+      <w:r>
+        <w:rPr>
+          <w:rStyle w:val="Heading5Char"/>
+        </w:rPr>
+        <w:t>Microsoft</w:t>
+      </w:r>
+      <w:r>
+        <w:rPr>
+          <w:rFonts w:ascii="Consolas" w:hAnsi="Consolas"/>
+          <w:color w:val="1B1B1B"/>
+          <w:sz w:val="18"/>
+          <w:szCs w:val="18"/>
+        </w:rPr>
+        <w:t>&gt;</w:t>
+      </w:r>
+    </w:p>
+    <w:p>
+      <w:pPr>
+        <w:rPr>
+          <w:rFonts w:ascii="Consolas" w:hAnsi="Consolas"/>
+          <w:color w:val="1B1B1B"/>
+          <w:sz w:val="18"/>
+          <w:szCs w:val="18"/>
+        </w:rPr>
+      </w:pPr>
+      <w:r>
+        <w:rPr>
+          <w:rFonts w:ascii="Consolas" w:hAnsi="Consolas"/>
+          <w:color w:val="1B1B1B"/>
+          <w:sz w:val="18"/>
+          <w:szCs w:val="18"/>
+        </w:rPr>
+        <w:t>- To use Microsoft products as</w:t>
+      </w:r>
+      <w:r>
+        <w:rPr>
+          <w:rFonts w:ascii="Consolas" w:hAnsi="Consolas"/>
+          <w:color w:val="1B1B1B"/>
+          <w:sz w:val="18"/>
+          <w:szCs w:val="18"/>
         </w:rPr>
         <w:t xml:space="preserve"> </w:t>
       </w:r>
       <w:r>
         <w:rPr>
-          <w:rStyle w:val="Heading4Char"/>
-        </w:rPr>
-        <w:t>Vendor Audits</w:t>
-      </w:r>
-      <w:r>
-        <w:rPr>
-          <w:rFonts w:ascii="Consolas" w:hAnsi="Consolas"/>
-          <w:color w:val="1B1B1B"/>
-          <w:sz w:val="18"/>
-          <w:szCs w:val="18"/>
-        </w:rPr>
-        <w:t xml:space="preserve"> (Arcserve/Microsoft SPLA*)</w:t>
+          <w:rFonts w:ascii="Consolas" w:hAnsi="Consolas"/>
+          <w:color w:val="1B1B1B"/>
+          <w:sz w:val="18"/>
+          <w:szCs w:val="18"/>
+        </w:rPr>
+        <w:t>for customers (hosting services, cloud services, etc.),</w:t>
       </w:r>
       <w:r>
         <w:rPr>
@@ -1498,7 +1620,84 @@
           <w:sz w:val="18"/>
           <w:szCs w:val="18"/>
         </w:rPr>
-        <w:t>*Services Provider License Agreement</w:t>
+        <w:t>specific Microsoft program shall be applied (SPLA / Services Provider License Agreement) and conduct reports and payments.</w:t>
+      </w:r>
+    </w:p>
+    <w:p>
+      <w:pPr>
+        <w:rPr>
+          <w:rFonts w:ascii="Consolas" w:hAnsi="Consolas"/>
+          <w:color w:val="1B1B1B"/>
+          <w:sz w:val="18"/>
+          <w:szCs w:val="18"/>
+        </w:rPr>
+      </w:pPr>
+      <w:r>
+        <w:rPr>
+          <w:rFonts w:ascii="Consolas" w:hAnsi="Consolas"/>
+          <w:color w:val="1B1B1B"/>
+          <w:sz w:val="18"/>
+          <w:szCs w:val="18"/>
+        </w:rPr>
+        <w:t xml:space="preserve">  But in some </w:t>
+      </w:r>
+      <w:proofErr w:type="gramStart"/>
+      <w:r>
+        <w:rPr>
+          <w:rFonts w:ascii="Consolas" w:hAnsi="Consolas"/>
+          <w:color w:val="1B1B1B"/>
+          <w:sz w:val="18"/>
+          <w:szCs w:val="18"/>
+        </w:rPr>
+        <w:t>cases</w:t>
+      </w:r>
+      <w:proofErr w:type="gramEnd"/>
+      <w:r>
+        <w:rPr>
+          <w:rFonts w:ascii="Consolas" w:hAnsi="Consolas"/>
+          <w:color w:val="1B1B1B"/>
+          <w:sz w:val="18"/>
+          <w:szCs w:val="18"/>
+        </w:rPr>
+        <w:t xml:space="preserve"> these procedures were neglected.</w:t>
+      </w:r>
+    </w:p>
+    <w:p>
+      <w:pPr>
+        <w:rPr>
+          <w:rFonts w:ascii="Consolas" w:hAnsi="Consolas"/>
+          <w:color w:val="1B1B1B"/>
+          <w:sz w:val="18"/>
+          <w:szCs w:val="18"/>
+        </w:rPr>
+      </w:pPr>
+      <w:r>
+        <w:rPr>
+          <w:rFonts w:ascii="Consolas" w:hAnsi="Consolas"/>
+          <w:color w:val="1B1B1B"/>
+          <w:sz w:val="18"/>
+          <w:szCs w:val="18"/>
+        </w:rPr>
+        <w:t>         *Third-party: Any party other than the relevant parties.</w:t>
+      </w:r>
+    </w:p>
+    <w:p>
+      <w:pPr>
+        <w:rPr>
+          <w:rFonts w:ascii="Consolas" w:hAnsi="Consolas"/>
+          <w:color w:val="1B1B1B"/>
+          <w:sz w:val="18"/>
+          <w:szCs w:val="18"/>
+        </w:rPr>
+      </w:pPr>
+      <w:r>
+        <w:rPr>
+          <w:rFonts w:ascii="Consolas" w:hAnsi="Consolas"/>
+          <w:color w:val="1B1B1B"/>
+          <w:sz w:val="18"/>
+          <w:szCs w:val="18"/>
+        </w:rPr>
+        <w:t>                                ("Customers" "subcontractors" and "subsidiaries" are all "Third-parties")</w:t>
       </w:r>
     </w:p>
     <w:p>
@@ -1506,98 +1705,26 @@
         <w:pStyle w:val="Heading5"/>
       </w:pPr>
       <w:r>
-        <w:t>Violation</w:t>
-      </w:r>
-    </w:p>
-    <w:p>
-      <w:pPr>
-        <w:rPr>
-          <w:rFonts w:ascii="Consolas" w:hAnsi="Consolas"/>
-          <w:color w:val="1B1B1B"/>
-          <w:sz w:val="18"/>
-          <w:szCs w:val="18"/>
-        </w:rPr>
-      </w:pPr>
-      <w:r>
-        <w:rPr>
-          <w:rFonts w:ascii="Consolas" w:hAnsi="Consolas"/>
-          <w:color w:val="1B1B1B"/>
-          <w:sz w:val="18"/>
-          <w:szCs w:val="18"/>
-        </w:rPr>
-        <w:t>&lt;Arcserve&gt;</w:t>
-      </w:r>
-    </w:p>
-    <w:p>
-      <w:pPr>
-        <w:rPr>
-          <w:rFonts w:ascii="Consolas" w:hAnsi="Consolas"/>
-          <w:color w:val="1B1B1B"/>
-          <w:sz w:val="18"/>
-          <w:szCs w:val="18"/>
-        </w:rPr>
-      </w:pPr>
-      <w:r>
-        <w:rPr>
-          <w:rFonts w:ascii="Consolas" w:hAnsi="Consolas"/>
-          <w:color w:val="1B1B1B"/>
-          <w:sz w:val="18"/>
-          <w:szCs w:val="18"/>
-        </w:rPr>
-        <w:t>- Nevertheless the license is not allowed to use for Third-party, it was used for the purpose of the benefit for Customers (Third-party)</w:t>
-      </w:r>
-    </w:p>
-    <w:p>
-      <w:pPr>
-        <w:rPr>
-          <w:rFonts w:ascii="Consolas" w:hAnsi="Consolas"/>
-          <w:color w:val="1B1B1B"/>
-          <w:sz w:val="18"/>
-          <w:szCs w:val="18"/>
-        </w:rPr>
-      </w:pPr>
-      <w:r>
-        <w:rPr>
-          <w:rFonts w:ascii="Consolas" w:hAnsi="Consolas"/>
-          <w:color w:val="1B1B1B"/>
-          <w:sz w:val="18"/>
-          <w:szCs w:val="18"/>
-        </w:rPr>
-        <w:t>&lt;</w:t>
-      </w:r>
-      <w:r>
-        <w:rPr>
-          <w:rStyle w:val="Heading5Char"/>
-        </w:rPr>
-        <w:t>Microsoft</w:t>
-      </w:r>
-      <w:r>
-        <w:rPr>
-          <w:rFonts w:ascii="Consolas" w:hAnsi="Consolas"/>
-          <w:color w:val="1B1B1B"/>
-          <w:sz w:val="18"/>
-          <w:szCs w:val="18"/>
-        </w:rPr>
-        <w:t>&gt;</w:t>
-      </w:r>
-    </w:p>
-    <w:p>
-      <w:pPr>
-        <w:rPr>
-          <w:rFonts w:ascii="Consolas" w:hAnsi="Consolas"/>
-          <w:color w:val="1B1B1B"/>
-          <w:sz w:val="18"/>
-          <w:szCs w:val="18"/>
-        </w:rPr>
-      </w:pPr>
-      <w:r>
-        <w:rPr>
-          <w:rFonts w:ascii="Consolas" w:hAnsi="Consolas"/>
-          <w:color w:val="1B1B1B"/>
-          <w:sz w:val="18"/>
-          <w:szCs w:val="18"/>
-        </w:rPr>
-        <w:t>- To use Microsoft products as</w:t>
+        <w:t>Damage</w:t>
+      </w:r>
+    </w:p>
+    <w:p>
+      <w:pPr>
+        <w:rPr>
+          <w:rFonts w:ascii="Consolas" w:hAnsi="Consolas"/>
+          <w:color w:val="1B1B1B"/>
+          <w:sz w:val="18"/>
+          <w:szCs w:val="18"/>
+        </w:rPr>
+      </w:pPr>
+      <w:r>
+        <w:rPr>
+          <w:rFonts w:ascii="Consolas" w:hAnsi="Consolas"/>
+          <w:color w:val="1B1B1B"/>
+          <w:sz w:val="18"/>
+          <w:szCs w:val="18"/>
+        </w:rPr>
+        <w:t>- To resolve this issue, massive payments to the extent of several hundred million yen had to be paid, and this could not be</w:t>
       </w:r>
       <w:r>
         <w:rPr>
@@ -1615,7 +1742,36 @@
           <w:sz w:val="18"/>
           <w:szCs w:val="18"/>
         </w:rPr>
-        <w:t>for customers (hosting services, cloud services, etc.),</w:t>
+        <w:t>additionally billed to the customer. As a result, a huge negative impact on the project and business profit and loss.</w:t>
+      </w:r>
+    </w:p>
+    <w:p>
+      <w:pPr>
+        <w:rPr>
+          <w:rFonts w:ascii="Consolas" w:hAnsi="Consolas"/>
+          <w:color w:val="1B1B1B"/>
+          <w:sz w:val="18"/>
+          <w:szCs w:val="18"/>
+        </w:rPr>
+      </w:pPr>
+      <w:r>
+        <w:rPr>
+          <w:rFonts w:ascii="Consolas" w:hAnsi="Consolas"/>
+          <w:color w:val="1B1B1B"/>
+          <w:sz w:val="18"/>
+          <w:szCs w:val="18"/>
+        </w:rPr>
+        <w:t xml:space="preserve">- In addition to a broad internal audit, there was also an external </w:t>
+      </w:r>
+      <w:proofErr w:type="gramStart"/>
+      <w:r>
+        <w:rPr>
+          <w:rFonts w:ascii="Consolas" w:hAnsi="Consolas"/>
+          <w:color w:val="1B1B1B"/>
+          <w:sz w:val="18"/>
+          <w:szCs w:val="18"/>
+        </w:rPr>
+        <w:t>audit</w:t>
       </w:r>
       <w:r>
         <w:rPr>
@@ -1633,160 +1789,22 @@
           <w:sz w:val="18"/>
           <w:szCs w:val="18"/>
         </w:rPr>
-        <w:t>specific Microsoft program shall be applied (SPLA / Services Provider License Agreement) and conduct reports and payments.</w:t>
-      </w:r>
-    </w:p>
-    <w:p>
-      <w:pPr>
-        <w:rPr>
-          <w:rFonts w:ascii="Consolas" w:hAnsi="Consolas"/>
-          <w:color w:val="1B1B1B"/>
-          <w:sz w:val="18"/>
-          <w:szCs w:val="18"/>
-        </w:rPr>
-      </w:pPr>
-      <w:r>
-        <w:rPr>
-          <w:rFonts w:ascii="Consolas" w:hAnsi="Consolas"/>
-          <w:color w:val="1B1B1B"/>
-          <w:sz w:val="18"/>
-          <w:szCs w:val="18"/>
-        </w:rPr>
-        <w:t>  But in some cases these procedures were neglected.</w:t>
-      </w:r>
-    </w:p>
-    <w:p>
-      <w:pPr>
-        <w:rPr>
-          <w:rFonts w:ascii="Consolas" w:hAnsi="Consolas"/>
-          <w:color w:val="1B1B1B"/>
-          <w:sz w:val="18"/>
-          <w:szCs w:val="18"/>
-        </w:rPr>
-      </w:pPr>
-      <w:r>
-        <w:rPr>
-          <w:rFonts w:ascii="Consolas" w:hAnsi="Consolas"/>
-          <w:color w:val="1B1B1B"/>
-          <w:sz w:val="18"/>
-          <w:szCs w:val="18"/>
-        </w:rPr>
-        <w:t>         *Third-party: Any party other than the relevant parties.</w:t>
-      </w:r>
-    </w:p>
-    <w:p>
-      <w:pPr>
-        <w:rPr>
-          <w:rFonts w:ascii="Consolas" w:hAnsi="Consolas"/>
-          <w:color w:val="1B1B1B"/>
-          <w:sz w:val="18"/>
-          <w:szCs w:val="18"/>
-        </w:rPr>
-      </w:pPr>
-      <w:r>
-        <w:rPr>
-          <w:rFonts w:ascii="Consolas" w:hAnsi="Consolas"/>
-          <w:color w:val="1B1B1B"/>
-          <w:sz w:val="18"/>
-          <w:szCs w:val="18"/>
-        </w:rPr>
-        <w:t>                                ("Customers" "subcontractors" and "subsidiaries" are all "Third-parties")</w:t>
+        <w:t> by</w:t>
+      </w:r>
+      <w:proofErr w:type="gramEnd"/>
+      <w:r>
+        <w:rPr>
+          <w:rFonts w:ascii="Consolas" w:hAnsi="Consolas"/>
+          <w:color w:val="1B1B1B"/>
+          <w:sz w:val="18"/>
+          <w:szCs w:val="18"/>
+        </w:rPr>
+        <w:t xml:space="preserve"> the vendor, we faced many wasted work hours.</w:t>
       </w:r>
     </w:p>
     <w:p>
       <w:pPr>
         <w:pStyle w:val="Heading5"/>
-      </w:pPr>
-      <w:r>
-        <w:t>Damage</w:t>
-      </w:r>
-    </w:p>
-    <w:p>
-      <w:pPr>
-        <w:rPr>
-          <w:rFonts w:ascii="Consolas" w:hAnsi="Consolas"/>
-          <w:color w:val="1B1B1B"/>
-          <w:sz w:val="18"/>
-          <w:szCs w:val="18"/>
-        </w:rPr>
-      </w:pPr>
-      <w:r>
-        <w:rPr>
-          <w:rFonts w:ascii="Consolas" w:hAnsi="Consolas"/>
-          <w:color w:val="1B1B1B"/>
-          <w:sz w:val="18"/>
-          <w:szCs w:val="18"/>
-        </w:rPr>
-        <w:t>- To resolve this issue, massive payments to the extent of several hundred million yen had to be paid, and this could not be</w:t>
-      </w:r>
-      <w:r>
-        <w:rPr>
-          <w:rFonts w:ascii="Consolas" w:hAnsi="Consolas"/>
-          <w:color w:val="1B1B1B"/>
-          <w:sz w:val="18"/>
-          <w:szCs w:val="18"/>
-        </w:rPr>
-        <w:t xml:space="preserve"> </w:t>
-      </w:r>
-      <w:r>
-        <w:rPr>
-          <w:rFonts w:ascii="Consolas" w:hAnsi="Consolas"/>
-          <w:color w:val="1B1B1B"/>
-          <w:sz w:val="18"/>
-          <w:szCs w:val="18"/>
-        </w:rPr>
-        <w:t>additionally billed to the customer. As a result, a huge negative impact on the project and business profit and loss</w:t>
-      </w:r>
-      <w:r>
-        <w:rPr>
-          <w:rFonts w:ascii="Consolas" w:hAnsi="Consolas"/>
-          <w:color w:val="1B1B1B"/>
-          <w:sz w:val="18"/>
-          <w:szCs w:val="18"/>
-        </w:rPr>
-        <w:t>.</w:t>
-      </w:r>
-    </w:p>
-    <w:p>
-      <w:pPr>
-        <w:rPr>
-          <w:rFonts w:ascii="Consolas" w:hAnsi="Consolas"/>
-          <w:color w:val="1B1B1B"/>
-          <w:sz w:val="18"/>
-          <w:szCs w:val="18"/>
-        </w:rPr>
-      </w:pPr>
-      <w:r>
-        <w:rPr>
-          <w:rFonts w:ascii="Consolas" w:hAnsi="Consolas"/>
-          <w:color w:val="1B1B1B"/>
-          <w:sz w:val="18"/>
-          <w:szCs w:val="18"/>
-        </w:rPr>
-        <w:t>- In addition to a broad internal audit, there was also an external audit</w:t>
-      </w:r>
-      <w:r>
-        <w:rPr>
-          <w:rFonts w:ascii="Consolas" w:hAnsi="Consolas"/>
-          <w:color w:val="1B1B1B"/>
-          <w:sz w:val="18"/>
-          <w:szCs w:val="18"/>
-        </w:rPr>
-        <w:t xml:space="preserve"> </w:t>
-      </w:r>
-      <w:r>
-        <w:rPr>
-          <w:rFonts w:ascii="Consolas" w:hAnsi="Consolas"/>
-          <w:color w:val="1B1B1B"/>
-          <w:sz w:val="18"/>
-          <w:szCs w:val="18"/>
-        </w:rPr>
-        <w:t> by the vendor, we faced many wasted work hours.</w:t>
-      </w:r>
-    </w:p>
-    <w:p>
-      <w:pPr>
-        <w:pStyle w:val="Heading5"/>
         <w:rPr>
           <w:rFonts w:ascii="Consolas" w:hAnsi="Consolas"/>
           <w:color w:val="1B1B1B"/>
@@ -1836,91 +1854,95 @@
           <w:sz w:val="18"/>
           <w:szCs w:val="18"/>
         </w:rPr>
-        <w:t xml:space="preserve">- </w:t>
-      </w:r>
-      <w:r>
-        <w:rPr>
-          <w:rFonts w:ascii="Consolas" w:hAnsi="Consolas"/>
-          <w:color w:val="1B1B1B"/>
-          <w:sz w:val="18"/>
-          <w:szCs w:val="18"/>
-        </w:rPr>
-        <w:t>If you utilize the license for Service business such as hosting service to customers, you need to have the rights</w:t>
-      </w:r>
-      <w:r>
-        <w:rPr>
-          <w:rFonts w:ascii="Consolas" w:hAnsi="Consolas"/>
-          <w:color w:val="1B1B1B"/>
-          <w:sz w:val="18"/>
-          <w:szCs w:val="18"/>
-        </w:rPr>
-        <w:t xml:space="preserve"> </w:t>
-      </w:r>
-      <w:r>
-        <w:rPr>
-          <w:rFonts w:ascii="Consolas" w:hAnsi="Consolas"/>
-          <w:color w:val="1B1B1B"/>
-          <w:sz w:val="18"/>
-          <w:szCs w:val="18"/>
-        </w:rPr>
-        <w:t>(e.g. Microsoft SPLA).</w:t>
-      </w:r>
-    </w:p>
-    <w:p>
-      <w:pPr>
-        <w:rPr>
-          <w:rFonts w:ascii="Consolas" w:hAnsi="Consolas"/>
-          <w:color w:val="1B1B1B"/>
-          <w:sz w:val="18"/>
-          <w:szCs w:val="18"/>
-        </w:rPr>
-      </w:pPr>
-      <w:r>
-        <w:rPr>
-          <w:rFonts w:ascii="Consolas" w:hAnsi="Consolas"/>
-          <w:color w:val="1B1B1B"/>
-          <w:sz w:val="18"/>
-          <w:szCs w:val="18"/>
-        </w:rPr>
-        <w:t xml:space="preserve">- </w:t>
-      </w:r>
-      <w:r>
-        <w:rPr>
-          <w:rFonts w:ascii="Consolas" w:hAnsi="Consolas"/>
-          <w:color w:val="1B1B1B"/>
-          <w:sz w:val="18"/>
-          <w:szCs w:val="18"/>
-        </w:rPr>
-        <w:t>To avoid this kind of license violation, you need to understand each license software program from the vendor.</w:t>
-      </w:r>
-    </w:p>
-    <w:p>
-      <w:pPr>
-        <w:rPr>
-          <w:rFonts w:ascii="Consolas" w:hAnsi="Consolas"/>
-          <w:color w:val="1B1B1B"/>
-          <w:sz w:val="18"/>
-          <w:szCs w:val="18"/>
-        </w:rPr>
-      </w:pPr>
-    </w:p>
-    <w:p>
-      <w:pPr>
-        <w:rPr>
-          <w:rFonts w:ascii="Consolas" w:hAnsi="Consolas"/>
-          <w:color w:val="1B1B1B"/>
-          <w:sz w:val="18"/>
-          <w:szCs w:val="18"/>
-        </w:rPr>
-      </w:pPr>
-      <w:r>
-        <w:rPr>
-          <w:rFonts w:ascii="Consolas" w:hAnsi="Consolas"/>
-          <w:color w:val="1B1B1B"/>
-          <w:sz w:val="18"/>
-          <w:szCs w:val="18"/>
-        </w:rPr>
-        <w:t>Firstly, here is a case where because the correct procedures were not followed before use by a Third-party, it led to a large amount of payments and audit by the vendor. </w:t>
+        <w:t>- If you utilize the license for Service business such as hosting service to customers, you need to have the rights (</w:t>
+      </w:r>
+      <w:proofErr w:type="gramStart"/>
+      <w:r>
+        <w:rPr>
+          <w:rFonts w:ascii="Consolas" w:hAnsi="Consolas"/>
+          <w:color w:val="1B1B1B"/>
+          <w:sz w:val="18"/>
+          <w:szCs w:val="18"/>
+        </w:rPr>
+        <w:t>e.g.</w:t>
+      </w:r>
+      <w:proofErr w:type="gramEnd"/>
+      <w:r>
+        <w:rPr>
+          <w:rFonts w:ascii="Consolas" w:hAnsi="Consolas"/>
+          <w:color w:val="1B1B1B"/>
+          <w:sz w:val="18"/>
+          <w:szCs w:val="18"/>
+        </w:rPr>
+        <w:t xml:space="preserve"> Microsoft SPLA).</w:t>
+      </w:r>
+    </w:p>
+    <w:p>
+      <w:pPr>
+        <w:rPr>
+          <w:rFonts w:ascii="Consolas" w:hAnsi="Consolas"/>
+          <w:color w:val="1B1B1B"/>
+          <w:sz w:val="18"/>
+          <w:szCs w:val="18"/>
+        </w:rPr>
+      </w:pPr>
+      <w:r>
+        <w:rPr>
+          <w:rFonts w:ascii="Consolas" w:hAnsi="Consolas"/>
+          <w:color w:val="1B1B1B"/>
+          <w:sz w:val="18"/>
+          <w:szCs w:val="18"/>
+        </w:rPr>
+        <w:t>- To avoid this kind of license violation, you need to understand each license software program from the vendor.</w:t>
+      </w:r>
+    </w:p>
+    <w:p>
+      <w:pPr>
+        <w:rPr>
+          <w:rFonts w:ascii="Consolas" w:hAnsi="Consolas"/>
+          <w:color w:val="1B1B1B"/>
+          <w:sz w:val="18"/>
+          <w:szCs w:val="18"/>
+        </w:rPr>
+      </w:pPr>
+    </w:p>
+    <w:p>
+      <w:pPr>
+        <w:rPr>
+          <w:rFonts w:ascii="Consolas" w:hAnsi="Consolas"/>
+          <w:color w:val="1B1B1B"/>
+          <w:sz w:val="18"/>
+          <w:szCs w:val="18"/>
+        </w:rPr>
+      </w:pPr>
+      <w:r>
+        <w:rPr>
+          <w:rFonts w:ascii="Consolas" w:hAnsi="Consolas"/>
+          <w:color w:val="1B1B1B"/>
+          <w:sz w:val="18"/>
+          <w:szCs w:val="18"/>
+        </w:rPr>
+        <w:t xml:space="preserve">Firstly, here is a case where because the correct procedures were not followed before use by a Third-party, it led to a large </w:t>
+      </w:r>
+      <w:proofErr w:type="gramStart"/>
+      <w:r>
+        <w:rPr>
+          <w:rFonts w:ascii="Consolas" w:hAnsi="Consolas"/>
+          <w:color w:val="1B1B1B"/>
+          <w:sz w:val="18"/>
+          <w:szCs w:val="18"/>
+        </w:rPr>
+        <w:t>amount</w:t>
+      </w:r>
+      <w:proofErr w:type="gramEnd"/>
+      <w:r>
+        <w:rPr>
+          <w:rFonts w:ascii="Consolas" w:hAnsi="Consolas"/>
+          <w:color w:val="1B1B1B"/>
+          <w:sz w:val="18"/>
+          <w:szCs w:val="18"/>
+        </w:rPr>
+        <w:t xml:space="preserve"> of payments and audit by the vendor. </w:t>
       </w:r>
     </w:p>
     <w:p>
@@ -2073,7 +2095,27 @@
           <w:sz w:val="18"/>
           <w:szCs w:val="18"/>
         </w:rPr>
-        <w:t>- If you utilize the license for Service business such as hosting service to customers, you need to have the rights (e.g. Microsoft SPLA).</w:t>
+        <w:t>- If you utilize the license for Service business such as hosting service to customers, you need to have the rights (</w:t>
+      </w:r>
+      <w:proofErr w:type="gramStart"/>
+      <w:r>
+        <w:rPr>
+          <w:rFonts w:ascii="Consolas" w:hAnsi="Consolas"/>
+          <w:color w:val="1B1B1B"/>
+          <w:sz w:val="18"/>
+          <w:szCs w:val="18"/>
+        </w:rPr>
+        <w:t>e.g.</w:t>
+      </w:r>
+      <w:proofErr w:type="gramEnd"/>
+      <w:r>
+        <w:rPr>
+          <w:rFonts w:ascii="Consolas" w:hAnsi="Consolas"/>
+          <w:color w:val="1B1B1B"/>
+          <w:sz w:val="18"/>
+          <w:szCs w:val="18"/>
+        </w:rPr>
+        <w:t xml:space="preserve"> Microsoft SPLA).</w:t>
       </w:r>
     </w:p>
     <w:p>
@@ -2100,19 +2142,7 @@
         <w:pStyle w:val="Heading4"/>
       </w:pPr>
       <w:r>
-        <w:t>Case</w:t>
-      </w:r>
-      <w:r>
-        <w:t xml:space="preserve"> </w:t>
-      </w:r>
-      <w:r>
-        <w:t>2: Example of Licensing System that Was Not Properly</w:t>
-      </w:r>
-      <w:r>
-        <w:t xml:space="preserve"> </w:t>
-      </w:r>
-      <w:r>
-        <w:t>Understood </w:t>
+        <w:t>Case 2: Example of Licensing System that Was Not Properly Understood </w:t>
       </w:r>
       <w:r>
         <w:t>(Microsoft Developer's License (MSDN))</w:t>
@@ -2147,7 +2177,17 @@
           <w:sz w:val="18"/>
           <w:szCs w:val="18"/>
         </w:rPr>
-        <w:t>MSDN (Microsoft Developer Network)</w:t>
+        <w:t>MSDN (Microsoft Developer Network</w:t>
+      </w:r>
+      <w:proofErr w:type="gramStart"/>
+      <w:r>
+        <w:rPr>
+          <w:rFonts w:ascii="Consolas" w:hAnsi="Consolas"/>
+          <w:color w:val="1B1B1B"/>
+          <w:sz w:val="18"/>
+          <w:szCs w:val="18"/>
+        </w:rPr>
+        <w:t>)</w:t>
       </w:r>
       <w:r>
         <w:rPr>
@@ -2165,7 +2205,17 @@
           <w:sz w:val="18"/>
           <w:szCs w:val="18"/>
         </w:rPr>
-        <w:t>, which was purchased as a developer's license, is not</w:t>
+        <w:t>,</w:t>
+      </w:r>
+      <w:proofErr w:type="gramEnd"/>
+      <w:r>
+        <w:rPr>
+          <w:rFonts w:ascii="Consolas" w:hAnsi="Consolas"/>
+          <w:color w:val="1B1B1B"/>
+          <w:sz w:val="18"/>
+          <w:szCs w:val="18"/>
+        </w:rPr>
+        <w:t xml:space="preserve"> which was purchased as a developer's license, is not</w:t>
       </w:r>
       <w:r>
         <w:rPr>
@@ -2183,25 +2233,7 @@
           <w:sz w:val="18"/>
           <w:szCs w:val="18"/>
         </w:rPr>
-        <w:t>a </w:t>
-      </w:r>
-      <w:r>
-        <w:rPr>
-          <w:rFonts w:ascii="Consolas" w:hAnsi="Consolas"/>
-          <w:color w:val="1B1B1B"/>
-          <w:sz w:val="18"/>
-          <w:szCs w:val="18"/>
-        </w:rPr>
-        <w:t>“</w:t>
-      </w:r>
-      <w:r>
-        <w:rPr>
-          <w:rFonts w:ascii="Consolas" w:hAnsi="Consolas"/>
-          <w:color w:val="1B1B1B"/>
-          <w:sz w:val="18"/>
-          <w:szCs w:val="18"/>
-        </w:rPr>
-        <w:t>Device</w:t>
+        <w:t>a “Device License</w:t>
       </w:r>
       <w:r>
         <w:rPr>
@@ -2219,7 +2251,7 @@
           <w:sz w:val="18"/>
           <w:szCs w:val="18"/>
         </w:rPr>
-        <w:t>License</w:t>
+        <w:t> that is linked to a device. It is a User</w:t>
       </w:r>
       <w:r>
         <w:rPr>
@@ -2237,43 +2269,7 @@
           <w:sz w:val="18"/>
           <w:szCs w:val="18"/>
         </w:rPr>
-        <w:t> that is linked to a device. It is a User</w:t>
-      </w:r>
-      <w:r>
-        <w:rPr>
-          <w:rFonts w:ascii="Consolas" w:hAnsi="Consolas"/>
-          <w:color w:val="1B1B1B"/>
-          <w:sz w:val="18"/>
-          <w:szCs w:val="18"/>
-        </w:rPr>
-        <w:t xml:space="preserve"> </w:t>
-      </w:r>
-      <w:r>
-        <w:rPr>
-          <w:rFonts w:ascii="Consolas" w:hAnsi="Consolas"/>
-          <w:color w:val="1B1B1B"/>
-          <w:sz w:val="18"/>
-          <w:szCs w:val="18"/>
-        </w:rPr>
-        <w:t>License</w:t>
-      </w:r>
-      <w:r>
-        <w:rPr>
-          <w:rFonts w:ascii="Consolas" w:hAnsi="Consolas"/>
-          <w:color w:val="1B1B1B"/>
-          <w:sz w:val="18"/>
-          <w:szCs w:val="18"/>
-        </w:rPr>
-        <w:t xml:space="preserve"> </w:t>
-      </w:r>
-      <w:r>
-        <w:rPr>
-          <w:rFonts w:ascii="Consolas" w:hAnsi="Consolas"/>
-          <w:color w:val="1B1B1B"/>
-          <w:sz w:val="18"/>
-          <w:szCs w:val="18"/>
-        </w:rPr>
-        <w:t>that is linked to a user.</w:t>
+        <w:t>License that is linked to a user.</w:t>
       </w:r>
     </w:p>
     <w:p>
@@ -2297,43 +2293,7 @@
           <w:sz w:val="18"/>
           <w:szCs w:val="18"/>
         </w:rPr>
-        <w:t>The method for counting licenses got confused by whether it was </w:t>
-      </w:r>
-      <w:r>
-        <w:rPr>
-          <w:rFonts w:ascii="Consolas" w:hAnsi="Consolas"/>
-          <w:color w:val="1B1B1B"/>
-          <w:sz w:val="18"/>
-          <w:szCs w:val="18"/>
-        </w:rPr>
-        <w:t xml:space="preserve">a </w:t>
-      </w:r>
-      <w:r>
-        <w:rPr>
-          <w:rFonts w:ascii="Consolas" w:hAnsi="Consolas"/>
-          <w:color w:val="1B1B1B"/>
-          <w:sz w:val="18"/>
-          <w:szCs w:val="18"/>
-        </w:rPr>
-        <w:t>"device" or whether it was</w:t>
-      </w:r>
-      <w:r>
-        <w:rPr>
-          <w:rFonts w:ascii="Consolas" w:hAnsi="Consolas"/>
-          <w:color w:val="1B1B1B"/>
-          <w:sz w:val="18"/>
-          <w:szCs w:val="18"/>
-        </w:rPr>
-        <w:t xml:space="preserve"> a </w:t>
-      </w:r>
-      <w:r>
-        <w:rPr>
-          <w:rFonts w:ascii="Consolas" w:hAnsi="Consolas"/>
-          <w:color w:val="1B1B1B"/>
-          <w:sz w:val="18"/>
-          <w:szCs w:val="18"/>
-        </w:rPr>
-        <w:t>"user," and the number of users was not reported correctly.</w:t>
+        <w:t>The method for counting licenses got confused by whether it was a "device" or whether it was a "user," and the number of users was not reported correctly.</w:t>
       </w:r>
     </w:p>
     <w:p>
@@ -2365,7 +2325,17 @@
           <w:sz w:val="18"/>
           <w:szCs w:val="18"/>
         </w:rPr>
-        <w:t>Due to</w:t>
+        <w:t xml:space="preserve">Due </w:t>
+      </w:r>
+      <w:proofErr w:type="gramStart"/>
+      <w:r>
+        <w:rPr>
+          <w:rFonts w:ascii="Consolas" w:hAnsi="Consolas"/>
+          <w:color w:val="1B1B1B"/>
+          <w:sz w:val="18"/>
+          <w:szCs w:val="18"/>
+        </w:rPr>
+        <w:t>to</w:t>
       </w:r>
       <w:r>
         <w:rPr>
@@ -2383,7 +2353,17 @@
           <w:sz w:val="18"/>
           <w:szCs w:val="18"/>
         </w:rPr>
-        <w:t> having to conduct</w:t>
+        <w:t> having</w:t>
+      </w:r>
+      <w:proofErr w:type="gramEnd"/>
+      <w:r>
+        <w:rPr>
+          <w:rFonts w:ascii="Consolas" w:hAnsi="Consolas"/>
+          <w:color w:val="1B1B1B"/>
+          <w:sz w:val="18"/>
+          <w:szCs w:val="18"/>
+        </w:rPr>
+        <w:t xml:space="preserve"> to conduct</w:t>
       </w:r>
       <w:r>
         <w:rPr>
@@ -2481,7 +2461,17 @@
           <w:sz w:val="18"/>
           <w:szCs w:val="18"/>
         </w:rPr>
-        <w:t>The System</w:t>
+        <w:t>The </w:t>
+      </w:r>
+      <w:proofErr w:type="gramStart"/>
+      <w:r>
+        <w:rPr>
+          <w:rFonts w:ascii="Consolas" w:hAnsi="Consolas"/>
+          <w:color w:val="1B1B1B"/>
+          <w:sz w:val="18"/>
+          <w:szCs w:val="18"/>
+        </w:rPr>
+        <w:t>System</w:t>
       </w:r>
       <w:r>
         <w:rPr>
@@ -2499,7 +2489,17 @@
           <w:sz w:val="18"/>
           <w:szCs w:val="18"/>
         </w:rPr>
-        <w:t> for Licenses</w:t>
+        <w:t> for</w:t>
+      </w:r>
+      <w:proofErr w:type="gramEnd"/>
+      <w:r>
+        <w:rPr>
+          <w:rFonts w:ascii="Consolas" w:hAnsi="Consolas"/>
+          <w:color w:val="1B1B1B"/>
+          <w:sz w:val="18"/>
+          <w:szCs w:val="18"/>
+        </w:rPr>
+        <w:t> Licenses</w:t>
       </w:r>
       <w:r>
         <w:rPr>
@@ -2528,6 +2528,7 @@
         </w:rPr>
         <w:t xml:space="preserve"> </w:t>
       </w:r>
+      <w:proofErr w:type="gramStart"/>
       <w:r>
         <w:rPr>
           <w:rFonts w:ascii="Consolas" w:hAnsi="Consolas"/>
@@ -2555,6 +2556,7 @@
         </w:rPr>
         <w:t> License</w:t>
       </w:r>
+      <w:proofErr w:type="gramEnd"/>
       <w:r>
         <w:rPr>
           <w:rFonts w:ascii="Consolas" w:hAnsi="Consolas"/>
@@ -2589,7 +2591,7 @@
           <w:sz w:val="18"/>
           <w:szCs w:val="18"/>
         </w:rPr>
-        <w:t>User</w:t>
+        <w:t>User License</w:t>
       </w:r>
       <w:r>
         <w:rPr>
@@ -2607,34 +2609,7 @@
           <w:sz w:val="18"/>
           <w:szCs w:val="18"/>
         </w:rPr>
-        <w:t>License</w:t>
-      </w:r>
-      <w:r>
-        <w:rPr>
-          <w:rFonts w:ascii="Consolas" w:hAnsi="Consolas"/>
-          <w:color w:val="1B1B1B"/>
-          <w:sz w:val="18"/>
-          <w:szCs w:val="18"/>
-        </w:rPr>
-        <w:t xml:space="preserve"> </w:t>
-      </w:r>
-      <w:r>
-        <w:rPr>
-          <w:rFonts w:ascii="Consolas" w:hAnsi="Consolas"/>
-          <w:color w:val="1B1B1B"/>
-          <w:sz w:val="18"/>
-          <w:szCs w:val="18"/>
-        </w:rPr>
-        <w:t>"</w:t>
-      </w:r>
-      <w:r>
-        <w:rPr>
-          <w:rFonts w:ascii="Consolas" w:hAnsi="Consolas"/>
-          <w:color w:val="1B1B1B"/>
-          <w:sz w:val="18"/>
-          <w:szCs w:val="18"/>
-        </w:rPr>
-        <w:t>)</w:t>
+        <w:t>")</w:t>
       </w:r>
     </w:p>
     <w:p>
@@ -2679,16 +2654,7 @@
           <w:sz w:val="18"/>
           <w:szCs w:val="18"/>
         </w:rPr>
-        <w:t>System</w:t>
-      </w:r>
-      <w:r>
-        <w:rPr>
-          <w:rFonts w:ascii="Consolas" w:hAnsi="Consolas"/>
-          <w:color w:val="1B1B1B"/>
-          <w:sz w:val="18"/>
-          <w:szCs w:val="18"/>
-        </w:rPr>
-        <w:t>.</w:t>
+        <w:t>System.</w:t>
       </w:r>
     </w:p>
     <w:p>
@@ -2725,16 +2691,7 @@
           <w:sz w:val="18"/>
           <w:szCs w:val="18"/>
         </w:rPr>
-        <w:t>Specifically, this relates to the developer's license for Microsoft (MSDN).</w:t>
-      </w:r>
-      <w:r>
-        <w:rPr>
-          <w:rFonts w:ascii="Consolas" w:hAnsi="Consolas"/>
-          <w:color w:val="1B1B1B"/>
-          <w:sz w:val="18"/>
-          <w:szCs w:val="18"/>
-        </w:rPr>
-        <w:t xml:space="preserve"> </w:t>
+        <w:t xml:space="preserve">Specifically, this relates to the developer's license for Microsoft (MSDN). </w:t>
       </w:r>
     </w:p>
     <w:p>
@@ -2829,7 +2786,27 @@
           <w:sz w:val="18"/>
           <w:szCs w:val="18"/>
         </w:rPr>
-        <w:t>- For proper counting of the number of licenses, you need to have a proper management system, e.g. user management</w:t>
+        <w:t xml:space="preserve">- For proper counting of the number of licenses, you need to have a proper management system, </w:t>
+      </w:r>
+      <w:proofErr w:type="gramStart"/>
+      <w:r>
+        <w:rPr>
+          <w:rFonts w:ascii="Consolas" w:hAnsi="Consolas"/>
+          <w:color w:val="1B1B1B"/>
+          <w:sz w:val="18"/>
+          <w:szCs w:val="18"/>
+        </w:rPr>
+        <w:t>e.g.</w:t>
+      </w:r>
+      <w:proofErr w:type="gramEnd"/>
+      <w:r>
+        <w:rPr>
+          <w:rFonts w:ascii="Consolas" w:hAnsi="Consolas"/>
+          <w:color w:val="1B1B1B"/>
+          <w:sz w:val="18"/>
+          <w:szCs w:val="18"/>
+        </w:rPr>
+        <w:t xml:space="preserve"> user management</w:t>
       </w:r>
     </w:p>
     <w:p>
@@ -2837,10 +2814,7 @@
         <w:pStyle w:val="Heading4"/>
       </w:pPr>
       <w:r>
-        <w:t xml:space="preserve">Case </w:t>
-      </w:r>
-      <w:r>
-        <w:t>3: Example of When Without Understanding the "Terms for Free Use"</w:t>
+        <w:t>Case 3: Example of When Without Understanding the "Terms for Free Use"</w:t>
       </w:r>
     </w:p>
     <w:p>
@@ -2872,7 +2846,17 @@
           <w:sz w:val="18"/>
           <w:szCs w:val="18"/>
         </w:rPr>
-        <w:t>For software that could be downloaded for free, without understanding the "terms for free use,"</w:t>
+        <w:t>For software that could be downloaded for free, without understanding the "terms for free use,</w:t>
+      </w:r>
+      <w:proofErr w:type="gramStart"/>
+      <w:r>
+        <w:rPr>
+          <w:rFonts w:ascii="Consolas" w:hAnsi="Consolas"/>
+          <w:color w:val="1B1B1B"/>
+          <w:sz w:val="18"/>
+          <w:szCs w:val="18"/>
+        </w:rPr>
+        <w:t>"</w:t>
       </w:r>
       <w:r>
         <w:rPr>
@@ -2890,7 +2874,17 @@
           <w:sz w:val="18"/>
           <w:szCs w:val="18"/>
         </w:rPr>
-        <w:t> we continued to</w:t>
+        <w:t> we</w:t>
+      </w:r>
+      <w:proofErr w:type="gramEnd"/>
+      <w:r>
+        <w:rPr>
+          <w:rFonts w:ascii="Consolas" w:hAnsi="Consolas"/>
+          <w:color w:val="1B1B1B"/>
+          <w:sz w:val="18"/>
+          <w:szCs w:val="18"/>
+        </w:rPr>
+        <w:t xml:space="preserve"> continued to</w:t>
       </w:r>
       <w:r>
         <w:rPr>
@@ -3012,6 +3006,7 @@
         </w:rPr>
         <w:t xml:space="preserve"> </w:t>
       </w:r>
+      <w:proofErr w:type="gramStart"/>
       <w:r>
         <w:rPr>
           <w:rFonts w:ascii="Consolas" w:hAnsi="Consolas"/>
@@ -3037,7 +3032,17 @@
           <w:sz w:val="18"/>
           <w:szCs w:val="18"/>
         </w:rPr>
-        <w:t> with inventory collection and negotiations</w:t>
+        <w:t> with</w:t>
+      </w:r>
+      <w:proofErr w:type="gramEnd"/>
+      <w:r>
+        <w:rPr>
+          <w:rFonts w:ascii="Consolas" w:hAnsi="Consolas"/>
+          <w:color w:val="1B1B1B"/>
+          <w:sz w:val="18"/>
+          <w:szCs w:val="18"/>
+        </w:rPr>
+        <w:t xml:space="preserve"> inventory collection and negotiations</w:t>
       </w:r>
       <w:r>
         <w:rPr>
@@ -3097,16 +3102,7 @@
           <w:sz w:val="18"/>
           <w:szCs w:val="18"/>
         </w:rPr>
-        <w:t>environments</w:t>
-      </w:r>
-      <w:r>
-        <w:rPr>
-          <w:rFonts w:ascii="Consolas" w:hAnsi="Consolas"/>
-          <w:color w:val="1B1B1B"/>
-          <w:sz w:val="18"/>
-          <w:szCs w:val="18"/>
-        </w:rPr>
-        <w:t>.</w:t>
+        <w:t>environments.</w:t>
       </w:r>
     </w:p>
     <w:p>
@@ -3406,29 +3402,13 @@
       <w:pPr>
         <w:pStyle w:val="Heading4"/>
       </w:pPr>
-      <w:r>
-        <w:t xml:space="preserve">Case </w:t>
-      </w:r>
-      <w:r>
-        <w:t> 4: Example of When the "Appropriate Procedures" and "Application of Terms to Sales</w:t>
-      </w:r>
-      <w:r>
-        <w:t xml:space="preserve"> </w:t>
-      </w:r>
-      <w:r>
-        <w:t>Contract" Were Not Performed in Business in Which Multiple Departments Were</w:t>
-      </w:r>
-      <w:r>
-        <w:t xml:space="preserve"> </w:t>
-      </w:r>
-      <w:r>
-        <w:t>Involved in Business Distribution</w:t>
-      </w:r>
-      <w:r>
-        <w:t xml:space="preserve"> </w:t>
-      </w:r>
-      <w:r>
-        <w:t>(Use of Oracle Middleware for Hosting)</w:t>
+      <w:proofErr w:type="gramStart"/>
+      <w:r>
+        <w:t>Case  4</w:t>
+      </w:r>
+      <w:proofErr w:type="gramEnd"/>
+      <w:r>
+        <w:t>: Example of When the "Appropriate Procedures" and "Application of Terms to Sales Contract" Were Not Performed in Business in Which Multiple Departments Were Involved in Business Distribution (Use of Oracle Middleware for Hosting)</w:t>
       </w:r>
     </w:p>
     <w:p>
@@ -3471,6 +3451,7 @@
         </w:rPr>
         <w:t xml:space="preserve"> </w:t>
       </w:r>
+      <w:proofErr w:type="gramStart"/>
       <w:r>
         <w:rPr>
           <w:rFonts w:ascii="Consolas" w:hAnsi="Consolas"/>
@@ -3496,16 +3477,17 @@
           <w:sz w:val="18"/>
           <w:szCs w:val="18"/>
         </w:rPr>
-        <w:t> the necessary procedures to obtain individual licenses</w:t>
-      </w:r>
-      <w:r>
-        <w:rPr>
-          <w:rFonts w:ascii="Consolas" w:hAnsi="Consolas"/>
-          <w:color w:val="1B1B1B"/>
-          <w:sz w:val="18"/>
-          <w:szCs w:val="18"/>
-        </w:rPr>
-        <w:t>.</w:t>
+        <w:t> the</w:t>
+      </w:r>
+      <w:proofErr w:type="gramEnd"/>
+      <w:r>
+        <w:rPr>
+          <w:rFonts w:ascii="Consolas" w:hAnsi="Consolas"/>
+          <w:color w:val="1B1B1B"/>
+          <w:sz w:val="18"/>
+          <w:szCs w:val="18"/>
+        </w:rPr>
+        <w:t xml:space="preserve"> necessary procedures to obtain individual licenses.</w:t>
       </w:r>
     </w:p>
     <w:p>
@@ -3529,7 +3511,17 @@
           <w:sz w:val="18"/>
           <w:szCs w:val="18"/>
         </w:rPr>
-        <w:t>As a result, even though we were not able to "obtain individual licenses for use in services"</w:t>
+        <w:t>As a result, even though we were not able to "obtain individual licenses for use in services</w:t>
+      </w:r>
+      <w:proofErr w:type="gramStart"/>
+      <w:r>
+        <w:rPr>
+          <w:rFonts w:ascii="Consolas" w:hAnsi="Consolas"/>
+          <w:color w:val="1B1B1B"/>
+          <w:sz w:val="18"/>
+          <w:szCs w:val="18"/>
+        </w:rPr>
+        <w:t>"</w:t>
       </w:r>
       <w:r>
         <w:rPr>
@@ -3547,7 +3539,17 @@
           <w:sz w:val="18"/>
           <w:szCs w:val="18"/>
         </w:rPr>
-        <w:t> and "apply the terms for</w:t>
+        <w:t> and</w:t>
+      </w:r>
+      <w:proofErr w:type="gramEnd"/>
+      <w:r>
+        <w:rPr>
+          <w:rFonts w:ascii="Consolas" w:hAnsi="Consolas"/>
+          <w:color w:val="1B1B1B"/>
+          <w:sz w:val="18"/>
+          <w:szCs w:val="18"/>
+        </w:rPr>
+        <w:t> "apply the terms for</w:t>
       </w:r>
       <w:r>
         <w:rPr>
@@ -3660,7 +3662,17 @@
           <w:sz w:val="18"/>
           <w:szCs w:val="18"/>
         </w:rPr>
-        <w:t>the extent of several hundred million</w:t>
+        <w:t xml:space="preserve">the extent of several hundred </w:t>
+      </w:r>
+      <w:proofErr w:type="gramStart"/>
+      <w:r>
+        <w:rPr>
+          <w:rFonts w:ascii="Consolas" w:hAnsi="Consolas"/>
+          <w:color w:val="1B1B1B"/>
+          <w:sz w:val="18"/>
+          <w:szCs w:val="18"/>
+        </w:rPr>
+        <w:t>million</w:t>
       </w:r>
       <w:r>
         <w:rPr>
@@ -3678,16 +3690,17 @@
           <w:sz w:val="18"/>
           <w:szCs w:val="18"/>
         </w:rPr>
-        <w:t> for one incident</w:t>
-      </w:r>
-      <w:r>
-        <w:rPr>
-          <w:rFonts w:ascii="Consolas" w:hAnsi="Consolas"/>
-          <w:color w:val="1B1B1B"/>
-          <w:sz w:val="18"/>
-          <w:szCs w:val="18"/>
-        </w:rPr>
-        <w:t>)</w:t>
+        <w:t> for</w:t>
+      </w:r>
+      <w:proofErr w:type="gramEnd"/>
+      <w:r>
+        <w:rPr>
+          <w:rFonts w:ascii="Consolas" w:hAnsi="Consolas"/>
+          <w:color w:val="1B1B1B"/>
+          <w:sz w:val="18"/>
+          <w:szCs w:val="18"/>
+        </w:rPr>
+        <w:t xml:space="preserve"> one incident)</w:t>
       </w:r>
     </w:p>
     <w:p>
@@ -3764,7 +3777,17 @@
           <w:sz w:val="18"/>
           <w:szCs w:val="18"/>
         </w:rPr>
-        <w:t>relying on other departments</w:t>
+        <w:t xml:space="preserve">relying on other </w:t>
+      </w:r>
+      <w:proofErr w:type="gramStart"/>
+      <w:r>
+        <w:rPr>
+          <w:rFonts w:ascii="Consolas" w:hAnsi="Consolas"/>
+          <w:color w:val="1B1B1B"/>
+          <w:sz w:val="18"/>
+          <w:szCs w:val="18"/>
+        </w:rPr>
+        <w:t>departments</w:t>
       </w:r>
       <w:r>
         <w:rPr>
@@ -3782,7 +3805,17 @@
           <w:sz w:val="18"/>
           <w:szCs w:val="18"/>
         </w:rPr>
-        <w:t>, must each understand the "purchase terms" and "sales terms" and make sure that</w:t>
+        <w:t>,</w:t>
+      </w:r>
+      <w:proofErr w:type="gramEnd"/>
+      <w:r>
+        <w:rPr>
+          <w:rFonts w:ascii="Consolas" w:hAnsi="Consolas"/>
+          <w:color w:val="1B1B1B"/>
+          <w:sz w:val="18"/>
+          <w:szCs w:val="18"/>
+        </w:rPr>
+        <w:t> must each understand the "purchase terms" and "sales terms" and make sure that</w:t>
       </w:r>
       <w:r>
         <w:rPr>
@@ -3800,16 +3833,7 @@
           <w:sz w:val="18"/>
           <w:szCs w:val="18"/>
         </w:rPr>
-        <w:t>the license terms are followed</w:t>
-      </w:r>
-      <w:r>
-        <w:rPr>
-          <w:rFonts w:ascii="Consolas" w:hAnsi="Consolas"/>
-          <w:color w:val="1B1B1B"/>
-          <w:sz w:val="18"/>
-          <w:szCs w:val="18"/>
-        </w:rPr>
-        <w:t>.</w:t>
+        <w:t>the license terms are followed.</w:t>
       </w:r>
     </w:p>
     <w:p>
@@ -4017,7 +4041,27 @@
           <w:sz w:val="18"/>
           <w:szCs w:val="18"/>
         </w:rPr>
-        <w:t>- In a business model where multiple departments are involved in internal business distribution, each department, without relying on other departments, must each understand the "purchase terms" and "sales terms" and make sure that the license terms are followed</w:t>
+        <w:t xml:space="preserve">- In a business model </w:t>
+      </w:r>
+      <w:proofErr w:type="gramStart"/>
+      <w:r>
+        <w:rPr>
+          <w:rFonts w:ascii="Consolas" w:hAnsi="Consolas"/>
+          <w:color w:val="1B1B1B"/>
+          <w:sz w:val="18"/>
+          <w:szCs w:val="18"/>
+        </w:rPr>
+        <w:t>where</w:t>
+      </w:r>
+      <w:proofErr w:type="gramEnd"/>
+      <w:r>
+        <w:rPr>
+          <w:rFonts w:ascii="Consolas" w:hAnsi="Consolas"/>
+          <w:color w:val="1B1B1B"/>
+          <w:sz w:val="18"/>
+          <w:szCs w:val="18"/>
+        </w:rPr>
+        <w:t xml:space="preserve"> multiple departments are involved in internal business distribution, each department, without relying on other departments, must each understand the "purchase terms" and "sales terms" and make sure that the license terms are followed</w:t>
       </w:r>
     </w:p>
     <w:p>
@@ -4045,22 +4089,21 @@
         <w:pStyle w:val="Heading4"/>
       </w:pPr>
       <w:r>
-        <w:t xml:space="preserve">Case 5 </w:t>
-      </w:r>
-      <w:r>
-        <w:t>: Example of Compensatory Claim from Customer for Corrective Payment</w:t>
+        <w:t xml:space="preserve">Case </w:t>
+      </w:r>
+      <w:proofErr w:type="gramStart"/>
+      <w:r>
+        <w:t>5 :</w:t>
+      </w:r>
+      <w:proofErr w:type="gramEnd"/>
+      <w:r>
+        <w:t xml:space="preserve"> Example of Compensatory Claim from Customer for Corrective Payment</w:t>
       </w:r>
       <w:r>
         <w:t xml:space="preserve"> </w:t>
       </w:r>
       <w:r>
-        <w:t>for License Violation for Resold Software</w:t>
-      </w:r>
-      <w:r>
-        <w:t xml:space="preserve"> </w:t>
-      </w:r>
-      <w:r>
-        <w:t>(Reselling of Oracle Middleware)</w:t>
+        <w:t>for License Violation for Resold Software (Reselling of Oracle Middleware)</w:t>
       </w:r>
     </w:p>
     <w:p>
@@ -4134,7 +4177,17 @@
           <w:sz w:val="18"/>
           <w:szCs w:val="18"/>
         </w:rPr>
-        <w:t>the usage conditions corresponded to license violation,"</w:t>
+        <w:t>the usage conditions corresponded to license violation,</w:t>
+      </w:r>
+      <w:proofErr w:type="gramStart"/>
+      <w:r>
+        <w:rPr>
+          <w:rFonts w:ascii="Consolas" w:hAnsi="Consolas"/>
+          <w:color w:val="1B1B1B"/>
+          <w:sz w:val="18"/>
+          <w:szCs w:val="18"/>
+        </w:rPr>
+        <w:t>"</w:t>
       </w:r>
       <w:r>
         <w:rPr>
@@ -4152,7 +4205,17 @@
           <w:sz w:val="18"/>
           <w:szCs w:val="18"/>
         </w:rPr>
-        <w:t> Fujitsu may also be considered responsible.</w:t>
+        <w:t> Fujitsu</w:t>
+      </w:r>
+      <w:proofErr w:type="gramEnd"/>
+      <w:r>
+        <w:rPr>
+          <w:rFonts w:ascii="Consolas" w:hAnsi="Consolas"/>
+          <w:color w:val="1B1B1B"/>
+          <w:sz w:val="18"/>
+          <w:szCs w:val="18"/>
+        </w:rPr>
+        <w:t xml:space="preserve"> may also be considered responsible.</w:t>
       </w:r>
     </w:p>
     <w:p>
@@ -4184,7 +4247,17 @@
           <w:sz w:val="18"/>
           <w:szCs w:val="18"/>
         </w:rPr>
-        <w:t>We received a claim from our customer</w:t>
+        <w:t xml:space="preserve">We received a claim from our </w:t>
+      </w:r>
+      <w:proofErr w:type="gramStart"/>
+      <w:r>
+        <w:rPr>
+          <w:rFonts w:ascii="Consolas" w:hAnsi="Consolas"/>
+          <w:color w:val="1B1B1B"/>
+          <w:sz w:val="18"/>
+          <w:szCs w:val="18"/>
+        </w:rPr>
+        <w:t>customer</w:t>
       </w:r>
       <w:r>
         <w:rPr>
@@ -4202,7 +4275,17 @@
           <w:sz w:val="18"/>
           <w:szCs w:val="18"/>
         </w:rPr>
-        <w:t> requesting compensation for the cost of corrective payment, and a "dispute"</w:t>
+        <w:t> requesting</w:t>
+      </w:r>
+      <w:proofErr w:type="gramEnd"/>
+      <w:r>
+        <w:rPr>
+          <w:rFonts w:ascii="Consolas" w:hAnsi="Consolas"/>
+          <w:color w:val="1B1B1B"/>
+          <w:sz w:val="18"/>
+          <w:szCs w:val="18"/>
+        </w:rPr>
+        <w:t xml:space="preserve"> compensation for the cost of corrective payment, and a "dispute"</w:t>
       </w:r>
       <w:r>
         <w:rPr>
@@ -4262,16 +4345,7 @@
           <w:sz w:val="18"/>
           <w:szCs w:val="18"/>
         </w:rPr>
-        <w:t>Depending on the situation, there are cases where we must take responsibility for corrective payments for our customers</w:t>
-      </w:r>
-      <w:r>
-        <w:rPr>
-          <w:rFonts w:ascii="Consolas" w:hAnsi="Consolas"/>
-          <w:color w:val="1B1B1B"/>
-          <w:sz w:val="18"/>
-          <w:szCs w:val="18"/>
-        </w:rPr>
-        <w:t>.</w:t>
+        <w:t>Depending on the situation, there are cases where we must take responsibility for corrective payments for our customers.</w:t>
       </w:r>
     </w:p>
     <w:p>
@@ -4308,6 +4382,7 @@
         </w:rPr>
         <w:t xml:space="preserve"> </w:t>
       </w:r>
+      <w:proofErr w:type="gramStart"/>
       <w:r>
         <w:rPr>
           <w:rFonts w:ascii="Consolas" w:hAnsi="Consolas"/>
@@ -4333,7 +4408,17 @@
           <w:sz w:val="18"/>
           <w:szCs w:val="18"/>
         </w:rPr>
-        <w:t>. Ultimately, the responsibility for selecting licenses is</w:t>
+        <w:t>.</w:t>
+      </w:r>
+      <w:proofErr w:type="gramEnd"/>
+      <w:r>
+        <w:rPr>
+          <w:rFonts w:ascii="Consolas" w:hAnsi="Consolas"/>
+          <w:color w:val="1B1B1B"/>
+          <w:sz w:val="18"/>
+          <w:szCs w:val="18"/>
+        </w:rPr>
+        <w:t xml:space="preserve"> Ultimately, the responsibility for selecting licenses is</w:t>
       </w:r>
       <w:r>
         <w:rPr>
@@ -4351,7 +4436,17 @@
           <w:sz w:val="18"/>
           <w:szCs w:val="18"/>
         </w:rPr>
-        <w:t>with the BP (business producer)</w:t>
+        <w:t>with the BP (business producer</w:t>
+      </w:r>
+      <w:proofErr w:type="gramStart"/>
+      <w:r>
+        <w:rPr>
+          <w:rFonts w:ascii="Consolas" w:hAnsi="Consolas"/>
+          <w:color w:val="1B1B1B"/>
+          <w:sz w:val="18"/>
+          <w:szCs w:val="18"/>
+        </w:rPr>
+        <w:t>)</w:t>
       </w:r>
       <w:r>
         <w:rPr>
@@ -4369,7 +4464,17 @@
           <w:sz w:val="18"/>
           <w:szCs w:val="18"/>
         </w:rPr>
-        <w:t>. The BP (Business</w:t>
+        <w:t>.</w:t>
+      </w:r>
+      <w:proofErr w:type="gramEnd"/>
+      <w:r>
+        <w:rPr>
+          <w:rFonts w:ascii="Consolas" w:hAnsi="Consolas"/>
+          <w:color w:val="1B1B1B"/>
+          <w:sz w:val="18"/>
+          <w:szCs w:val="18"/>
+        </w:rPr>
+        <w:t xml:space="preserve"> The BP (Business</w:t>
       </w:r>
       <w:r>
         <w:rPr>
@@ -4380,6 +4485,7 @@
         </w:rPr>
         <w:t xml:space="preserve"> </w:t>
       </w:r>
+      <w:proofErr w:type="gramStart"/>
       <w:r>
         <w:rPr>
           <w:rFonts w:ascii="Consolas" w:hAnsi="Consolas"/>
@@ -4405,7 +4511,17 @@
           <w:sz w:val="18"/>
           <w:szCs w:val="18"/>
         </w:rPr>
-        <w:t>), without just relying on SE</w:t>
+        <w:t>)</w:t>
+      </w:r>
+      <w:proofErr w:type="gramEnd"/>
+      <w:r>
+        <w:rPr>
+          <w:rFonts w:ascii="Consolas" w:hAnsi="Consolas"/>
+          <w:color w:val="1B1B1B"/>
+          <w:sz w:val="18"/>
+          <w:szCs w:val="18"/>
+        </w:rPr>
+        <w:t>, without just relying on SE</w:t>
       </w:r>
       <w:r>
         <w:rPr>
@@ -4531,7 +4647,17 @@
           <w:sz w:val="18"/>
           <w:szCs w:val="18"/>
         </w:rPr>
-        <w:t>You must understand</w:t>
+        <w:t xml:space="preserve">You must </w:t>
+      </w:r>
+      <w:proofErr w:type="gramStart"/>
+      <w:r>
+        <w:rPr>
+          <w:rFonts w:ascii="Consolas" w:hAnsi="Consolas"/>
+          <w:color w:val="1B1B1B"/>
+          <w:sz w:val="18"/>
+          <w:szCs w:val="18"/>
+        </w:rPr>
+        <w:t>understand</w:t>
       </w:r>
       <w:r>
         <w:rPr>
@@ -4549,7 +4675,17 @@
           <w:sz w:val="18"/>
           <w:szCs w:val="18"/>
         </w:rPr>
-        <w:t> and apply the rules specific to the situation</w:t>
+        <w:t> and</w:t>
+      </w:r>
+      <w:proofErr w:type="gramEnd"/>
+      <w:r>
+        <w:rPr>
+          <w:rFonts w:ascii="Consolas" w:hAnsi="Consolas"/>
+          <w:color w:val="1B1B1B"/>
+          <w:sz w:val="18"/>
+          <w:szCs w:val="18"/>
+        </w:rPr>
+        <w:t xml:space="preserve"> apply the rules specific to the situation</w:t>
       </w:r>
       <w:r>
         <w:rPr>
@@ -4603,7 +4739,17 @@
           <w:sz w:val="18"/>
           <w:szCs w:val="18"/>
         </w:rPr>
-        <w:t>in a virtual infrastructure</w:t>
+        <w:t xml:space="preserve">in a virtual </w:t>
+      </w:r>
+      <w:proofErr w:type="gramStart"/>
+      <w:r>
+        <w:rPr>
+          <w:rFonts w:ascii="Consolas" w:hAnsi="Consolas"/>
+          <w:color w:val="1B1B1B"/>
+          <w:sz w:val="18"/>
+          <w:szCs w:val="18"/>
+        </w:rPr>
+        <w:t>infrastructure</w:t>
       </w:r>
       <w:r>
         <w:rPr>
@@ -4621,7 +4767,17 @@
           <w:sz w:val="18"/>
           <w:szCs w:val="18"/>
         </w:rPr>
-        <w:t>), you need to be especially careful.</w:t>
+        <w:t>)</w:t>
+      </w:r>
+      <w:proofErr w:type="gramEnd"/>
+      <w:r>
+        <w:rPr>
+          <w:rFonts w:ascii="Consolas" w:hAnsi="Consolas"/>
+          <w:color w:val="1B1B1B"/>
+          <w:sz w:val="18"/>
+          <w:szCs w:val="18"/>
+        </w:rPr>
+        <w:t>, you need to be especially careful.</w:t>
       </w:r>
     </w:p>
     <w:p>
@@ -4639,7 +4795,17 @@
           <w:sz w:val="18"/>
           <w:szCs w:val="18"/>
         </w:rPr>
-        <w:t>You need to explain</w:t>
+        <w:t>You need to </w:t>
+      </w:r>
+      <w:proofErr w:type="gramStart"/>
+      <w:r>
+        <w:rPr>
+          <w:rFonts w:ascii="Consolas" w:hAnsi="Consolas"/>
+          <w:color w:val="1B1B1B"/>
+          <w:sz w:val="18"/>
+          <w:szCs w:val="18"/>
+        </w:rPr>
+        <w:t>explain</w:t>
       </w:r>
       <w:r>
         <w:rPr>
@@ -4657,16 +4823,17 @@
           <w:sz w:val="18"/>
           <w:szCs w:val="18"/>
         </w:rPr>
-        <w:t> the principal license terms to the customer before sale and make sure they understand</w:t>
-      </w:r>
-      <w:r>
-        <w:rPr>
-          <w:rFonts w:ascii="Consolas" w:hAnsi="Consolas"/>
-          <w:color w:val="1B1B1B"/>
-          <w:sz w:val="18"/>
-          <w:szCs w:val="18"/>
-        </w:rPr>
-        <w:t>.</w:t>
+        <w:t> the</w:t>
+      </w:r>
+      <w:proofErr w:type="gramEnd"/>
+      <w:r>
+        <w:rPr>
+          <w:rFonts w:ascii="Consolas" w:hAnsi="Consolas"/>
+          <w:color w:val="1B1B1B"/>
+          <w:sz w:val="18"/>
+          <w:szCs w:val="18"/>
+        </w:rPr>
+        <w:t xml:space="preserve"> principal license terms to the customer before sale and make sure they understand.</w:t>
       </w:r>
     </w:p>
     <w:p>
@@ -5020,16 +5187,7 @@
                 <w:sz w:val="18"/>
                 <w:szCs w:val="18"/>
               </w:rPr>
-              <w:t>Use by subsidiaries/group companies</w:t>
-            </w:r>
-            <w:r>
-              <w:rPr>
-                <w:rFonts w:ascii="Consolas" w:hAnsi="Consolas"/>
-                <w:color w:val="1B1B1B"/>
-                <w:sz w:val="18"/>
-                <w:szCs w:val="18"/>
-              </w:rPr>
-              <w:t xml:space="preserve"> </w:t>
+              <w:t xml:space="preserve">Use by subsidiaries/group companies </w:t>
             </w:r>
           </w:p>
           <w:p>
@@ -5088,25 +5246,7 @@
                 <w:sz w:val="18"/>
                 <w:szCs w:val="18"/>
               </w:rPr>
-              <w:t>*Aside from the legal entities who entered into contract, all others are considered "third-parties" who</w:t>
-            </w:r>
-            <w:r>
-              <w:rPr>
-                <w:rFonts w:ascii="Consolas" w:hAnsi="Consolas"/>
-                <w:color w:val="1B1B1B"/>
-                <w:sz w:val="18"/>
-                <w:szCs w:val="18"/>
-              </w:rPr>
-              <w:t xml:space="preserve"> </w:t>
-            </w:r>
-            <w:r>
-              <w:rPr>
-                <w:rFonts w:ascii="Consolas" w:hAnsi="Consolas"/>
-                <w:color w:val="1B1B1B"/>
-                <w:sz w:val="18"/>
-                <w:szCs w:val="18"/>
-              </w:rPr>
-              <w:t>are excluded from the license as a general rule.</w:t>
+              <w:t>*Aside from the legal entities who entered into contract, all others are considered "third-parties" who are excluded from the license as a general rule.</w:t>
             </w:r>
           </w:p>
         </w:tc>
@@ -5160,43 +5300,7 @@
                 <w:sz w:val="18"/>
                 <w:szCs w:val="18"/>
               </w:rPr>
-              <w:t>"Usage/</w:t>
-            </w:r>
-            <w:r>
-              <w:rPr>
-                <w:rFonts w:ascii="Consolas" w:hAnsi="Consolas"/>
-                <w:color w:val="1B1B1B"/>
-                <w:sz w:val="18"/>
-                <w:szCs w:val="18"/>
-              </w:rPr>
-              <w:t xml:space="preserve"> </w:t>
-            </w:r>
-            <w:r>
-              <w:rPr>
-                <w:rFonts w:ascii="Consolas" w:hAnsi="Consolas"/>
-                <w:color w:val="1B1B1B"/>
-                <w:sz w:val="18"/>
-                <w:szCs w:val="18"/>
-              </w:rPr>
-              <w:t>Purpose</w:t>
-            </w:r>
-            <w:r>
-              <w:rPr>
-                <w:rFonts w:ascii="Consolas" w:hAnsi="Consolas"/>
-                <w:color w:val="1B1B1B"/>
-                <w:sz w:val="18"/>
-                <w:szCs w:val="18"/>
-              </w:rPr>
-              <w:t xml:space="preserve"> </w:t>
-            </w:r>
-            <w:r>
-              <w:rPr>
-                <w:rFonts w:ascii="Consolas" w:hAnsi="Consolas"/>
-                <w:color w:val="1B1B1B"/>
-                <w:sz w:val="18"/>
-                <w:szCs w:val="18"/>
-              </w:rPr>
-              <w:t>" violation**</w:t>
+              <w:t>"Usage/ Purpose " violation**</w:t>
             </w:r>
           </w:p>
         </w:tc>
@@ -5279,16 +5383,7 @@
                 <w:sz w:val="18"/>
                 <w:szCs w:val="18"/>
               </w:rPr>
-              <w:t xml:space="preserve"> </w:t>
-            </w:r>
-            <w:r>
-              <w:rPr>
-                <w:rFonts w:ascii="Consolas" w:hAnsi="Consolas"/>
-                <w:color w:val="1B1B1B"/>
-                <w:sz w:val="18"/>
-                <w:szCs w:val="18"/>
-              </w:rPr>
-              <w:t>or as </w:t>
+              <w:t xml:space="preserve"> or as </w:t>
             </w:r>
             <w:r>
               <w:rPr>
@@ -5299,40 +5394,7 @@
                 <w:sz w:val="18"/>
                 <w:szCs w:val="18"/>
               </w:rPr>
-              <w:t>something packaged with a</w:t>
-            </w:r>
-            <w:r>
-              <w:rPr>
-                <w:rFonts w:ascii="Consolas" w:hAnsi="Consolas"/>
-                <w:b/>
-                <w:bCs/>
-                <w:color w:val="1B1B1B"/>
-                <w:sz w:val="18"/>
-                <w:szCs w:val="18"/>
-              </w:rPr>
-              <w:t xml:space="preserve"> </w:t>
-            </w:r>
-            <w:r>
-              <w:rPr>
-                <w:rFonts w:ascii="Consolas" w:hAnsi="Consolas"/>
-                <w:b/>
-                <w:bCs/>
-                <w:color w:val="1B1B1B"/>
-                <w:sz w:val="18"/>
-                <w:szCs w:val="18"/>
-              </w:rPr>
-              <w:t>deliverable to a customer</w:t>
-            </w:r>
-            <w:r>
-              <w:rPr>
-                <w:rFonts w:ascii="Consolas" w:hAnsi="Consolas"/>
-                <w:b/>
-                <w:bCs/>
-                <w:color w:val="1B1B1B"/>
-                <w:sz w:val="18"/>
-                <w:szCs w:val="18"/>
-              </w:rPr>
-              <w:t>.</w:t>
+              <w:t>something packaged with a deliverable to a customer.</w:t>
             </w:r>
           </w:p>
         </w:tc>
@@ -5386,8 +5448,9 @@
                 <w:sz w:val="18"/>
                 <w:szCs w:val="18"/>
               </w:rPr>
-              <w:t>Violation due to</w:t>
+              <w:t>Violation due to “</w:t>
             </w:r>
+            <w:proofErr w:type="gramStart"/>
             <w:r>
               <w:rPr>
                 <w:rFonts w:ascii="Consolas" w:hAnsi="Consolas"/>
@@ -5395,8 +5458,9 @@
                 <w:sz w:val="18"/>
                 <w:szCs w:val="18"/>
               </w:rPr>
-              <w:t xml:space="preserve"> “</w:t>
+              <w:t>Misunderstanding  of</w:t>
             </w:r>
+            <w:proofErr w:type="gramEnd"/>
             <w:r>
               <w:rPr>
                 <w:rFonts w:ascii="Consolas" w:hAnsi="Consolas"/>
@@ -5404,52 +5468,7 @@
                 <w:sz w:val="18"/>
                 <w:szCs w:val="18"/>
               </w:rPr>
-              <w:t>Misunderstanding</w:t>
-            </w:r>
-            <w:r>
-              <w:rPr>
-                <w:rFonts w:ascii="Consolas" w:hAnsi="Consolas"/>
-                <w:color w:val="1B1B1B"/>
-                <w:sz w:val="18"/>
-                <w:szCs w:val="18"/>
-              </w:rPr>
-              <w:t xml:space="preserve"> </w:t>
-            </w:r>
-            <w:r>
-              <w:rPr>
-                <w:rFonts w:ascii="Consolas" w:hAnsi="Consolas"/>
-                <w:color w:val="1B1B1B"/>
-                <w:sz w:val="18"/>
-                <w:szCs w:val="18"/>
-              </w:rPr>
-              <w:t> of</w:t>
-            </w:r>
-            <w:r>
-              <w:rPr>
-                <w:rFonts w:ascii="Consolas" w:hAnsi="Consolas"/>
-                <w:color w:val="1B1B1B"/>
-                <w:sz w:val="18"/>
-                <w:szCs w:val="18"/>
-              </w:rPr>
-              <w:t xml:space="preserve"> </w:t>
-            </w:r>
-            <w:r>
-              <w:rPr>
-                <w:rFonts w:ascii="Consolas" w:hAnsi="Consolas"/>
-                <w:color w:val="1B1B1B"/>
-                <w:sz w:val="18"/>
-                <w:szCs w:val="18"/>
-              </w:rPr>
-              <w:t>Licensing System</w:t>
-            </w:r>
-            <w:r>
-              <w:rPr>
-                <w:rFonts w:ascii="Consolas" w:hAnsi="Consolas"/>
-                <w:color w:val="1B1B1B"/>
-                <w:sz w:val="18"/>
-                <w:szCs w:val="18"/>
-              </w:rPr>
-              <w:t>”</w:t>
+              <w:t xml:space="preserve"> Licensing System”</w:t>
             </w:r>
           </w:p>
         </w:tc>
@@ -5474,8 +5493,9 @@
                 <w:sz w:val="18"/>
                 <w:szCs w:val="18"/>
               </w:rPr>
-              <w:t>Whether the license is for "device"</w:t>
+              <w:t>Whether the license is for "device</w:t>
             </w:r>
+            <w:proofErr w:type="gramStart"/>
             <w:r>
               <w:rPr>
                 <w:rFonts w:ascii="Consolas" w:hAnsi="Consolas"/>
@@ -5483,8 +5503,9 @@
                 <w:sz w:val="18"/>
                 <w:szCs w:val="18"/>
               </w:rPr>
-              <w:t xml:space="preserve"> </w:t>
+              <w:t>"  or</w:t>
             </w:r>
+            <w:proofErr w:type="gramEnd"/>
             <w:r>
               <w:rPr>
                 <w:rFonts w:ascii="Consolas" w:hAnsi="Consolas"/>
@@ -5492,7 +5513,7 @@
                 <w:sz w:val="18"/>
                 <w:szCs w:val="18"/>
               </w:rPr>
-              <w:t> or "user"</w:t>
+              <w:t> "user"</w:t>
             </w:r>
           </w:p>
           <w:p>
@@ -5511,8 +5532,9 @@
                 <w:sz w:val="18"/>
                 <w:szCs w:val="18"/>
               </w:rPr>
-              <w:t>Whether the license is for "installation,"</w:t>
+              <w:t>Whether the license is for "installation," "access,</w:t>
             </w:r>
+            <w:proofErr w:type="gramStart"/>
             <w:r>
               <w:rPr>
                 <w:rFonts w:ascii="Consolas" w:hAnsi="Consolas"/>
@@ -5520,8 +5542,9 @@
                 <w:sz w:val="18"/>
                 <w:szCs w:val="18"/>
               </w:rPr>
-              <w:t xml:space="preserve"> </w:t>
+              <w:t>"  or</w:t>
             </w:r>
+            <w:proofErr w:type="gramEnd"/>
             <w:r>
               <w:rPr>
                 <w:rFonts w:ascii="Consolas" w:hAnsi="Consolas"/>
@@ -5529,25 +5552,7 @@
                 <w:sz w:val="18"/>
                 <w:szCs w:val="18"/>
               </w:rPr>
-              <w:t>"access,"</w:t>
-            </w:r>
-            <w:r>
-              <w:rPr>
-                <w:rFonts w:ascii="Consolas" w:hAnsi="Consolas"/>
-                <w:color w:val="1B1B1B"/>
-                <w:sz w:val="18"/>
-                <w:szCs w:val="18"/>
-              </w:rPr>
-              <w:t xml:space="preserve"> </w:t>
-            </w:r>
-            <w:r>
-              <w:rPr>
-                <w:rFonts w:ascii="Consolas" w:hAnsi="Consolas"/>
-                <w:color w:val="1B1B1B"/>
-                <w:sz w:val="18"/>
-                <w:szCs w:val="18"/>
-              </w:rPr>
-              <w:t> or "simultaneous access"</w:t>
+              <w:t> "simultaneous access"</w:t>
             </w:r>
           </w:p>
         </w:tc>
@@ -5601,34 +5606,7 @@
                 <w:sz w:val="18"/>
                 <w:szCs w:val="18"/>
               </w:rPr>
-              <w:t>Violation of "</w:t>
-            </w:r>
-            <w:r>
-              <w:rPr>
-                <w:rFonts w:ascii="Consolas" w:hAnsi="Consolas"/>
-                <w:color w:val="1B1B1B"/>
-                <w:sz w:val="18"/>
-                <w:szCs w:val="18"/>
-              </w:rPr>
-              <w:t xml:space="preserve"> </w:t>
-            </w:r>
-            <w:r>
-              <w:rPr>
-                <w:rFonts w:ascii="Consolas" w:hAnsi="Consolas"/>
-                <w:color w:val="1B1B1B"/>
-                <w:sz w:val="18"/>
-                <w:szCs w:val="18"/>
-              </w:rPr>
-              <w:t>Specific Rules</w:t>
-            </w:r>
-            <w:r>
-              <w:rPr>
-                <w:rFonts w:ascii="Consolas" w:hAnsi="Consolas"/>
-                <w:color w:val="1B1B1B"/>
-                <w:sz w:val="18"/>
-                <w:szCs w:val="18"/>
-              </w:rPr>
-              <w:t>”</w:t>
+              <w:t>Violation of " Specific Rules”</w:t>
             </w:r>
           </w:p>
         </w:tc>
@@ -5655,7 +5633,19 @@
                 <w:sz w:val="18"/>
                 <w:szCs w:val="18"/>
               </w:rPr>
-              <w:t>Maintenance contract is required for the total number of licenses</w:t>
+              <w:t xml:space="preserve">Maintenance contract is required for the total number of </w:t>
+            </w:r>
+            <w:proofErr w:type="gramStart"/>
+            <w:r>
+              <w:rPr>
+                <w:rFonts w:ascii="Consolas" w:hAnsi="Consolas"/>
+                <w:b/>
+                <w:bCs/>
+                <w:color w:val="1B1B1B"/>
+                <w:sz w:val="18"/>
+                <w:szCs w:val="18"/>
+              </w:rPr>
+              <w:t>licenses</w:t>
             </w:r>
             <w:r>
               <w:rPr>
@@ -5675,8 +5665,9 @@
                 <w:sz w:val="18"/>
                 <w:szCs w:val="18"/>
               </w:rPr>
-              <w:t> being used</w:t>
+              <w:t> being</w:t>
             </w:r>
+            <w:proofErr w:type="gramEnd"/>
             <w:r>
               <w:rPr>
                 <w:rFonts w:ascii="Consolas" w:hAnsi="Consolas"/>
@@ -5684,16 +5675,7 @@
                 <w:sz w:val="18"/>
                 <w:szCs w:val="18"/>
               </w:rPr>
-              <w:t xml:space="preserve"> </w:t>
-            </w:r>
-            <w:r>
-              <w:rPr>
-                <w:rFonts w:ascii="Consolas" w:hAnsi="Consolas"/>
-                <w:color w:val="1B1B1B"/>
-                <w:sz w:val="18"/>
-                <w:szCs w:val="18"/>
-              </w:rPr>
-              <w:t>(Oracle/RedHat)</w:t>
+              <w:t xml:space="preserve"> used (Oracle/RedHat)</w:t>
             </w:r>
           </w:p>
           <w:p>
@@ -5712,8 +5694,9 @@
                 <w:sz w:val="18"/>
                 <w:szCs w:val="18"/>
               </w:rPr>
-              <w:t>For use in a virtual environment</w:t>
+              <w:t xml:space="preserve">For use in a virtual </w:t>
             </w:r>
+            <w:proofErr w:type="gramStart"/>
             <w:r>
               <w:rPr>
                 <w:rFonts w:ascii="Consolas" w:hAnsi="Consolas"/>
@@ -5721,8 +5704,9 @@
                 <w:sz w:val="18"/>
                 <w:szCs w:val="18"/>
               </w:rPr>
-              <w:t xml:space="preserve"> </w:t>
+              <w:t>environment ,</w:t>
             </w:r>
+            <w:proofErr w:type="gramEnd"/>
             <w:r>
               <w:rPr>
                 <w:rFonts w:ascii="Consolas" w:hAnsi="Consolas"/>
@@ -5730,43 +5714,7 @@
                 <w:sz w:val="18"/>
                 <w:szCs w:val="18"/>
               </w:rPr>
-              <w:t>, you need a license for all physical machines</w:t>
-            </w:r>
-            <w:r>
-              <w:rPr>
-                <w:rFonts w:ascii="Consolas" w:hAnsi="Consolas"/>
-                <w:color w:val="1B1B1B"/>
-                <w:sz w:val="18"/>
-                <w:szCs w:val="18"/>
-              </w:rPr>
-              <w:t xml:space="preserve"> </w:t>
-            </w:r>
-            <w:r>
-              <w:rPr>
-                <w:rFonts w:ascii="Consolas" w:hAnsi="Consolas"/>
-                <w:color w:val="1B1B1B"/>
-                <w:sz w:val="18"/>
-                <w:szCs w:val="18"/>
-              </w:rPr>
-              <w:t> that the virtual</w:t>
-            </w:r>
-            <w:r>
-              <w:rPr>
-                <w:rFonts w:ascii="Consolas" w:hAnsi="Consolas"/>
-                <w:color w:val="1B1B1B"/>
-                <w:sz w:val="18"/>
-                <w:szCs w:val="18"/>
-              </w:rPr>
-              <w:t xml:space="preserve"> </w:t>
-            </w:r>
-            <w:r>
-              <w:rPr>
-                <w:rFonts w:ascii="Consolas" w:hAnsi="Consolas"/>
-                <w:color w:val="1B1B1B"/>
-                <w:sz w:val="18"/>
-                <w:szCs w:val="18"/>
-              </w:rPr>
-              <w:t>environment consists of, not for the virtual machine being used (Oracle)</w:t>
+              <w:t xml:space="preserve"> you need a license for all physical machines  that the virtual environment consists of, not for the virtual machine being used (Oracle)</w:t>
             </w:r>
           </w:p>
           <w:p>
@@ -5787,8 +5735,9 @@
                 <w:sz w:val="18"/>
                 <w:szCs w:val="18"/>
               </w:rPr>
-              <w:t>A paid license is required for access to official repositories</w:t>
+              <w:t xml:space="preserve">A paid license is required for access to official </w:t>
             </w:r>
+            <w:proofErr w:type="gramStart"/>
             <w:r>
               <w:rPr>
                 <w:rFonts w:ascii="Consolas" w:hAnsi="Consolas"/>
@@ -5796,8 +5745,9 @@
                 <w:sz w:val="18"/>
                 <w:szCs w:val="18"/>
               </w:rPr>
-              <w:t xml:space="preserve"> </w:t>
+              <w:t>repositories  (</w:t>
             </w:r>
+            <w:proofErr w:type="gramEnd"/>
             <w:r>
               <w:rPr>
                 <w:rFonts w:ascii="Consolas" w:hAnsi="Consolas"/>
@@ -5805,7 +5755,7 @@
                 <w:sz w:val="18"/>
                 <w:szCs w:val="18"/>
               </w:rPr>
-              <w:t> (Anaconda)</w:t>
+              <w:t>Anaconda)</w:t>
             </w:r>
           </w:p>
         </w:tc>
@@ -5859,7 +5809,27 @@
                 <w:sz w:val="18"/>
                 <w:szCs w:val="18"/>
               </w:rPr>
-              <w:t>Violation of "</w:t>
+              <w:t xml:space="preserve">Violation of " </w:t>
+            </w:r>
+            <w:proofErr w:type="gramStart"/>
+            <w:r>
+              <w:rPr>
+                <w:rFonts w:ascii="Consolas" w:hAnsi="Consolas"/>
+                <w:color w:val="1B1B1B"/>
+                <w:sz w:val="18"/>
+                <w:szCs w:val="18"/>
+              </w:rPr>
+              <w:t>Duty  to</w:t>
+            </w:r>
+            <w:proofErr w:type="gramEnd"/>
+            <w:r>
+              <w:rPr>
+                <w:rFonts w:ascii="Consolas" w:hAnsi="Consolas"/>
+                <w:color w:val="1B1B1B"/>
+                <w:sz w:val="18"/>
+                <w:szCs w:val="18"/>
+              </w:rPr>
+              <w:t> Apply Terms</w:t>
             </w:r>
             <w:r>
               <w:rPr>
@@ -5868,70 +5838,7 @@
                 <w:sz w:val="18"/>
                 <w:szCs w:val="18"/>
               </w:rPr>
-              <w:t xml:space="preserve"> </w:t>
-            </w:r>
-            <w:r>
-              <w:rPr>
-                <w:rFonts w:ascii="Consolas" w:hAnsi="Consolas"/>
-                <w:color w:val="1B1B1B"/>
-                <w:sz w:val="18"/>
-                <w:szCs w:val="18"/>
-              </w:rPr>
-              <w:t>Duty</w:t>
-            </w:r>
-            <w:r>
-              <w:rPr>
-                <w:rFonts w:ascii="Consolas" w:hAnsi="Consolas"/>
-                <w:color w:val="1B1B1B"/>
-                <w:sz w:val="18"/>
-                <w:szCs w:val="18"/>
-              </w:rPr>
-              <w:t xml:space="preserve"> </w:t>
-            </w:r>
-            <w:r>
-              <w:rPr>
-                <w:rFonts w:ascii="Consolas" w:hAnsi="Consolas"/>
-                <w:color w:val="1B1B1B"/>
-                <w:sz w:val="18"/>
-                <w:szCs w:val="18"/>
-              </w:rPr>
-              <w:t> to Apply Terms</w:t>
-            </w:r>
-            <w:r>
-              <w:rPr>
-                <w:rFonts w:ascii="Consolas" w:hAnsi="Consolas"/>
-                <w:color w:val="1B1B1B"/>
-                <w:sz w:val="18"/>
-                <w:szCs w:val="18"/>
-              </w:rPr>
-              <w:t xml:space="preserve"> </w:t>
-            </w:r>
-            <w:r>
-              <w:rPr>
-                <w:rFonts w:ascii="Consolas" w:hAnsi="Consolas"/>
-                <w:color w:val="1B1B1B"/>
-                <w:sz w:val="18"/>
-                <w:szCs w:val="18"/>
-              </w:rPr>
-              <w:t>to Customer Contract</w:t>
-            </w:r>
-            <w:r>
-              <w:rPr>
-                <w:rFonts w:ascii="Consolas" w:hAnsi="Consolas"/>
-                <w:color w:val="1B1B1B"/>
-                <w:sz w:val="18"/>
-                <w:szCs w:val="18"/>
-              </w:rPr>
-              <w:t xml:space="preserve"> </w:t>
-            </w:r>
-            <w:r>
-              <w:rPr>
-                <w:rFonts w:ascii="Consolas" w:hAnsi="Consolas"/>
-                <w:color w:val="1B1B1B"/>
-                <w:sz w:val="18"/>
-                <w:szCs w:val="18"/>
-              </w:rPr>
-              <w:t>"***</w:t>
+              <w:t xml:space="preserve"> to Customer Contract "***</w:t>
             </w:r>
           </w:p>
         </w:tc>
@@ -5956,25 +5863,7 @@
                 <w:sz w:val="18"/>
                 <w:szCs w:val="18"/>
               </w:rPr>
-              <w:t>For resale of software, the terms are not properly applied to the customer contract according to</w:t>
-            </w:r>
-            <w:r>
-              <w:rPr>
-                <w:rFonts w:ascii="Consolas" w:hAnsi="Consolas"/>
-                <w:color w:val="1B1B1B"/>
-                <w:sz w:val="18"/>
-                <w:szCs w:val="18"/>
-              </w:rPr>
-              <w:t xml:space="preserve"> </w:t>
-            </w:r>
-            <w:r>
-              <w:rPr>
-                <w:rFonts w:ascii="Consolas" w:hAnsi="Consolas"/>
-                <w:color w:val="1B1B1B"/>
-                <w:sz w:val="18"/>
-                <w:szCs w:val="18"/>
-              </w:rPr>
-              <w:t>the resale contract/license contract description</w:t>
+              <w:t>For resale of software, the terms are not properly applied to the customer contract according to the resale contract/license contract description</w:t>
             </w:r>
           </w:p>
           <w:p>
@@ -6254,54 +6143,183 @@
         <w:pStyle w:val="Heading2"/>
       </w:pPr>
       <w:r>
-        <w:t>3</w:t>
-      </w:r>
-      <w:r>
-        <w:t>. Understanding the Policies for License Violation</w:t>
-      </w:r>
-      <w:r>
+        <w:t>3. Understanding the Policies for License Violation Prevention</w:t>
+      </w:r>
+    </w:p>
+    <w:p>
+      <w:pPr>
+        <w:rPr>
+          <w:rFonts w:ascii="Consolas" w:hAnsi="Consolas"/>
+          <w:color w:val="1B1B1B"/>
+          <w:sz w:val="18"/>
+          <w:szCs w:val="18"/>
+        </w:rPr>
+      </w:pPr>
+      <w:r>
+        <w:rPr>
+          <w:rFonts w:ascii="Consolas" w:hAnsi="Consolas"/>
+          <w:color w:val="1B1B1B"/>
+          <w:sz w:val="18"/>
+          <w:szCs w:val="18"/>
+        </w:rPr>
+        <w:t>Chapter 3: Understanding the Policies for License Violation Prevention</w:t>
+      </w:r>
+    </w:p>
+    <w:p>
+      <w:pPr>
+        <w:rPr>
+          <w:rFonts w:ascii="Consolas" w:hAnsi="Consolas"/>
+          <w:color w:val="1B1B1B"/>
+          <w:sz w:val="18"/>
+          <w:szCs w:val="18"/>
+        </w:rPr>
+      </w:pPr>
+      <w:r>
+        <w:rPr>
+          <w:rFonts w:ascii="Consolas" w:hAnsi="Consolas"/>
+          <w:color w:val="1B1B1B"/>
+          <w:sz w:val="18"/>
+          <w:szCs w:val="18"/>
+        </w:rPr>
+        <w:t>This chapter introduces the various policies in place at Fujitsu related to license violation prevention. Based on this, we want everyone to adopt these policies.</w:t>
+      </w:r>
+    </w:p>
+    <w:p>
+      <w:pPr>
+        <w:pStyle w:val="Heading3"/>
+      </w:pPr>
+      <w:r>
+        <w:t>Fujitsu's Policy (1</w:t>
+      </w:r>
+      <w:proofErr w:type="gramStart"/>
+      <w:r>
+        <w:t>) :</w:t>
+      </w:r>
+      <w:proofErr w:type="gramEnd"/>
+      <w:r>
+        <w:t xml:space="preserve"> Project Across the Entire Organization(</w:t>
+      </w:r>
+      <w:proofErr w:type="spellStart"/>
+      <w:r>
+        <w:t>OneLicense</w:t>
+      </w:r>
+      <w:proofErr w:type="spellEnd"/>
+      <w:r>
+        <w:t>)</w:t>
+      </w:r>
+    </w:p>
+    <w:p>
+      <w:pPr>
+        <w:rPr>
+          <w:rFonts w:ascii="Consolas" w:hAnsi="Consolas"/>
+          <w:color w:val="1B1B1B"/>
+          <w:sz w:val="18"/>
+          <w:szCs w:val="18"/>
+        </w:rPr>
+      </w:pPr>
+      <w:r>
+        <w:rPr>
+          <w:rFonts w:ascii="Consolas" w:hAnsi="Consolas"/>
+          <w:color w:val="1B1B1B"/>
+          <w:sz w:val="18"/>
+          <w:szCs w:val="18"/>
+        </w:rPr>
+        <w:t>We have started a project across the entire organization to achieve "zero license violations" and</w:t>
+      </w:r>
+      <w:r>
+        <w:rPr>
+          <w:rFonts w:ascii="Consolas" w:hAnsi="Consolas"/>
+          <w:color w:val="1B1B1B"/>
+          <w:sz w:val="18"/>
+          <w:szCs w:val="18"/>
+        </w:rPr>
         <w:t xml:space="preserve"> </w:t>
       </w:r>
       <w:r>
-        <w:t>Prevention</w:t>
-      </w:r>
-    </w:p>
-    <w:p>
-      <w:pPr>
-        <w:rPr>
-          <w:rFonts w:ascii="Consolas" w:hAnsi="Consolas"/>
-          <w:color w:val="1B1B1B"/>
-          <w:sz w:val="18"/>
-          <w:szCs w:val="18"/>
-        </w:rPr>
-      </w:pPr>
-      <w:r>
-        <w:rPr>
-          <w:rFonts w:ascii="Consolas" w:hAnsi="Consolas"/>
-          <w:color w:val="1B1B1B"/>
-          <w:sz w:val="18"/>
-          <w:szCs w:val="18"/>
-        </w:rPr>
-        <w:t>Chapter 3: Understanding the Policies for License Violation Prevention</w:t>
-      </w:r>
-    </w:p>
-    <w:p>
-      <w:pPr>
-        <w:rPr>
-          <w:rFonts w:ascii="Consolas" w:hAnsi="Consolas"/>
-          <w:color w:val="1B1B1B"/>
-          <w:sz w:val="18"/>
-          <w:szCs w:val="18"/>
-        </w:rPr>
-      </w:pPr>
-      <w:r>
-        <w:rPr>
-          <w:rFonts w:ascii="Consolas" w:hAnsi="Consolas"/>
-          <w:color w:val="1B1B1B"/>
-          <w:sz w:val="18"/>
-          <w:szCs w:val="18"/>
-        </w:rPr>
-        <w:t>This chapter introduces the various policies in place at Fujitsu related to license violation prevention. Based on this, we want everyone to adopt these policies.</w:t>
+        <w:rPr>
+          <w:rFonts w:ascii="Consolas" w:hAnsi="Consolas"/>
+          <w:color w:val="1B1B1B"/>
+          <w:sz w:val="18"/>
+          <w:szCs w:val="18"/>
+        </w:rPr>
+        <w:t>"zero security risks"</w:t>
+      </w:r>
+    </w:p>
+    <w:p>
+      <w:pPr>
+        <w:rPr>
+          <w:rFonts w:ascii="Consolas" w:hAnsi="Consolas"/>
+          <w:color w:val="1B1B1B"/>
+          <w:sz w:val="18"/>
+          <w:szCs w:val="18"/>
+        </w:rPr>
+      </w:pPr>
+      <w:r>
+        <w:rPr>
+          <w:rFonts w:ascii="Consolas" w:hAnsi="Consolas"/>
+          <w:color w:val="1B1B1B"/>
+          <w:sz w:val="18"/>
+          <w:szCs w:val="18"/>
+        </w:rPr>
+        <w:t>We have launched "</w:t>
+      </w:r>
+      <w:proofErr w:type="spellStart"/>
+      <w:r>
+        <w:rPr>
+          <w:rFonts w:ascii="Consolas" w:hAnsi="Consolas"/>
+          <w:color w:val="1B1B1B"/>
+          <w:sz w:val="18"/>
+          <w:szCs w:val="18"/>
+        </w:rPr>
+        <w:t>OneLicense</w:t>
+      </w:r>
+      <w:proofErr w:type="spellEnd"/>
+      <w:r>
+        <w:rPr>
+          <w:rFonts w:ascii="Consolas" w:hAnsi="Consolas"/>
+          <w:color w:val="1B1B1B"/>
+          <w:sz w:val="18"/>
+          <w:szCs w:val="18"/>
+        </w:rPr>
+        <w:t>" as a project across the entire organization this year to achieve "zero license violations" and "zero security risks" at the Fujitsu Group.</w:t>
+      </w:r>
+    </w:p>
+    <w:p>
+      <w:pPr>
+        <w:rPr>
+          <w:rFonts w:ascii="Consolas" w:hAnsi="Consolas"/>
+          <w:color w:val="1B1B1B"/>
+          <w:sz w:val="18"/>
+          <w:szCs w:val="18"/>
+        </w:rPr>
+      </w:pPr>
+      <w:r>
+        <w:rPr>
+          <w:rFonts w:ascii="Consolas" w:hAnsi="Consolas"/>
+          <w:color w:val="1B1B1B"/>
+          <w:sz w:val="18"/>
+          <w:szCs w:val="18"/>
+        </w:rPr>
+        <w:t>As of now we are advancing with deliberations with cross-departmental project members on strategies to support all persons in departments where software is used, such as by the centralized collection of operational information across the entire organization and by the revision and establishment of processes, as well as strategies to strengthen global governance at the Fujitsu Group from here on.</w:t>
+      </w:r>
+    </w:p>
+    <w:p>
+      <w:pPr>
+        <w:rPr>
+          <w:rFonts w:ascii="Consolas" w:hAnsi="Consolas"/>
+          <w:color w:val="1B1B1B"/>
+          <w:sz w:val="18"/>
+          <w:szCs w:val="18"/>
+        </w:rPr>
+      </w:pPr>
+      <w:r>
+        <w:rPr>
+          <w:rFonts w:ascii="Consolas" w:hAnsi="Consolas"/>
+          <w:color w:val="1B1B1B"/>
+          <w:sz w:val="18"/>
+          <w:szCs w:val="18"/>
+        </w:rPr>
+        <w:t>We will introduce each of these policies in the next pages.</w:t>
       </w:r>
     </w:p>
     <w:p>
@@ -6309,178 +6327,80 @@
         <w:pStyle w:val="Heading3"/>
       </w:pPr>
       <w:r>
-        <w:t>Fujitsu's Policy (1</w:t>
-      </w:r>
-      <w:r>
-        <w:t xml:space="preserve">) : </w:t>
-      </w:r>
-      <w:r>
-        <w:t>Project Across the Entire Organization(</w:t>
-      </w:r>
-      <w:proofErr w:type="spellStart"/>
-      <w:r>
-        <w:t>OneLicense</w:t>
-      </w:r>
-      <w:proofErr w:type="spellEnd"/>
-      <w:r>
-        <w:t>)</w:t>
-      </w:r>
-    </w:p>
-    <w:p>
-      <w:pPr>
-        <w:rPr>
-          <w:rFonts w:ascii="Consolas" w:hAnsi="Consolas"/>
-          <w:color w:val="1B1B1B"/>
-          <w:sz w:val="18"/>
-          <w:szCs w:val="18"/>
-        </w:rPr>
-      </w:pPr>
-      <w:r>
-        <w:rPr>
-          <w:rFonts w:ascii="Consolas" w:hAnsi="Consolas"/>
-          <w:color w:val="1B1B1B"/>
-          <w:sz w:val="18"/>
-          <w:szCs w:val="18"/>
-        </w:rPr>
-        <w:t>We have started a project across the entire organization to achieve "zero license violations" and</w:t>
-      </w:r>
-      <w:r>
-        <w:rPr>
-          <w:rFonts w:ascii="Consolas" w:hAnsi="Consolas"/>
-          <w:color w:val="1B1B1B"/>
-          <w:sz w:val="18"/>
-          <w:szCs w:val="18"/>
-        </w:rPr>
+        <w:t>Fujitsu's Policy (2):</w:t>
+      </w:r>
+      <w:r>
         <w:t xml:space="preserve"> </w:t>
       </w:r>
       <w:r>
-        <w:rPr>
-          <w:rFonts w:ascii="Consolas" w:hAnsi="Consolas"/>
-          <w:color w:val="1B1B1B"/>
-          <w:sz w:val="18"/>
-          <w:szCs w:val="18"/>
-        </w:rPr>
-        <w:t>"zero security risks"</w:t>
-      </w:r>
-    </w:p>
-    <w:p>
-      <w:pPr>
-        <w:rPr>
-          <w:rFonts w:ascii="Consolas" w:hAnsi="Consolas"/>
-          <w:color w:val="1B1B1B"/>
-          <w:sz w:val="18"/>
-          <w:szCs w:val="18"/>
-        </w:rPr>
-      </w:pPr>
-      <w:r>
-        <w:rPr>
-          <w:rFonts w:ascii="Consolas" w:hAnsi="Consolas"/>
-          <w:color w:val="1B1B1B"/>
-          <w:sz w:val="18"/>
-          <w:szCs w:val="18"/>
-        </w:rPr>
-        <w:t>We have launched "</w:t>
-      </w:r>
-      <w:proofErr w:type="spellStart"/>
-      <w:r>
-        <w:rPr>
-          <w:rFonts w:ascii="Consolas" w:hAnsi="Consolas"/>
-          <w:color w:val="1B1B1B"/>
-          <w:sz w:val="18"/>
-          <w:szCs w:val="18"/>
-        </w:rPr>
-        <w:t>OneLicense</w:t>
-      </w:r>
-      <w:proofErr w:type="spellEnd"/>
-      <w:r>
-        <w:rPr>
-          <w:rFonts w:ascii="Consolas" w:hAnsi="Consolas"/>
-          <w:color w:val="1B1B1B"/>
-          <w:sz w:val="18"/>
-          <w:szCs w:val="18"/>
-        </w:rPr>
-        <w:t>" as a project across the entire organization this year to achieve "zero license violations" and "zero security risks" at the Fujitsu Group.</w:t>
-      </w:r>
-    </w:p>
-    <w:p>
-      <w:pPr>
-        <w:rPr>
-          <w:rFonts w:ascii="Consolas" w:hAnsi="Consolas"/>
-          <w:color w:val="1B1B1B"/>
-          <w:sz w:val="18"/>
-          <w:szCs w:val="18"/>
-        </w:rPr>
-      </w:pPr>
-      <w:r>
-        <w:rPr>
-          <w:rFonts w:ascii="Consolas" w:hAnsi="Consolas"/>
-          <w:color w:val="1B1B1B"/>
-          <w:sz w:val="18"/>
-          <w:szCs w:val="18"/>
-        </w:rPr>
-        <w:t>As of now we are advancing with deliberations with cross-departmental project members on strategies to support all persons in departments where software is used, such as by the centralized collection of operational information across the entire organization and by the revision and establishment of processes, as well as strategies to strengthen global governance at the Fujitsu Group from here on.</w:t>
-      </w:r>
-    </w:p>
-    <w:p>
-      <w:pPr>
-        <w:rPr>
-          <w:rFonts w:ascii="Consolas" w:hAnsi="Consolas"/>
-          <w:color w:val="1B1B1B"/>
-          <w:sz w:val="18"/>
-          <w:szCs w:val="18"/>
-        </w:rPr>
-      </w:pPr>
-      <w:r>
-        <w:rPr>
-          <w:rFonts w:ascii="Consolas" w:hAnsi="Consolas"/>
-          <w:color w:val="1B1B1B"/>
-          <w:sz w:val="18"/>
-          <w:szCs w:val="18"/>
-        </w:rPr>
-        <w:t>We will introduce each of these policies in the next pages.</w:t>
-      </w:r>
-    </w:p>
-    <w:p>
-      <w:pPr>
-        <w:pStyle w:val="Heading3"/>
-      </w:pPr>
-      <w:r>
-        <w:t>Fujitsu's Policy (2</w:t>
-      </w:r>
-      <w:r>
-        <w:t>):</w:t>
-      </w:r>
-      <w:r>
+        <w:t> Start of Operation for License Management Platform (LMP) Compliance Check</w:t>
+      </w:r>
+    </w:p>
+    <w:p>
+      <w:pPr>
+        <w:rPr>
+          <w:rFonts w:ascii="Consolas" w:hAnsi="Consolas"/>
+          <w:color w:val="1B1B1B"/>
+          <w:sz w:val="18"/>
+          <w:szCs w:val="18"/>
+        </w:rPr>
+      </w:pPr>
+      <w:r>
+        <w:rPr>
+          <w:rFonts w:ascii="Consolas" w:hAnsi="Consolas"/>
+          <w:color w:val="1B1B1B"/>
+          <w:sz w:val="18"/>
+          <w:szCs w:val="18"/>
+        </w:rPr>
+        <w:t>As a policy to prevent violations of licenses procured by Fujitsu, we have established a confirmation</w:t>
+      </w:r>
+      <w:r>
+        <w:rPr>
+          <w:rFonts w:ascii="Consolas" w:hAnsi="Consolas"/>
+          <w:color w:val="1B1B1B"/>
+          <w:sz w:val="18"/>
+          <w:szCs w:val="18"/>
+        </w:rPr>
         <w:t xml:space="preserve"> </w:t>
       </w:r>
       <w:r>
-        <w:t> Start of Operation for License Management</w:t>
-      </w:r>
-      <w:r>
+        <w:rPr>
+          <w:rFonts w:ascii="Consolas" w:hAnsi="Consolas"/>
+          <w:color w:val="1B1B1B"/>
+          <w:sz w:val="18"/>
+          <w:szCs w:val="18"/>
+        </w:rPr>
+        <w:t>process that utilizes a </w:t>
+      </w:r>
+      <w:proofErr w:type="gramStart"/>
+      <w:r>
+        <w:rPr>
+          <w:rFonts w:ascii="Consolas" w:hAnsi="Consolas"/>
+          <w:color w:val="1B1B1B"/>
+          <w:sz w:val="18"/>
+          <w:szCs w:val="18"/>
+        </w:rPr>
+        <w:t>License</w:t>
+      </w:r>
+      <w:r>
+        <w:rPr>
+          <w:rFonts w:ascii="Consolas" w:hAnsi="Consolas"/>
+          <w:color w:val="1B1B1B"/>
+          <w:sz w:val="18"/>
+          <w:szCs w:val="18"/>
+        </w:rPr>
         <w:t xml:space="preserve"> </w:t>
       </w:r>
       <w:r>
-        <w:t>Platform (LMP) Compliance Check</w:t>
-      </w:r>
-    </w:p>
-    <w:p>
-      <w:pPr>
-        <w:rPr>
-          <w:rFonts w:ascii="Consolas" w:hAnsi="Consolas"/>
-          <w:color w:val="1B1B1B"/>
-          <w:sz w:val="18"/>
-          <w:szCs w:val="18"/>
-        </w:rPr>
-      </w:pPr>
-      <w:r>
-        <w:rPr>
-          <w:rFonts w:ascii="Consolas" w:hAnsi="Consolas"/>
-          <w:color w:val="1B1B1B"/>
-          <w:sz w:val="18"/>
-          <w:szCs w:val="18"/>
-        </w:rPr>
-        <w:t>As a policy to prevent violations of licenses procured by Fujitsu, we have established a confirmation</w:t>
-      </w:r>
+        <w:rPr>
+          <w:rFonts w:ascii="Consolas" w:hAnsi="Consolas"/>
+          <w:color w:val="1B1B1B"/>
+          <w:sz w:val="18"/>
+          <w:szCs w:val="18"/>
+        </w:rPr>
+        <w:t> Management</w:t>
+      </w:r>
+      <w:proofErr w:type="gramEnd"/>
       <w:r>
         <w:rPr>
           <w:rFonts w:ascii="Consolas" w:hAnsi="Consolas"/>
@@ -6497,7 +6417,7 @@
           <w:sz w:val="18"/>
           <w:szCs w:val="18"/>
         </w:rPr>
-        <w:t>process that utilizes a License</w:t>
+        <w:t>Platform</w:t>
       </w:r>
       <w:r>
         <w:rPr>
@@ -6515,7 +6435,7 @@
           <w:sz w:val="18"/>
           <w:szCs w:val="18"/>
         </w:rPr>
-        <w:t> Management</w:t>
+        <w:t> (LMP) (being rolled out currently, initially targeting</w:t>
       </w:r>
       <w:r>
         <w:rPr>
@@ -6533,7 +6453,7 @@
           <w:sz w:val="18"/>
           <w:szCs w:val="18"/>
         </w:rPr>
-        <w:t>Platform</w:t>
+        <w:t>11</w:t>
       </w:r>
       <w:r>
         <w:rPr>
@@ -6551,7 +6471,85 @@
           <w:sz w:val="18"/>
           <w:szCs w:val="18"/>
         </w:rPr>
-        <w:t> (LMP) (being rolled out currently, initially targeting</w:t>
+        <w:t>vendors and will continue to expand)</w:t>
+      </w:r>
+    </w:p>
+    <w:p>
+      <w:pPr>
+        <w:ind w:left="630" w:hanging="630"/>
+        <w:rPr>
+          <w:rFonts w:ascii="Consolas" w:hAnsi="Consolas"/>
+          <w:color w:val="1B1B1B"/>
+          <w:sz w:val="18"/>
+          <w:szCs w:val="18"/>
+        </w:rPr>
+      </w:pPr>
+      <w:r>
+        <w:rPr>
+          <w:rFonts w:ascii="Consolas" w:hAnsi="Consolas"/>
+          <w:color w:val="1B1B1B"/>
+          <w:sz w:val="18"/>
+          <w:szCs w:val="18"/>
+        </w:rPr>
+        <w:t>NOTE: It is important to remember that the new LMP process does not replace any existing processes. </w:t>
+      </w:r>
+    </w:p>
+    <w:p>
+      <w:pPr>
+        <w:ind w:left="630"/>
+        <w:rPr>
+          <w:rFonts w:ascii="Consolas" w:hAnsi="Consolas"/>
+          <w:color w:val="1B1B1B"/>
+          <w:sz w:val="18"/>
+          <w:szCs w:val="18"/>
+        </w:rPr>
+      </w:pPr>
+      <w:r>
+        <w:rPr>
+          <w:rFonts w:ascii="Consolas" w:hAnsi="Consolas"/>
+          <w:color w:val="1B1B1B"/>
+          <w:sz w:val="18"/>
+          <w:szCs w:val="18"/>
+        </w:rPr>
+        <w:t>In particular your attention is drawn to the existing regional Security and Technology approvals processes which MUST be strictly adhered to.</w:t>
+      </w:r>
+    </w:p>
+    <w:p>
+      <w:pPr>
+        <w:pStyle w:val="Heading4"/>
+      </w:pPr>
+      <w:r>
+        <w:lastRenderedPageBreak/>
+        <w:t>(1) Application for Use of License</w:t>
+      </w:r>
+    </w:p>
+    <w:p>
+      <w:pPr>
+        <w:rPr>
+          <w:rFonts w:ascii="Consolas" w:hAnsi="Consolas"/>
+          <w:color w:val="1B1B1B"/>
+          <w:sz w:val="18"/>
+          <w:szCs w:val="18"/>
+        </w:rPr>
+      </w:pPr>
+      <w:r>
+        <w:rPr>
+          <w:rFonts w:ascii="Consolas" w:hAnsi="Consolas"/>
+          <w:color w:val="1B1B1B"/>
+          <w:sz w:val="18"/>
+          <w:szCs w:val="18"/>
+        </w:rPr>
+        <w:t>Before </w:t>
+      </w:r>
+      <w:proofErr w:type="gramStart"/>
+      <w:r>
+        <w:rPr>
+          <w:rFonts w:ascii="Consolas" w:hAnsi="Consolas"/>
+          <w:color w:val="1B1B1B"/>
+          <w:sz w:val="18"/>
+          <w:szCs w:val="18"/>
+        </w:rPr>
+        <w:t>use</w:t>
       </w:r>
       <w:r>
         <w:rPr>
@@ -6569,114 +6567,17 @@
           <w:sz w:val="18"/>
           <w:szCs w:val="18"/>
         </w:rPr>
-        <w:t>11</w:t>
-      </w:r>
-      <w:r>
-        <w:rPr>
-          <w:rFonts w:ascii="Consolas" w:hAnsi="Consolas"/>
-          <w:color w:val="1B1B1B"/>
-          <w:sz w:val="18"/>
-          <w:szCs w:val="18"/>
-        </w:rPr>
-        <w:t xml:space="preserve"> </w:t>
-      </w:r>
-      <w:r>
-        <w:rPr>
-          <w:rFonts w:ascii="Consolas" w:hAnsi="Consolas"/>
-          <w:color w:val="1B1B1B"/>
-          <w:sz w:val="18"/>
-          <w:szCs w:val="18"/>
-        </w:rPr>
-        <w:t>vendors and will continue to expand)</w:t>
-      </w:r>
-    </w:p>
-    <w:p>
-      <w:pPr>
-        <w:ind w:left="630" w:hanging="630"/>
-        <w:rPr>
-          <w:rFonts w:ascii="Consolas" w:hAnsi="Consolas"/>
-          <w:color w:val="1B1B1B"/>
-          <w:sz w:val="18"/>
-          <w:szCs w:val="18"/>
-        </w:rPr>
-      </w:pPr>
-      <w:r>
-        <w:rPr>
-          <w:rFonts w:ascii="Consolas" w:hAnsi="Consolas"/>
-          <w:color w:val="1B1B1B"/>
-          <w:sz w:val="18"/>
-          <w:szCs w:val="18"/>
-        </w:rPr>
-        <w:t>NOTE: It is important to remember that the new LMP process does not replace any existing processes. </w:t>
-      </w:r>
-    </w:p>
-    <w:p>
-      <w:pPr>
-        <w:ind w:left="630"/>
-        <w:rPr>
-          <w:rFonts w:ascii="Consolas" w:hAnsi="Consolas"/>
-          <w:color w:val="1B1B1B"/>
-          <w:sz w:val="18"/>
-          <w:szCs w:val="18"/>
-        </w:rPr>
-      </w:pPr>
-      <w:r>
-        <w:rPr>
-          <w:rFonts w:ascii="Consolas" w:hAnsi="Consolas"/>
-          <w:color w:val="1B1B1B"/>
-          <w:sz w:val="18"/>
-          <w:szCs w:val="18"/>
-        </w:rPr>
-        <w:t>In particular your attention is drawn to the existing regional Security and Technology approvals processes which MUST be strictly adhered to.</w:t>
-      </w:r>
-    </w:p>
-    <w:p>
-      <w:pPr>
-        <w:pStyle w:val="Heading4"/>
-      </w:pPr>
-      <w:r>
-        <w:lastRenderedPageBreak/>
-        <w:t xml:space="preserve">(1) </w:t>
-      </w:r>
-      <w:r>
-        <w:t>Application for Use of License</w:t>
-      </w:r>
-    </w:p>
-    <w:p>
-      <w:pPr>
-        <w:rPr>
-          <w:rFonts w:ascii="Consolas" w:hAnsi="Consolas"/>
-          <w:color w:val="1B1B1B"/>
-          <w:sz w:val="18"/>
-          <w:szCs w:val="18"/>
-        </w:rPr>
-      </w:pPr>
-      <w:r>
-        <w:rPr>
-          <w:rFonts w:ascii="Consolas" w:hAnsi="Consolas"/>
-          <w:color w:val="1B1B1B"/>
-          <w:sz w:val="18"/>
-          <w:szCs w:val="18"/>
-        </w:rPr>
-        <w:t>Before use</w:t>
-      </w:r>
-      <w:r>
-        <w:rPr>
-          <w:rFonts w:ascii="Consolas" w:hAnsi="Consolas"/>
-          <w:color w:val="1B1B1B"/>
-          <w:sz w:val="18"/>
-          <w:szCs w:val="18"/>
-        </w:rPr>
-        <w:t xml:space="preserve"> </w:t>
-      </w:r>
-      <w:r>
-        <w:rPr>
-          <w:rFonts w:ascii="Consolas" w:hAnsi="Consolas"/>
-          <w:color w:val="1B1B1B"/>
-          <w:sz w:val="18"/>
-          <w:szCs w:val="18"/>
-        </w:rPr>
-        <w:t> of a license</w:t>
+        <w:t> of</w:t>
+      </w:r>
+      <w:proofErr w:type="gramEnd"/>
+      <w:r>
+        <w:rPr>
+          <w:rFonts w:ascii="Consolas" w:hAnsi="Consolas"/>
+          <w:color w:val="1B1B1B"/>
+          <w:sz w:val="18"/>
+          <w:szCs w:val="18"/>
+        </w:rPr>
+        <w:t xml:space="preserve"> a license</w:t>
       </w:r>
       <w:r>
         <w:rPr>
@@ -6765,7 +6666,17 @@
           <w:sz w:val="18"/>
           <w:szCs w:val="18"/>
         </w:rPr>
-        <w:t>Using the check logic</w:t>
+        <w:t xml:space="preserve">Using the check </w:t>
+      </w:r>
+      <w:proofErr w:type="gramStart"/>
+      <w:r>
+        <w:rPr>
+          <w:rFonts w:ascii="Consolas" w:hAnsi="Consolas"/>
+          <w:color w:val="1B1B1B"/>
+          <w:sz w:val="18"/>
+          <w:szCs w:val="18"/>
+        </w:rPr>
+        <w:t>logic</w:t>
       </w:r>
       <w:r>
         <w:rPr>
@@ -6783,7 +6694,17 @@
           <w:sz w:val="18"/>
           <w:szCs w:val="18"/>
         </w:rPr>
-        <w:t> for decisions built into this platform,</w:t>
+        <w:t> for</w:t>
+      </w:r>
+      <w:proofErr w:type="gramEnd"/>
+      <w:r>
+        <w:rPr>
+          <w:rFonts w:ascii="Consolas" w:hAnsi="Consolas"/>
+          <w:color w:val="1B1B1B"/>
+          <w:sz w:val="18"/>
+          <w:szCs w:val="18"/>
+        </w:rPr>
+        <w:t xml:space="preserve"> decisions built into this platform,</w:t>
       </w:r>
       <w:r>
         <w:rPr>
@@ -6947,7 +6868,47 @@
           <w:sz w:val="18"/>
           <w:szCs w:val="18"/>
         </w:rPr>
-        <w:t>Where already implemented currently, this is initially targeting 11 vendors, which account for 70% of the amount of global purchases. We aim to expand to 80% of the amount of purchases.</w:t>
+        <w:t xml:space="preserve">Where already implemented currently, this is initially targeting 11 vendors, which account for 70% of the </w:t>
+      </w:r>
+      <w:proofErr w:type="gramStart"/>
+      <w:r>
+        <w:rPr>
+          <w:rFonts w:ascii="Consolas" w:hAnsi="Consolas"/>
+          <w:color w:val="1B1B1B"/>
+          <w:sz w:val="18"/>
+          <w:szCs w:val="18"/>
+        </w:rPr>
+        <w:t>amount</w:t>
+      </w:r>
+      <w:proofErr w:type="gramEnd"/>
+      <w:r>
+        <w:rPr>
+          <w:rFonts w:ascii="Consolas" w:hAnsi="Consolas"/>
+          <w:color w:val="1B1B1B"/>
+          <w:sz w:val="18"/>
+          <w:szCs w:val="18"/>
+        </w:rPr>
+        <w:t xml:space="preserve"> of global purchases. We aim to expand to 80% of the </w:t>
+      </w:r>
+      <w:proofErr w:type="gramStart"/>
+      <w:r>
+        <w:rPr>
+          <w:rFonts w:ascii="Consolas" w:hAnsi="Consolas"/>
+          <w:color w:val="1B1B1B"/>
+          <w:sz w:val="18"/>
+          <w:szCs w:val="18"/>
+        </w:rPr>
+        <w:t>amount</w:t>
+      </w:r>
+      <w:proofErr w:type="gramEnd"/>
+      <w:r>
+        <w:rPr>
+          <w:rFonts w:ascii="Consolas" w:hAnsi="Consolas"/>
+          <w:color w:val="1B1B1B"/>
+          <w:sz w:val="18"/>
+          <w:szCs w:val="18"/>
+        </w:rPr>
+        <w:t xml:space="preserve"> of purchases.</w:t>
       </w:r>
     </w:p>
     <w:p>
@@ -7107,7 +7068,27 @@
           <w:sz w:val="18"/>
           <w:szCs w:val="18"/>
         </w:rPr>
-        <w:t>In addition to the promotion of various policies at Fujitsu, each individual needs</w:t>
+        <w:t xml:space="preserve">In addition to the promotion of various policies at Fujitsu, each individual needs to understand and </w:t>
+      </w:r>
+      <w:proofErr w:type="gramStart"/>
+      <w:r>
+        <w:rPr>
+          <w:rFonts w:ascii="Consolas" w:hAnsi="Consolas"/>
+          <w:color w:val="1B1B1B"/>
+          <w:sz w:val="18"/>
+          <w:szCs w:val="18"/>
+        </w:rPr>
+        <w:t>follow  the</w:t>
+      </w:r>
+      <w:proofErr w:type="gramEnd"/>
+      <w:r>
+        <w:rPr>
+          <w:rFonts w:ascii="Consolas" w:hAnsi="Consolas"/>
+          <w:color w:val="1B1B1B"/>
+          <w:sz w:val="18"/>
+          <w:szCs w:val="18"/>
+        </w:rPr>
+        <w:t> licensing rules</w:t>
       </w:r>
       <w:r>
         <w:rPr>
@@ -7125,42 +7106,6 @@
           <w:sz w:val="18"/>
           <w:szCs w:val="18"/>
         </w:rPr>
-        <w:t>to understand and follow</w:t>
-      </w:r>
-      <w:r>
-        <w:rPr>
-          <w:rFonts w:ascii="Consolas" w:hAnsi="Consolas"/>
-          <w:color w:val="1B1B1B"/>
-          <w:sz w:val="18"/>
-          <w:szCs w:val="18"/>
-        </w:rPr>
-        <w:t xml:space="preserve"> </w:t>
-      </w:r>
-      <w:r>
-        <w:rPr>
-          <w:rFonts w:ascii="Consolas" w:hAnsi="Consolas"/>
-          <w:color w:val="1B1B1B"/>
-          <w:sz w:val="18"/>
-          <w:szCs w:val="18"/>
-        </w:rPr>
-        <w:t> the licensing rules</w:t>
-      </w:r>
-      <w:r>
-        <w:rPr>
-          <w:rFonts w:ascii="Consolas" w:hAnsi="Consolas"/>
-          <w:color w:val="1B1B1B"/>
-          <w:sz w:val="18"/>
-          <w:szCs w:val="18"/>
-        </w:rPr>
-        <w:t xml:space="preserve"> </w:t>
-      </w:r>
-      <w:r>
-        <w:rPr>
-          <w:rFonts w:ascii="Consolas" w:hAnsi="Consolas"/>
-          <w:color w:val="1B1B1B"/>
-          <w:sz w:val="18"/>
-          <w:szCs w:val="18"/>
-        </w:rPr>
         <w:t>set forth by the software manufacturer</w:t>
       </w:r>
     </w:p>
@@ -7216,16 +7161,7 @@
         <w:pStyle w:val="Heading2"/>
       </w:pPr>
       <w:r>
-        <w:t>4</w:t>
-      </w:r>
-      <w:r>
-        <w:t>. Confirming the Mindset/Conduct for License</w:t>
-      </w:r>
-      <w:r>
-        <w:t xml:space="preserve"> </w:t>
-      </w:r>
-      <w:r>
-        <w:t>Violation Prevention</w:t>
+        <w:t>4. Confirming the Mindset/Conduct for License Violation Prevention</w:t>
       </w:r>
     </w:p>
     <w:p>
@@ -7334,7 +7270,17 @@
           <w:sz w:val="18"/>
           <w:szCs w:val="18"/>
         </w:rPr>
-        <w:t>to understand the importance of following the rules for license,</w:t>
+        <w:t>to understand the importance of following the rules for </w:t>
+      </w:r>
+      <w:proofErr w:type="gramStart"/>
+      <w:r>
+        <w:rPr>
+          <w:rFonts w:ascii="Consolas" w:hAnsi="Consolas"/>
+          <w:color w:val="1B1B1B"/>
+          <w:sz w:val="18"/>
+          <w:szCs w:val="18"/>
+        </w:rPr>
+        <w:t>license,</w:t>
       </w:r>
       <w:r>
         <w:rPr>
@@ -7352,7 +7298,17 @@
           <w:sz w:val="18"/>
           <w:szCs w:val="18"/>
         </w:rPr>
-        <w:t> transfer this into your actual conduct,</w:t>
+        <w:t> transfer</w:t>
+      </w:r>
+      <w:proofErr w:type="gramEnd"/>
+      <w:r>
+        <w:rPr>
+          <w:rFonts w:ascii="Consolas" w:hAnsi="Consolas"/>
+          <w:color w:val="1B1B1B"/>
+          <w:sz w:val="18"/>
+          <w:szCs w:val="18"/>
+        </w:rPr>
+        <w:t xml:space="preserve"> this into your actual conduct,</w:t>
       </w:r>
       <w:r>
         <w:rPr>
@@ -7603,6 +7559,7 @@
           <w:numId w:val="4"/>
         </w:numPr>
       </w:pPr>
+      <w:proofErr w:type="gramStart"/>
       <w:r>
         <w:rPr>
           <w:rFonts w:ascii="Consolas" w:hAnsi="Consolas"/>
@@ -7619,16 +7576,17 @@
           <w:sz w:val="18"/>
           <w:szCs w:val="18"/>
         </w:rPr>
-        <w:t xml:space="preserve"> </w:t>
-      </w:r>
-      <w:r>
-        <w:rPr>
-          <w:rFonts w:ascii="Consolas" w:hAnsi="Consolas"/>
-          <w:color w:val="1B1B1B"/>
-          <w:sz w:val="18"/>
-          <w:szCs w:val="18"/>
-        </w:rPr>
-        <w:t xml:space="preserve">, identify the contractual document </w:t>
+        <w:t xml:space="preserve"> ,</w:t>
+      </w:r>
+      <w:proofErr w:type="gramEnd"/>
+      <w:r>
+        <w:rPr>
+          <w:rFonts w:ascii="Consolas" w:hAnsi="Consolas"/>
+          <w:color w:val="1B1B1B"/>
+          <w:sz w:val="18"/>
+          <w:szCs w:val="18"/>
+        </w:rPr>
+        <w:t xml:space="preserve"> identify the contractual document </w:t>
       </w:r>
       <w:r>
         <w:rPr>
@@ -7639,40 +7597,7 @@
           <w:sz w:val="18"/>
           <w:szCs w:val="18"/>
         </w:rPr>
-        <w:t>(the License</w:t>
-      </w:r>
-      <w:r>
-        <w:rPr>
-          <w:rFonts w:ascii="Consolas" w:hAnsi="Consolas"/>
-          <w:b/>
-          <w:bCs/>
-          <w:color w:val="1B1B1B"/>
-          <w:sz w:val="18"/>
-          <w:szCs w:val="18"/>
-        </w:rPr>
-        <w:t xml:space="preserve"> </w:t>
-      </w:r>
-      <w:r>
-        <w:rPr>
-          <w:rFonts w:ascii="Consolas" w:hAnsi="Consolas"/>
-          <w:b/>
-          <w:bCs/>
-          <w:color w:val="1B1B1B"/>
-          <w:sz w:val="18"/>
-          <w:szCs w:val="18"/>
-        </w:rPr>
-        <w:t>Agreement</w:t>
-      </w:r>
-      <w:r>
-        <w:rPr>
-          <w:rFonts w:ascii="Consolas" w:hAnsi="Consolas"/>
-          <w:b/>
-          <w:bCs/>
-          <w:color w:val="1B1B1B"/>
-          <w:sz w:val="18"/>
-          <w:szCs w:val="18"/>
-        </w:rPr>
-        <w:t>)</w:t>
+        <w:t>(the License Agreement)</w:t>
       </w:r>
       <w:r>
         <w:rPr>
@@ -7923,7 +7848,17 @@
           <w:sz w:val="18"/>
           <w:szCs w:val="18"/>
         </w:rPr>
-        <w:t>In addition to the main document, there may also be related documents</w:t>
+        <w:t xml:space="preserve">In addition to the main document, there may also be related </w:t>
+      </w:r>
+      <w:proofErr w:type="gramStart"/>
+      <w:r>
+        <w:rPr>
+          <w:rFonts w:ascii="Consolas" w:hAnsi="Consolas"/>
+          <w:color w:val="1B1B1B"/>
+          <w:sz w:val="18"/>
+          <w:szCs w:val="18"/>
+        </w:rPr>
+        <w:t>documents</w:t>
       </w:r>
       <w:r>
         <w:rPr>
@@ -7941,7 +7876,17 @@
           <w:sz w:val="18"/>
           <w:szCs w:val="18"/>
         </w:rPr>
-        <w:t> that make up the contract</w:t>
+        <w:t> that</w:t>
+      </w:r>
+      <w:proofErr w:type="gramEnd"/>
+      <w:r>
+        <w:rPr>
+          <w:rFonts w:ascii="Consolas" w:hAnsi="Consolas"/>
+          <w:color w:val="1B1B1B"/>
+          <w:sz w:val="18"/>
+          <w:szCs w:val="18"/>
+        </w:rPr>
+        <w:t xml:space="preserve"> make up the contract</w:t>
       </w:r>
     </w:p>
     <w:p>
@@ -7959,7 +7904,17 @@
           <w:sz w:val="18"/>
           <w:szCs w:val="18"/>
         </w:rPr>
-        <w:t>It is important to correctly identify</w:t>
+        <w:t xml:space="preserve">It is important to correctly </w:t>
+      </w:r>
+      <w:proofErr w:type="gramStart"/>
+      <w:r>
+        <w:rPr>
+          <w:rFonts w:ascii="Consolas" w:hAnsi="Consolas"/>
+          <w:color w:val="1B1B1B"/>
+          <w:sz w:val="18"/>
+          <w:szCs w:val="18"/>
+        </w:rPr>
+        <w:t>identify</w:t>
       </w:r>
       <w:r>
         <w:rPr>
@@ -7977,7 +7932,17 @@
           <w:sz w:val="18"/>
           <w:szCs w:val="18"/>
         </w:rPr>
-        <w:t> the contractual documents that apply to the relevant software/version</w:t>
+        <w:t> the</w:t>
+      </w:r>
+      <w:proofErr w:type="gramEnd"/>
+      <w:r>
+        <w:rPr>
+          <w:rFonts w:ascii="Consolas" w:hAnsi="Consolas"/>
+          <w:color w:val="1B1B1B"/>
+          <w:sz w:val="18"/>
+          <w:szCs w:val="18"/>
+        </w:rPr>
+        <w:t xml:space="preserve"> contractual documents that apply to the relevant software/version</w:t>
       </w:r>
     </w:p>
     <w:p>
@@ -8257,6 +8222,7 @@
           <w:szCs w:val="18"/>
         </w:rPr>
       </w:pPr>
+      <w:proofErr w:type="gramStart"/>
       <w:r>
         <w:rPr>
           <w:rFonts w:ascii="Consolas" w:hAnsi="Consolas"/>
@@ -8282,7 +8248,17 @@
           <w:sz w:val="18"/>
           <w:szCs w:val="18"/>
         </w:rPr>
-        <w:t>, after understanding the terms</w:t>
+        <w:t>,</w:t>
+      </w:r>
+      <w:proofErr w:type="gramEnd"/>
+      <w:r>
+        <w:rPr>
+          <w:rFonts w:ascii="Consolas" w:hAnsi="Consolas"/>
+          <w:color w:val="1B1B1B"/>
+          <w:sz w:val="18"/>
+          <w:szCs w:val="18"/>
+        </w:rPr>
+        <w:t xml:space="preserve"> after understanding the terms</w:t>
       </w:r>
       <w:r>
         <w:rPr>
@@ -8493,25 +8469,7 @@
                 <w:sz w:val="18"/>
                 <w:szCs w:val="18"/>
               </w:rPr>
-              <w:t>Whether it is for a specific licensing period or it is permanent</w:t>
-            </w:r>
-            <w:r>
-              <w:rPr>
-                <w:rFonts w:ascii="Consolas" w:hAnsi="Consolas"/>
-                <w:color w:val="1B1B1B"/>
-                <w:sz w:val="18"/>
-                <w:szCs w:val="18"/>
-              </w:rPr>
-              <w:t xml:space="preserve"> </w:t>
-            </w:r>
-            <w:r>
-              <w:rPr>
-                <w:rFonts w:ascii="Consolas" w:hAnsi="Consolas"/>
-                <w:color w:val="1B1B1B"/>
-                <w:sz w:val="18"/>
-                <w:szCs w:val="18"/>
-              </w:rPr>
-              <w:t> </w:t>
+              <w:t>Whether it is for a specific licensing period or it is permanent  </w:t>
             </w:r>
           </w:p>
         </w:tc>
@@ -8561,25 +8519,7 @@
                 <w:sz w:val="18"/>
                 <w:szCs w:val="18"/>
               </w:rPr>
-              <w:t>Whether it is limited to one company, whether subsidiaries are included, whether contractor</w:t>
-            </w:r>
-            <w:r>
-              <w:rPr>
-                <w:rFonts w:ascii="Consolas" w:hAnsi="Consolas"/>
-                <w:color w:val="1B1B1B"/>
-                <w:sz w:val="18"/>
-                <w:szCs w:val="18"/>
-              </w:rPr>
-              <w:t xml:space="preserve"> </w:t>
-            </w:r>
-            <w:r>
-              <w:rPr>
-                <w:rFonts w:ascii="Consolas" w:hAnsi="Consolas"/>
-                <w:color w:val="1B1B1B"/>
-                <w:sz w:val="18"/>
-                <w:szCs w:val="18"/>
-              </w:rPr>
-              <w:t>companies are included</w:t>
+              <w:t>Whether it is limited to one company, whether subsidiaries are included, whether contractor companies are included</w:t>
             </w:r>
           </w:p>
           <w:p>
@@ -8598,8 +8538,9 @@
                 <w:sz w:val="18"/>
                 <w:szCs w:val="18"/>
               </w:rPr>
-              <w:t>*If it  not explicitly stated otherwise then</w:t>
+              <w:t>*If </w:t>
             </w:r>
+            <w:proofErr w:type="gramStart"/>
             <w:r>
               <w:rPr>
                 <w:rFonts w:ascii="Consolas" w:hAnsi="Consolas"/>
@@ -8607,8 +8548,9 @@
                 <w:sz w:val="18"/>
                 <w:szCs w:val="18"/>
               </w:rPr>
-              <w:t xml:space="preserve"> </w:t>
+              <w:t>it  not</w:t>
             </w:r>
+            <w:proofErr w:type="gramEnd"/>
             <w:r>
               <w:rPr>
                 <w:rFonts w:ascii="Consolas" w:hAnsi="Consolas"/>
@@ -8616,25 +8558,7 @@
                 <w:sz w:val="18"/>
                 <w:szCs w:val="18"/>
               </w:rPr>
-              <w:t> it is limited to the one company who made</w:t>
-            </w:r>
-            <w:r>
-              <w:rPr>
-                <w:rFonts w:ascii="Consolas" w:hAnsi="Consolas"/>
-                <w:color w:val="1B1B1B"/>
-                <w:sz w:val="18"/>
-                <w:szCs w:val="18"/>
-              </w:rPr>
-              <w:t xml:space="preserve"> </w:t>
-            </w:r>
-            <w:r>
-              <w:rPr>
-                <w:rFonts w:ascii="Consolas" w:hAnsi="Consolas"/>
-                <w:color w:val="1B1B1B"/>
-                <w:sz w:val="18"/>
-                <w:szCs w:val="18"/>
-              </w:rPr>
-              <w:t>the contract</w:t>
+              <w:t xml:space="preserve"> explicitly stated otherwise then  it is limited to the one company who made the contract</w:t>
             </w:r>
           </w:p>
         </w:tc>
@@ -8734,25 +8658,7 @@
                 <w:sz w:val="18"/>
                 <w:szCs w:val="18"/>
               </w:rPr>
-              <w:t>What software is included in the license, whether anything other than "use" is permitted, the</w:t>
-            </w:r>
-            <w:r>
-              <w:rPr>
-                <w:rFonts w:ascii="Consolas" w:hAnsi="Consolas"/>
-                <w:color w:val="1B1B1B"/>
-                <w:sz w:val="18"/>
-                <w:szCs w:val="18"/>
-              </w:rPr>
-              <w:t xml:space="preserve"> </w:t>
-            </w:r>
-            <w:r>
-              <w:rPr>
-                <w:rFonts w:ascii="Consolas" w:hAnsi="Consolas"/>
-                <w:color w:val="1B1B1B"/>
-                <w:sz w:val="18"/>
-                <w:szCs w:val="18"/>
-              </w:rPr>
-              <w:t>method for counting of licenses</w:t>
+              <w:t>What software is included in the license, whether anything other than "use" is permitted, the method for counting of licenses</w:t>
             </w:r>
           </w:p>
         </w:tc>
@@ -8802,25 +8708,7 @@
                 <w:sz w:val="18"/>
                 <w:szCs w:val="18"/>
               </w:rPr>
-              <w:t>Whether it is for the licensee's business process, whether it is limited by purpose (evaluation,</w:t>
-            </w:r>
-            <w:r>
-              <w:rPr>
-                <w:rFonts w:ascii="Consolas" w:hAnsi="Consolas"/>
-                <w:color w:val="1B1B1B"/>
-                <w:sz w:val="18"/>
-                <w:szCs w:val="18"/>
-              </w:rPr>
-              <w:t xml:space="preserve"> </w:t>
-            </w:r>
-            <w:r>
-              <w:rPr>
-                <w:rFonts w:ascii="Consolas" w:hAnsi="Consolas"/>
-                <w:color w:val="1B1B1B"/>
-                <w:sz w:val="18"/>
-                <w:szCs w:val="18"/>
-              </w:rPr>
-              <w:t>development, etc.)</w:t>
+              <w:t>Whether it is for the licensee's business process, whether it is limited by purpose (evaluation, development, etc.)</w:t>
             </w:r>
           </w:p>
         </w:tc>
@@ -8897,6 +8785,14 @@
       </w:r>
     </w:p>
     <w:p>
+      <w:pPr>
+        <w:rPr>
+          <w:rFonts w:ascii="Consolas" w:hAnsi="Consolas"/>
+          <w:color w:val="1B1B1B"/>
+          <w:sz w:val="18"/>
+          <w:szCs w:val="18"/>
+        </w:rPr>
+      </w:pPr>
       <w:r>
         <w:rPr>
           <w:rFonts w:ascii="Consolas" w:hAnsi="Consolas"/>
@@ -8925,6 +8821,773 @@
           <w:szCs w:val="18"/>
         </w:rPr>
         <w:t xml:space="preserve"> in Japanese documents) or in the text, carefully confirm "when," "who," "where," "what," "for what purpose," and "in what way" use is permitted.</w:t>
+      </w:r>
+    </w:p>
+    <w:p>
+      <w:pPr>
+        <w:rPr>
+          <w:rFonts w:ascii="Consolas" w:hAnsi="Consolas"/>
+          <w:color w:val="1B1B1B"/>
+          <w:sz w:val="18"/>
+          <w:szCs w:val="18"/>
+        </w:rPr>
+      </w:pPr>
+      <w:r>
+        <w:rPr>
+          <w:rFonts w:ascii="Consolas" w:hAnsi="Consolas"/>
+          <w:color w:val="1B1B1B"/>
+          <w:sz w:val="18"/>
+          <w:szCs w:val="18"/>
+        </w:rPr>
+        <w:t>Firstly, for "when," if there is a set licensing period, this is often specified in the purchase contract or order form, not in the license agreement itself.</w:t>
+      </w:r>
+    </w:p>
+    <w:p>
+      <w:pPr>
+        <w:rPr>
+          <w:rFonts w:ascii="Consolas" w:hAnsi="Consolas"/>
+          <w:color w:val="1B1B1B"/>
+          <w:sz w:val="18"/>
+          <w:szCs w:val="18"/>
+        </w:rPr>
+      </w:pPr>
+      <w:r>
+        <w:rPr>
+          <w:rFonts w:ascii="Consolas" w:hAnsi="Consolas"/>
+          <w:color w:val="1B1B1B"/>
+          <w:sz w:val="18"/>
+          <w:szCs w:val="18"/>
+        </w:rPr>
+        <w:t>Next, "who." If there is no particular description about who the target user is, you need to be careful to understand that the user is limited to the legal entity of the one company who purchased the software, and use by others such as subsidiaries or customers is not permitted. At the same time, there are often also cases where the range of users is expanded upon in the definitional terms. Therefore, it is important to correctly understand the definitional terms.</w:t>
+      </w:r>
+    </w:p>
+    <w:p>
+      <w:pPr>
+        <w:rPr>
+          <w:rFonts w:ascii="Consolas" w:hAnsi="Consolas"/>
+          <w:color w:val="1B1B1B"/>
+          <w:sz w:val="18"/>
+          <w:szCs w:val="18"/>
+        </w:rPr>
+      </w:pPr>
+      <w:r>
+        <w:rPr>
+          <w:rFonts w:ascii="Consolas" w:hAnsi="Consolas"/>
+          <w:color w:val="1B1B1B"/>
+          <w:sz w:val="18"/>
+          <w:szCs w:val="18"/>
+        </w:rPr>
+        <w:t>Next, "</w:t>
+      </w:r>
+      <w:proofErr w:type="gramStart"/>
+      <w:r>
+        <w:rPr>
+          <w:rFonts w:ascii="Consolas" w:hAnsi="Consolas"/>
+          <w:color w:val="1B1B1B"/>
+          <w:sz w:val="18"/>
+          <w:szCs w:val="18"/>
+        </w:rPr>
+        <w:t>where</w:t>
+      </w:r>
+      <w:proofErr w:type="gramEnd"/>
+      <w:r>
+        <w:rPr>
+          <w:rFonts w:ascii="Consolas" w:hAnsi="Consolas"/>
+          <w:color w:val="1B1B1B"/>
+          <w:sz w:val="18"/>
+          <w:szCs w:val="18"/>
+        </w:rPr>
+        <w:t>." There are often cases where the location for use is limited to domestic use, so you need to be careful.</w:t>
+      </w:r>
+    </w:p>
+    <w:p>
+      <w:pPr>
+        <w:rPr>
+          <w:rFonts w:ascii="Consolas" w:hAnsi="Consolas"/>
+          <w:color w:val="1B1B1B"/>
+          <w:sz w:val="18"/>
+          <w:szCs w:val="18"/>
+        </w:rPr>
+      </w:pPr>
+      <w:r>
+        <w:rPr>
+          <w:rFonts w:ascii="Consolas" w:hAnsi="Consolas"/>
+          <w:color w:val="1B1B1B"/>
+          <w:sz w:val="18"/>
+          <w:szCs w:val="18"/>
+        </w:rPr>
+        <w:t xml:space="preserve">Next, "what." What is the target of the license is generally specified together with documents such as order </w:t>
+      </w:r>
+      <w:proofErr w:type="gramStart"/>
+      <w:r>
+        <w:rPr>
+          <w:rFonts w:ascii="Consolas" w:hAnsi="Consolas"/>
+          <w:color w:val="1B1B1B"/>
+          <w:sz w:val="18"/>
+          <w:szCs w:val="18"/>
+        </w:rPr>
+        <w:t>forms.</w:t>
+      </w:r>
+      <w:proofErr w:type="gramEnd"/>
+      <w:r>
+        <w:rPr>
+          <w:rFonts w:ascii="Consolas" w:hAnsi="Consolas"/>
+          <w:color w:val="1B1B1B"/>
+          <w:sz w:val="18"/>
+          <w:szCs w:val="18"/>
+        </w:rPr>
+        <w:t xml:space="preserve"> Check them carefully. Also, pay attention to what kind of permissions are obtained for use other than by yourself.</w:t>
+      </w:r>
+    </w:p>
+    <w:p>
+      <w:pPr>
+        <w:rPr>
+          <w:rFonts w:ascii="Consolas" w:hAnsi="Consolas"/>
+          <w:color w:val="1B1B1B"/>
+          <w:sz w:val="18"/>
+          <w:szCs w:val="18"/>
+        </w:rPr>
+      </w:pPr>
+      <w:r>
+        <w:rPr>
+          <w:rFonts w:ascii="Consolas" w:hAnsi="Consolas"/>
+          <w:color w:val="1B1B1B"/>
+          <w:sz w:val="18"/>
+          <w:szCs w:val="18"/>
+        </w:rPr>
+        <w:t>Next, "for what purpose." In cases such as when software is used directly for business, you need to carefully confirm whether there are any particular restrictions on purpose or use.</w:t>
+      </w:r>
+    </w:p>
+    <w:p>
+      <w:pPr>
+        <w:rPr>
+          <w:rFonts w:ascii="Consolas" w:hAnsi="Consolas"/>
+          <w:color w:val="1B1B1B"/>
+          <w:sz w:val="18"/>
+          <w:szCs w:val="18"/>
+        </w:rPr>
+      </w:pPr>
+      <w:r>
+        <w:rPr>
+          <w:rFonts w:ascii="Consolas" w:hAnsi="Consolas"/>
+          <w:color w:val="1B1B1B"/>
+          <w:sz w:val="18"/>
+          <w:szCs w:val="18"/>
+        </w:rPr>
+        <w:t>Lastly, "in what way." There may be various procedures or restrictions. Important restrictions are often collected and stipulated in the clauses of the "restrictions." Do not overlook these.</w:t>
+      </w:r>
+    </w:p>
+    <w:p>
+      <w:pPr>
+        <w:rPr>
+          <w:rFonts w:ascii="Consolas" w:hAnsi="Consolas"/>
+          <w:color w:val="1B1B1B"/>
+          <w:sz w:val="18"/>
+          <w:szCs w:val="18"/>
+        </w:rPr>
+      </w:pPr>
+      <w:r>
+        <w:rPr>
+          <w:rFonts w:ascii="Consolas" w:hAnsi="Consolas"/>
+          <w:color w:val="1B1B1B"/>
+          <w:sz w:val="18"/>
+          <w:szCs w:val="18"/>
+        </w:rPr>
+        <w:t>When you hear the word "contract," you may tend to think of it as something that is definitely going to be difficult to understand and avoid it as something that is unpleasant to deal with, but if you keep in mind "how it is stipulated according to these perspectives" while reading it, the contents become easier to understand.</w:t>
+      </w:r>
+    </w:p>
+    <w:p>
+      <w:pPr>
+        <w:pStyle w:val="Heading2"/>
+      </w:pPr>
+      <w:r>
+        <w:t xml:space="preserve">How to Read License </w:t>
+      </w:r>
+      <w:proofErr w:type="gramStart"/>
+      <w:r>
+        <w:t>Agreements(</w:t>
+      </w:r>
+      <w:proofErr w:type="gramEnd"/>
+      <w:r>
+        <w:t>3):</w:t>
+      </w:r>
+    </w:p>
+    <w:p>
+      <w:pPr>
+        <w:rPr>
+          <w:rFonts w:ascii="Consolas" w:hAnsi="Consolas"/>
+          <w:color w:val="1B1B1B"/>
+          <w:sz w:val="18"/>
+          <w:szCs w:val="18"/>
+        </w:rPr>
+      </w:pPr>
+      <w:r>
+        <w:rPr>
+          <w:rFonts w:ascii="Consolas" w:hAnsi="Consolas"/>
+          <w:color w:val="1B1B1B"/>
+          <w:sz w:val="18"/>
+          <w:szCs w:val="18"/>
+        </w:rPr>
+        <w:t>What to Take Care of After the Start of Use</w:t>
+      </w:r>
+    </w:p>
+    <w:p>
+      <w:r>
+        <w:t xml:space="preserve">When using the license in the correct way, be sure to pay attention to the following points during operation. - Management in the organization Share within departments the "documents related to the contract," including "main </w:t>
+      </w:r>
+      <w:r>
+        <w:lastRenderedPageBreak/>
+        <w:t xml:space="preserve">conditions/restrictions" and "status of use" Properly transfer information at times of organizational restructuring End contracts/uninstall in a timely manner </w:t>
+      </w:r>
+    </w:p>
+    <w:p>
+      <w:r>
+        <w:t>- Responding to changes to license agreements Be careful about changes to license terms at the time of new software installation or software version upgrades (there are also cases where the "latest version" posted on the website of the vendor is always applied) Collect information, such as from "information shared by the vendor," "internal and external communities," and "internal websites for information distribution" Check changes to license terms regularly</w:t>
+      </w:r>
+    </w:p>
+    <w:p>
+      <w:r>
+        <w:t xml:space="preserve">Next, we will explain what you must take care of after starting use of software. </w:t>
+      </w:r>
+    </w:p>
+    <w:p>
+      <w:r>
+        <w:t xml:space="preserve">Maintaining the mindset and conduct of following the rules for use of software is something that seems easy but is actually very difficult. </w:t>
+      </w:r>
+    </w:p>
+    <w:p>
+      <w:r>
+        <w:t xml:space="preserve">Firstly, in order to avoid neglecting of management due to personnel reassignment of the users/persons in charge or due to organizational restructuring, make sure to perform management of licenses as an organization. The following measures are some specific examples: - Share within departments information such as the documents related to the contract, including main conditions/restrictions and status of use. </w:t>
+      </w:r>
+    </w:p>
+    <w:p>
+      <w:r>
+        <w:t>- In the case of organizational restructuring, make sure that information is properly transferred to the new organization/new persons in charge. - If you no longer need to use software, perform the necessary tasks such as ending the contract and uninstalling it in a timely manner.</w:t>
+      </w:r>
+    </w:p>
+    <w:p>
+      <w:r>
+        <w:t xml:space="preserve">Additionally, the license terms may be changed at any time by the vendor, so you also need to respond to those changes. - Be careful about changes to license terms at the time of new software installation or software version upgrades. In some cases, the "latest version" of the license agreement posted on the website of the vendor may always be applied. - Although incessantly checking the latest status of the license agreement may not be realistic, it is important to keep alert on a daily basis and keep an eye on information sent from vendors, internal and external communities for the relevant software, internal websites for information distribution, and other such information sources. - It is also still a good idea to periodically check whether there are any changes to the license terms. In any case, if anything concerns you, go back to the license agreement and check the contents again. </w:t>
+      </w:r>
+    </w:p>
+    <w:p>
+      <w:r>
+        <w:t>In this way, even after starting use of software, be sure to maintain the mindset and conduct for continued prevention of violations.</w:t>
+      </w:r>
+    </w:p>
+    <w:p>
+      <w:pPr>
+        <w:pStyle w:val="Heading2"/>
+      </w:pPr>
+      <w:r>
+        <w:t xml:space="preserve">How to Read License Agreements (4): Clauses of License to Focus On (1) </w:t>
+      </w:r>
+    </w:p>
+    <w:p>
+      <w:r>
+        <w:t xml:space="preserve">FUJITSU </w:t>
+      </w:r>
+    </w:p>
+    <w:p>
+      <w:r>
+        <w:t>2. License grant clauses (1VIIME/5-f-t&gt;</w:t>
+      </w:r>
+      <w:proofErr w:type="spellStart"/>
+      <w:r>
+        <w:t>AgkIR</w:t>
+      </w:r>
+      <w:proofErr w:type="spellEnd"/>
+      <w:r>
+        <w:t xml:space="preserve"> in Japanese </w:t>
+      </w:r>
+      <w:proofErr w:type="spellStart"/>
+      <w:r>
+        <w:t>kgreements</w:t>
+      </w:r>
+      <w:proofErr w:type="spellEnd"/>
+      <w:r>
+        <w:t xml:space="preserve">) </w:t>
+      </w:r>
+    </w:p>
+    <w:p>
+      <w:r>
+        <w:t xml:space="preserve">1. Definition clauses </w:t>
+      </w:r>
+      <w:proofErr w:type="gramStart"/>
+      <w:r>
+        <w:t xml:space="preserve">( </w:t>
+      </w:r>
+      <w:proofErr w:type="spellStart"/>
+      <w:r>
+        <w:t>gita</w:t>
+      </w:r>
+      <w:proofErr w:type="spellEnd"/>
+      <w:proofErr w:type="gramEnd"/>
+      <w:r>
+        <w:t xml:space="preserve"> in Japanese agreements) </w:t>
+      </w:r>
+    </w:p>
+    <w:p>
+      <w:r>
+        <w:t>3. Restrictions clauses ($111314</w:t>
+      </w:r>
+      <w:proofErr w:type="gramStart"/>
+      <w:r>
+        <w:t>M ,</w:t>
+      </w:r>
+      <w:proofErr w:type="gramEnd"/>
+      <w:r>
+        <w:t>3M.0 in Japanese agreements)</w:t>
+      </w:r>
+    </w:p>
+    <w:p>
+      <w:r>
+        <w:t xml:space="preserve">Next, we will use some real example sentences to explain what license clauses you should pay special attention to in license agreements. </w:t>
+      </w:r>
+    </w:p>
+    <w:p>
+      <w:r>
+        <w:t>The license clauses you should pay special attention to in license agreements include the "definition clauses" that designate the definitional terms that are unique to that contract, the "license grant clauses" that describe "what is permitted," and also the "restrictions clauses" that describe "what is restricted." For Japanese agreements, those are called "</w:t>
+      </w:r>
+      <w:proofErr w:type="spellStart"/>
+      <w:r>
+        <w:t>Zalark</w:t>
+      </w:r>
+      <w:proofErr w:type="spellEnd"/>
+      <w:r>
+        <w:t>" "IVIIMZEIR 3 &gt;</w:t>
+      </w:r>
+      <w:proofErr w:type="spellStart"/>
+      <w:r>
+        <w:t>i</w:t>
+      </w:r>
+      <w:proofErr w:type="spellEnd"/>
+      <w:r>
+        <w:t xml:space="preserve"> "V.15RW-R.4a</w:t>
+      </w:r>
+      <w:proofErr w:type="gramStart"/>
+      <w:r>
+        <w:t>1.0..</w:t>
+      </w:r>
+      <w:proofErr w:type="gramEnd"/>
+      <w:r>
+        <w:t>" or other such words. Depending on the license agreement, where things are described and the names of the clauses may vary, but you should search for the clauses with the same general meaning and check them.</w:t>
+      </w:r>
+    </w:p>
+    <w:p/>
+    <w:p>
+      <w:pPr>
+        <w:pStyle w:val="Heading2"/>
+      </w:pPr>
+      <w:r>
+        <w:lastRenderedPageBreak/>
+        <w:t>How to Read License A</w:t>
+      </w:r>
+      <w:r>
+        <w:t xml:space="preserve">greements (4): </w:t>
+      </w:r>
+    </w:p>
+    <w:p/>
+    <w:p>
+      <w:r>
+        <w:t xml:space="preserve">Clauses of License to Focus On (2) </w:t>
+      </w:r>
+    </w:p>
+    <w:p>
+      <w:r>
+        <w:t xml:space="preserve">Example sentence: When use in services is not allowed </w:t>
+      </w:r>
+    </w:p>
+    <w:p>
+      <w:pPr>
+        <w:pStyle w:val="Heading4"/>
+      </w:pPr>
+      <w:r>
+        <w:t xml:space="preserve">Use is limited to licensee's business purposes </w:t>
+      </w:r>
+    </w:p>
+    <w:p>
+      <w:r>
+        <w:t xml:space="preserve">... Licensor hereby grants to Client for the term of this Agreement a nonexclusive, non-transferable, non-sublicensable, terminable, worldwide, license to use the Software for the purpose of Client's internal marketing, planning and </w:t>
+      </w:r>
+      <w:proofErr w:type="spellStart"/>
+      <w:r>
+        <w:t>ousiness</w:t>
+      </w:r>
+      <w:proofErr w:type="spellEnd"/>
+      <w:r>
+        <w:t xml:space="preserve"> development functions ("Internal Use") under the terms set forth in this </w:t>
+      </w:r>
+      <w:proofErr w:type="gramStart"/>
+      <w:r>
+        <w:t>Agreement..</w:t>
+      </w:r>
+      <w:proofErr w:type="gramEnd"/>
+      <w:r>
+        <w:t xml:space="preserve"> </w:t>
+      </w:r>
+    </w:p>
+    <w:p>
+      <w:pPr>
+        <w:pStyle w:val="Heading4"/>
+      </w:pPr>
+      <w:r>
+        <w:t xml:space="preserve">Use for third parties is prohibited </w:t>
+      </w:r>
+    </w:p>
+    <w:p>
+      <w:r>
+        <w:t xml:space="preserve">... Customer shall not rent, encumber, loan, use Software for time-sharing purposes, permit persons to "frame" or "mirror" Software on any server or internet-based device, </w:t>
+      </w:r>
+      <w:proofErr w:type="spellStart"/>
+      <w:r>
+        <w:t>pir</w:t>
+      </w:r>
+      <w:proofErr w:type="spellEnd"/>
+      <w:r>
+        <w:t xml:space="preserve"> use Software in any way that allows third parties to exploit Software</w:t>
+      </w:r>
+      <w:proofErr w:type="gramStart"/>
+      <w:r>
+        <w:t xml:space="preserve"> ..</w:t>
+      </w:r>
+      <w:proofErr w:type="gramEnd"/>
+      <w:r>
+        <w:t xml:space="preserve"> </w:t>
+      </w:r>
+    </w:p>
+    <w:p>
+      <w:r>
+        <w:t xml:space="preserve">Now, let's look at some actual example sentences. </w:t>
+      </w:r>
+    </w:p>
+    <w:p>
+      <w:r>
+        <w:t>In the first example sentence, there is a regulation that the purpose of use is limited to the licensee's business purposes. In the second example sentence, there is a regulation that use for third parties is prohibited.</w:t>
+      </w:r>
+    </w:p>
+    <w:p>
+      <w:pPr>
+        <w:pStyle w:val="Heading2"/>
+      </w:pPr>
+      <w:r>
+        <w:t xml:space="preserve">How to Read License Agreements (4): </w:t>
+      </w:r>
+    </w:p>
+    <w:p>
+      <w:r>
+        <w:t xml:space="preserve">Clauses of License to Focus On (3) </w:t>
+      </w:r>
+    </w:p>
+    <w:p>
+      <w:r>
+        <w:t xml:space="preserve">FUJITSU </w:t>
+      </w:r>
+    </w:p>
+    <w:p>
+      <w:r>
+        <w:t xml:space="preserve">Example sentence: When use in services is allowed </w:t>
+      </w:r>
+    </w:p>
+    <w:p>
+      <w:pPr>
+        <w:pStyle w:val="Heading4"/>
+      </w:pPr>
+      <w:r>
+        <w:t xml:space="preserve">Example of terms that permit use in services for third parties </w:t>
+      </w:r>
+    </w:p>
+    <w:p>
+      <w:r>
+        <w:t xml:space="preserve">... Subject to the terms and conditions of this Agreement, Licensor grants to Cloud Provider a limited, non-exclusive, non-transferable license to create Licensed Instances, and to use the Licensed Instances of the Software for which Cloud Provider has paid (or agreed to pay) the required license fees during the license period :)t. the purpose of providing Cloud services to its end Customers. ... </w:t>
+      </w:r>
+    </w:p>
+    <w:p/>
+    <w:p>
+      <w:r>
+        <w:t xml:space="preserve">In the past, there have been numerous cases of violations where software that could only be used for the licensee's business process was used for customer services. </w:t>
+      </w:r>
+    </w:p>
+    <w:p>
+      <w:r>
+        <w:t xml:space="preserve">Conversely, in the third example sentence on this page, it is clearly written that use for third parties is allowed. </w:t>
+      </w:r>
+    </w:p>
+    <w:p>
+      <w:r>
+        <w:t>As explained in chapter 2 of this course, there have been numerous cases in the past where software was used for services for customers even though the license terms did not allow that, which created license violations. Be extremely careful of this.</w:t>
+      </w:r>
+    </w:p>
+    <w:p>
+      <w:pPr>
+        <w:pStyle w:val="Heading2"/>
+      </w:pPr>
+      <w:r>
+        <w:t xml:space="preserve">How to Read License </w:t>
+      </w:r>
+      <w:proofErr w:type="spellStart"/>
+      <w:r>
+        <w:t>Agreem</w:t>
+      </w:r>
+      <w:proofErr w:type="spellEnd"/>
+      <w:r>
+        <w:t xml:space="preserve"> Clauses of License to Focus On (4) </w:t>
+      </w:r>
+    </w:p>
+    <w:p/>
+    <w:p>
+      <w:r>
+        <w:t xml:space="preserve">Example sentence: When use by group companies is allowed </w:t>
+      </w:r>
+    </w:p>
+    <w:p>
+      <w:pPr>
+        <w:pStyle w:val="Heading4"/>
+      </w:pPr>
+      <w:r>
+        <w:t xml:space="preserve">Example of terms that permit use by group companies </w:t>
+      </w:r>
+    </w:p>
+    <w:p>
+      <w:r>
+        <w:t xml:space="preserve">...Subject to your compliance with this License Agreement, Licensor grants to you, a non-exclusive, non-transferable, non-sublicensable, revocable, limited right to use (and to allow your affiliates and </w:t>
+      </w:r>
+      <w:proofErr w:type="gramStart"/>
+      <w:r>
+        <w:t>third party</w:t>
+      </w:r>
+      <w:proofErr w:type="gramEnd"/>
+      <w:r>
+        <w:t xml:space="preserve"> contractors the right the Software... </w:t>
+      </w:r>
+    </w:p>
+    <w:p/>
+    <w:p>
+      <w:r>
+        <w:lastRenderedPageBreak/>
+        <w:t xml:space="preserve">Subsidiaries are separate legal entities, so unless there is this kind of description, the software cannot be used by them. </w:t>
+      </w:r>
+    </w:p>
+    <w:p>
+      <w:r>
+        <w:t xml:space="preserve">The next example sentence relates to expansion of the range of users. </w:t>
+      </w:r>
+    </w:p>
+    <w:p>
+      <w:r>
+        <w:t xml:space="preserve">In this example sentence, use by subsidiaries is permitted. Additionally, use by contractor companies is also permitted. </w:t>
+      </w:r>
+    </w:p>
+    <w:p>
+      <w:r>
+        <w:t xml:space="preserve">Subsidiaries are separate legal entities, so unless there is this kind of description, the software cannot be used by them. Please note once again that, even if there is no particular description, only the one legal entity who is the licensee can use the software. </w:t>
+      </w:r>
+    </w:p>
+    <w:p>
+      <w:r>
+        <w:t>You have reached the end of the chapter. Remember what you learned in this chapter, and as for the concrete "conduct" of following the rules for licenses, each and every one of you should make sure to actually read the license agreements and understand them.</w:t>
+      </w:r>
+    </w:p>
+    <w:p>
+      <w:pPr>
+        <w:pStyle w:val="Heading2"/>
+      </w:pPr>
+      <w:r>
+        <w:t xml:space="preserve">5. Conclusion </w:t>
+      </w:r>
+    </w:p>
+    <w:p>
+      <w:r>
+        <w:t>Chapter 5: Conclusion This chapter summarizes what you have learned in the course. In order to prevent license violations, we want everyone to be even more careful than before and take the appropriate actions.</w:t>
+      </w:r>
+    </w:p>
+    <w:p/>
+    <w:p>
+      <w:pPr>
+        <w:pStyle w:val="Heading2"/>
+      </w:pPr>
+      <w:r>
+        <w:t xml:space="preserve">The Necessary Mindset for the Prevention of License Violations </w:t>
+      </w:r>
+    </w:p>
+    <w:p/>
+    <w:p>
+      <w:r>
+        <w:t xml:space="preserve">Review of the appropriate mindset/conduct everyone should have  </w:t>
+      </w:r>
+    </w:p>
+    <w:p>
+      <w:r>
+        <w:t xml:space="preserve">• </w:t>
+      </w:r>
+    </w:p>
+    <w:p>
+      <w:pPr>
+        <w:pStyle w:val="Heading4"/>
+      </w:pPr>
+      <w:r>
+        <w:t xml:space="preserve">Awareness as a "related party" </w:t>
+      </w:r>
+    </w:p>
+    <w:p>
+      <w:r>
+        <w:t xml:space="preserve">- Think of prevention of license violations as your own responsibility - Be aware of the rules and their importance </w:t>
+      </w:r>
+    </w:p>
+    <w:p/>
+    <w:p>
+      <w:pPr>
+        <w:pStyle w:val="Heading4"/>
+      </w:pPr>
+      <w:r>
+        <w:t xml:space="preserve">Awareness of your "conduct" </w:t>
+      </w:r>
+    </w:p>
+    <w:p>
+      <w:r>
+        <w:t xml:space="preserve">- Be sure to actually read license agreements and understand them - Do not leave it up to other people </w:t>
+      </w:r>
+    </w:p>
+    <w:p/>
+    <w:p/>
+    <w:p>
+      <w:pPr>
+        <w:pStyle w:val="Heading4"/>
+      </w:pPr>
+      <w:r>
+        <w:t xml:space="preserve">Awareness of how to use your "insight" </w:t>
+      </w:r>
+    </w:p>
+    <w:p>
+      <w:r>
+        <w:t xml:space="preserve">- Consider things like "This may be a violation" or "This might be a problem" - Do not be overly optimistic </w:t>
+      </w:r>
+    </w:p>
+    <w:p>
+      <w:r>
+        <w:t xml:space="preserve">As someone who uses/suggests/buys/sells software, you need to think of it as your own responsibility to understand the importance of following the rules for license, transfer this into your actual conduct, and trust your insight to prevent violations!! </w:t>
+      </w:r>
+    </w:p>
+    <w:p>
+      <w:r>
+        <w:t xml:space="preserve">Through the explanations up until now, we think we have gotten you to understand the importance of license violation prevention, and how in order to prevent license violations, it is vitally important for everyone to have the appropriate mindset and conduct. </w:t>
+      </w:r>
+    </w:p>
+    <w:p>
+      <w:r>
+        <w:t xml:space="preserve">Those who use/suggest/buy/sell software need to see it as something that is your own responsibility, to understand the gravity of license violations, and to completely confirm the rules for use of software before any handling of it. </w:t>
+      </w:r>
+    </w:p>
+    <w:p>
+      <w:r>
+        <w:t xml:space="preserve">Now, we want to review once more the mindset/conduct for everyone to have for license violation prevention. These are the key points of this course, so let's confirm them one more time. </w:t>
+      </w:r>
+    </w:p>
+    <w:p>
+      <w:r>
+        <w:t>The first point is that it is important that you recognize the seriousness of the rules. This means that you must be aware of the existence of rules for the use of software and have a responsible mindset for following those rules.</w:t>
+      </w:r>
+    </w:p>
+    <w:p>
+      <w:r>
+        <w:lastRenderedPageBreak/>
+        <w:t xml:space="preserve">The second point is that it is important that you yourself have the conduct of reading and understanding the rules. This means that you, who uses/suggests/buys/sells software as part of your work, must read the documents where rules for use of software are written and take responsibility for understanding those rules. </w:t>
+      </w:r>
+    </w:p>
+    <w:p>
+      <w:r>
+        <w:t xml:space="preserve">The third point is that, because the rules for use of software include rules that require thorough attention, it is important to be aware of these risks and confirm the rules. We emphasize here that you cannot have the easy-going mindset that even if you do not read </w:t>
+      </w:r>
+      <w:proofErr w:type="gramStart"/>
+      <w:r>
+        <w:t>things</w:t>
+      </w:r>
+      <w:proofErr w:type="gramEnd"/>
+      <w:r>
+        <w:t xml:space="preserve"> it will probably be OK. You must first of all have the mindset that there is always a risk, and based on that, continuously confirm the rules.</w:t>
+      </w:r>
+    </w:p>
+    <w:p>
+      <w:pPr>
+        <w:pStyle w:val="Heading2"/>
+      </w:pPr>
+      <w:r>
+        <w:t xml:space="preserve">If You Realize, "Could This Be a Violation?" </w:t>
+      </w:r>
+    </w:p>
+    <w:p>
+      <w:r>
+        <w:t xml:space="preserve">• </w:t>
+      </w:r>
+    </w:p>
+    <w:p>
+      <w:r>
+        <w:t xml:space="preserve">Confirm again the rules for how to use the software </w:t>
+      </w:r>
+    </w:p>
+    <w:p>
+      <w:r>
+        <w:t xml:space="preserve">Read the rules and confirm them again </w:t>
+      </w:r>
+    </w:p>
+    <w:p/>
+    <w:p>
+      <w:r>
+        <w:t xml:space="preserve">Consultation </w:t>
+      </w:r>
+    </w:p>
+    <w:p>
+      <w:r>
+        <w:t xml:space="preserve">Consult with contacts (See next page for contacts) </w:t>
+      </w:r>
+    </w:p>
+    <w:p/>
+    <w:p>
+      <w:r>
+        <w:t xml:space="preserve">Consider whether to stop use </w:t>
+      </w:r>
+    </w:p>
+    <w:p>
+      <w:r>
+        <w:t xml:space="preserve">Until it is clear whether or not there has been a violation, consider whether you should temporarily stop use or uninstall the software </w:t>
+      </w:r>
+    </w:p>
+    <w:p>
+      <w:r>
+        <w:t xml:space="preserve">First, confirm the rules for how to use the software again in the documents for the agreement After that, ask for consultation if necessary </w:t>
+      </w:r>
+    </w:p>
+    <w:p>
+      <w:r>
+        <w:t xml:space="preserve">Next, we will explain the appropriate conduct in cases where during use of software, or after suggesting or selling software, you realize, "Could this be a violation?" </w:t>
+      </w:r>
+    </w:p>
+    <w:p>
+      <w:r>
+        <w:t xml:space="preserve">First, you must reconfirm the rules for how to use the software. Confirm the contractual documents once again. </w:t>
+      </w:r>
+    </w:p>
+    <w:p>
+      <w:r>
+        <w:t xml:space="preserve">Second, if even after confirming the contractual documents you still do not understand what to do and need to ask for consultation, consult with the department of expertise at Fujitsu. </w:t>
+      </w:r>
+    </w:p>
+    <w:p>
+      <w:r>
+        <w:t xml:space="preserve">Third, until you are able to identify whether or not it is a violation and confirm that there is no problem, consider whether you should temporarily stop use of the software or uninstall it. </w:t>
+      </w:r>
+    </w:p>
+    <w:p>
+      <w:r>
+        <w:t xml:space="preserve">If you realize, "Could this be a </w:t>
+      </w:r>
+      <w:proofErr w:type="gramStart"/>
+      <w:r>
+        <w:t>violation?,</w:t>
+      </w:r>
+      <w:proofErr w:type="gramEnd"/>
+      <w:r>
+        <w:t>" do not have the mindset that it is probably OK. You must stop what you are doing temporarily and take the conduct of confirming things.</w:t>
       </w:r>
     </w:p>
     <w:sectPr>
@@ -9781,6 +10444,27 @@
     <w:name w:val="Normal"/>
     <w:qFormat/>
   </w:style>
+  <w:style w:type="paragraph" w:styleId="Heading1">
+    <w:name w:val="heading 1"/>
+    <w:basedOn w:val="Normal"/>
+    <w:next w:val="Normal"/>
+    <w:link w:val="Heading1Char"/>
+    <w:uiPriority w:val="9"/>
+    <w:qFormat/>
+    <w:rsid w:val="00652A89"/>
+    <w:pPr>
+      <w:keepNext/>
+      <w:keepLines/>
+      <w:spacing w:before="240" w:after="0"/>
+      <w:outlineLvl w:val="0"/>
+    </w:pPr>
+    <w:rPr>
+      <w:rFonts w:asciiTheme="majorHAnsi" w:eastAsiaTheme="majorEastAsia" w:hAnsiTheme="majorHAnsi" w:cstheme="majorBidi"/>
+      <w:color w:val="2F5496" w:themeColor="accent1" w:themeShade="BF"/>
+      <w:sz w:val="32"/>
+      <w:szCs w:val="32"/>
+    </w:rPr>
+  </w:style>
   <w:style w:type="paragraph" w:styleId="Heading2">
     <w:name w:val="heading 2"/>
     <w:basedOn w:val="Normal"/>
@@ -10004,6 +10688,19 @@
         <w:insideV w:val="single" w:sz="4" w:space="0" w:color="auto"/>
       </w:tblBorders>
     </w:tblPr>
+  </w:style>
+  <w:style w:type="character" w:customStyle="1" w:styleId="Heading1Char">
+    <w:name w:val="Heading 1 Char"/>
+    <w:basedOn w:val="DefaultParagraphFont"/>
+    <w:link w:val="Heading1"/>
+    <w:uiPriority w:val="9"/>
+    <w:rsid w:val="00652A89"/>
+    <w:rPr>
+      <w:rFonts w:asciiTheme="majorHAnsi" w:eastAsiaTheme="majorEastAsia" w:hAnsiTheme="majorHAnsi" w:cstheme="majorBidi"/>
+      <w:color w:val="2F5496" w:themeColor="accent1" w:themeShade="BF"/>
+      <w:sz w:val="32"/>
+      <w:szCs w:val="32"/>
+    </w:rPr>
   </w:style>
 </w:styles>
 </file>
